--- a/docs/P3Tarea1.docx
+++ b/docs/P3Tarea1.docx
@@ -6950,6 +6950,29 @@
       </w:r>
     </w:p>
     <w:p>
+      <w:r>
+        <w:rPr>
+          <w:b/>
+          <w:bCs/>
+        </w:rPr>
+        <w:t>Enlace GitHub:</w:t>
+      </w:r>
+      <w:r>
+        <w:br/>
+      </w:r>
+      <w:hyperlink r:id="rId7" w:history="1">
+        <w:r>
+          <w:rPr>
+            <w:rStyle w:val="Hipervnculo"/>
+          </w:rPr>
+          <w:t>https://github.com/Axel180506/AxelMolina-Landing.git</w:t>
+        </w:r>
+      </w:hyperlink>
+      <w:r>
+        <w:t xml:space="preserve"> </w:t>
+      </w:r>
+    </w:p>
+    <w:p>
       <w:pPr>
         <w:pStyle w:val="Ttulo1"/>
         <w:rPr>
@@ -6964,7 +6987,39 @@
     </w:p>
     <w:p>
       <w:r>
-        <w:t>El objetivo fue crear una landing page responsive para EcuCloud usando HTML semántico, Bootstrap 5 y CSS externo, para comunicar su propuesta de valor y facilitar cotizaciones, aplicando mobile first para que se vea bien en todos los dispositivos.</w:t>
+        <w:t xml:space="preserve">El objetivo fue crear una </w:t>
+      </w:r>
+      <w:proofErr w:type="spellStart"/>
+      <w:r>
+        <w:t>landing</w:t>
+      </w:r>
+      <w:proofErr w:type="spellEnd"/>
+      <w:r>
+        <w:t xml:space="preserve"> page responsive para </w:t>
+      </w:r>
+      <w:proofErr w:type="spellStart"/>
+      <w:r>
+        <w:t>EcuCloud</w:t>
+      </w:r>
+      <w:proofErr w:type="spellEnd"/>
+      <w:r>
+        <w:t xml:space="preserve"> usando HTML semántico, Bootstrap 5 y CSS externo, para comunicar su propuesta de valor y facilitar cotizaciones, aplicando </w:t>
+      </w:r>
+      <w:proofErr w:type="spellStart"/>
+      <w:r>
+        <w:t>mobile</w:t>
+      </w:r>
+      <w:proofErr w:type="spellEnd"/>
+      <w:r>
+        <w:t xml:space="preserve"> </w:t>
+      </w:r>
+      <w:proofErr w:type="spellStart"/>
+      <w:r>
+        <w:t>first</w:t>
+      </w:r>
+      <w:proofErr w:type="spellEnd"/>
+      <w:r>
+        <w:t xml:space="preserve"> para que se vea bien en todos los dispositivos.</w:t>
       </w:r>
     </w:p>
     <w:p>
@@ -6991,9 +7046,11 @@
       <w:bookmarkEnd w:id="7"/>
     </w:p>
     <w:p>
+      <w:proofErr w:type="spellStart"/>
       <w:r>
         <w:t>EcuCloud</w:t>
       </w:r>
+      <w:proofErr w:type="spellEnd"/>
       <w:r>
         <w:t>.</w:t>
       </w:r>
@@ -7009,11 +7066,24 @@
       <w:bookmarkEnd w:id="8"/>
     </w:p>
     <w:p>
-      <w:r>
-        <w:t xml:space="preserve">EcuCloud </w:t>
-      </w:r>
-      <w:r>
-        <w:t>es una empresa especializada en el diseño y gestión de centros de datos y servicios cloud empresariales. Ofrece soluciones de alojamiento en la nube, servidores dedicados, respaldo automatizado y seguridad de la información.</w:t>
+      <w:proofErr w:type="spellStart"/>
+      <w:r>
+        <w:t>EcuCloud</w:t>
+      </w:r>
+      <w:proofErr w:type="spellEnd"/>
+      <w:r>
+        <w:t xml:space="preserve"> </w:t>
+      </w:r>
+      <w:r>
+        <w:t xml:space="preserve">es una empresa especializada en el diseño y gestión de centros de datos y servicios </w:t>
+      </w:r>
+      <w:proofErr w:type="spellStart"/>
+      <w:r>
+        <w:t>cloud</w:t>
+      </w:r>
+      <w:proofErr w:type="spellEnd"/>
+      <w:r>
+        <w:t xml:space="preserve"> empresariales. Ofrece soluciones de alojamiento en la nube, servidores dedicados, respaldo automatizado y seguridad de la información.</w:t>
       </w:r>
     </w:p>
     <w:p>
@@ -7038,13 +7108,29 @@
       <w:bookmarkStart w:id="10" w:name="_Toc234160580"/>
       <w:r>
         <w:lastRenderedPageBreak/>
-        <w:t>2.4 Necesidad de la landing page</w:t>
+        <w:t xml:space="preserve">2.4 Necesidad de la </w:t>
+      </w:r>
+      <w:proofErr w:type="spellStart"/>
+      <w:r>
+        <w:t>landing</w:t>
+      </w:r>
+      <w:proofErr w:type="spellEnd"/>
+      <w:r>
+        <w:t xml:space="preserve"> page</w:t>
       </w:r>
       <w:bookmarkEnd w:id="10"/>
     </w:p>
     <w:p>
       <w:r>
-        <w:t>La empresa necesita una landing page que presente su marca de forma profesional, comunique claramente sus servicios y propuesta de valor, y genere confianza en los potenciales clientes.</w:t>
+        <w:t xml:space="preserve">La empresa necesita una </w:t>
+      </w:r>
+      <w:proofErr w:type="spellStart"/>
+      <w:r>
+        <w:t>landing</w:t>
+      </w:r>
+      <w:proofErr w:type="spellEnd"/>
+      <w:r>
+        <w:t xml:space="preserve"> page que presente su marca de forma profesional, comunique claramente sus servicios y propuesta de valor, y genere confianza en los potenciales clientes.</w:t>
       </w:r>
     </w:p>
     <w:p>
@@ -7058,8 +7144,13 @@
       <w:bookmarkEnd w:id="11"/>
     </w:p>
     <w:p>
-      <w:r>
-        <w:t>EcuCloud transmite disponibilidad garantizada, seguridad de la información y soporte especializado como los pilares que permiten que la operación de sus clientes empresariales no se detenga.</w:t>
+      <w:proofErr w:type="spellStart"/>
+      <w:r>
+        <w:t>EcuCloud</w:t>
+      </w:r>
+      <w:proofErr w:type="spellEnd"/>
+      <w:r>
+        <w:t xml:space="preserve"> transmite disponibilidad garantizada, seguridad de la información y soporte especializado como los pilares que permiten que la operación de sus clientes empresariales no se detenga.</w:t>
       </w:r>
     </w:p>
     <w:p>
@@ -7259,7 +7350,23 @@
         </w:rPr>
       </w:pPr>
       <w:r>
-        <w:t>Segoe UI como fuente principal del sistema, con Roboto y Helvetica Neue como alternativas de respaldo, aplicada tanto a títulos como a texto de párrafo.</w:t>
+        <w:t xml:space="preserve">Segoe UI como fuente principal del sistema, con </w:t>
+      </w:r>
+      <w:proofErr w:type="spellStart"/>
+      <w:r>
+        <w:t>Roboto</w:t>
+      </w:r>
+      <w:proofErr w:type="spellEnd"/>
+      <w:r>
+        <w:t xml:space="preserve"> y </w:t>
+      </w:r>
+      <w:proofErr w:type="spellStart"/>
+      <w:r>
+        <w:t>Helvetica</w:t>
+      </w:r>
+      <w:proofErr w:type="spellEnd"/>
+      <w:r>
+        <w:t xml:space="preserve"> Neue como alternativas de respaldo, aplicada tanto a títulos como a texto de párrafo.</w:t>
       </w:r>
     </w:p>
     <w:p>
@@ -7280,7 +7387,15 @@
         </w:rPr>
       </w:pPr>
       <w:r>
-        <w:t>La iconografía utiliza Bootstrap Icons con piezas relacionadas al tema: servidor, nube, base de datos, escudo y red.</w:t>
+        <w:t xml:space="preserve">La iconografía utiliza Bootstrap </w:t>
+      </w:r>
+      <w:proofErr w:type="spellStart"/>
+      <w:r>
+        <w:t>Icons</w:t>
+      </w:r>
+      <w:proofErr w:type="spellEnd"/>
+      <w:r>
+        <w:t xml:space="preserve"> con piezas relacionadas al tema: servidor, nube, base de datos, escudo y red.</w:t>
       </w:r>
       <w:r>
         <w:t xml:space="preserve"> </w:t>
@@ -7350,8 +7465,37 @@
     </w:p>
     <w:p>
       <w:r>
-        <w:t>Diseño mobile first con puntos de ruptura en 768 px y 992 px</w:t>
-      </w:r>
+        <w:t xml:space="preserve">Diseño </w:t>
+      </w:r>
+      <w:proofErr w:type="spellStart"/>
+      <w:r>
+        <w:t>mobile</w:t>
+      </w:r>
+      <w:proofErr w:type="spellEnd"/>
+      <w:r>
+        <w:t xml:space="preserve"> </w:t>
+      </w:r>
+      <w:proofErr w:type="spellStart"/>
+      <w:r>
+        <w:t>first</w:t>
+      </w:r>
+      <w:proofErr w:type="spellEnd"/>
+      <w:r>
+        <w:t xml:space="preserve"> con puntos de ruptura en 768 </w:t>
+      </w:r>
+      <w:proofErr w:type="spellStart"/>
+      <w:r>
+        <w:t>px</w:t>
+      </w:r>
+      <w:proofErr w:type="spellEnd"/>
+      <w:r>
+        <w:t xml:space="preserve"> y 992 </w:t>
+      </w:r>
+      <w:proofErr w:type="spellStart"/>
+      <w:r>
+        <w:t>px</w:t>
+      </w:r>
+      <w:proofErr w:type="spellEnd"/>
       <w:r>
         <w:t>,</w:t>
       </w:r>
@@ -7369,9 +7513,14 @@
       <w:bookmarkStart w:id="21" w:name="_Toc234160591"/>
       <w:r>
         <w:lastRenderedPageBreak/>
-        <w:t>4. Boceto o Wireframe</w:t>
+        <w:t xml:space="preserve">4. Boceto o </w:t>
+      </w:r>
+      <w:proofErr w:type="spellStart"/>
+      <w:r>
+        <w:t>Wireframe</w:t>
       </w:r>
       <w:bookmarkEnd w:id="21"/>
+      <w:proofErr w:type="spellEnd"/>
     </w:p>
     <w:p>
       <w:pPr>
@@ -7396,7 +7545,51 @@
           <w:sz w:val="22"/>
           <w:szCs w:val="22"/>
         </w:rPr>
-        <w:t>Antes de empezar a programar, hice un boceto de baja fidelidad para definir cómo iban a ir distribuidas todas las secciones que pedía la página: el encabezado, el hero, la presentación, los servicios, los planes, los indicadores, los testimonios, el formulario y el pie de página. El wireframe lo hice digital y respeté el orden narrativo que debía llevar la página, para guiar al usuario desde que conoce la propuesta de valor hasta que llega a la acción de contacto.</w:t>
+        <w:t xml:space="preserve">Antes de empezar a programar, hice un boceto de baja fidelidad para definir cómo iban a ir distribuidas todas las secciones que pedía la página: el encabezado, el </w:t>
+      </w:r>
+      <w:proofErr w:type="spellStart"/>
+      <w:r>
+        <w:rPr>
+          <w:i w:val="0"/>
+          <w:iCs w:val="0"/>
+          <w:color w:val="auto"/>
+          <w:sz w:val="22"/>
+          <w:szCs w:val="22"/>
+        </w:rPr>
+        <w:t>hero</w:t>
+      </w:r>
+      <w:proofErr w:type="spellEnd"/>
+      <w:r>
+        <w:rPr>
+          <w:i w:val="0"/>
+          <w:iCs w:val="0"/>
+          <w:color w:val="auto"/>
+          <w:sz w:val="22"/>
+          <w:szCs w:val="22"/>
+        </w:rPr>
+        <w:t xml:space="preserve">, la presentación, los servicios, los planes, los indicadores, los testimonios, el formulario y el pie de página. El </w:t>
+      </w:r>
+      <w:proofErr w:type="spellStart"/>
+      <w:r>
+        <w:rPr>
+          <w:i w:val="0"/>
+          <w:iCs w:val="0"/>
+          <w:color w:val="auto"/>
+          <w:sz w:val="22"/>
+          <w:szCs w:val="22"/>
+        </w:rPr>
+        <w:t>wireframe</w:t>
+      </w:r>
+      <w:proofErr w:type="spellEnd"/>
+      <w:r>
+        <w:rPr>
+          <w:i w:val="0"/>
+          <w:iCs w:val="0"/>
+          <w:color w:val="auto"/>
+          <w:sz w:val="22"/>
+          <w:szCs w:val="22"/>
+        </w:rPr>
+        <w:t xml:space="preserve"> lo hice digital y respeté el orden narrativo que debía llevar la página, para guiar al usuario desde que conoce la propuesta de valor hasta que llega a la acción de contacto.</w:t>
       </w:r>
     </w:p>
     <w:p>
@@ -7428,12 +7621,30 @@
       <w:r>
         <w:t xml:space="preserve"> - </w:t>
       </w:r>
-      <w:r>
-        <w:t>Wireframe de la landing page EcuCloud</w:t>
+      <w:proofErr w:type="spellStart"/>
+      <w:r>
+        <w:t>Wireframe</w:t>
+      </w:r>
+      <w:proofErr w:type="spellEnd"/>
+      <w:r>
+        <w:t xml:space="preserve"> de la </w:t>
+      </w:r>
+      <w:proofErr w:type="spellStart"/>
+      <w:r>
+        <w:t>landing</w:t>
+      </w:r>
+      <w:proofErr w:type="spellEnd"/>
+      <w:r>
+        <w:t xml:space="preserve"> page </w:t>
+      </w:r>
+      <w:proofErr w:type="spellStart"/>
+      <w:r>
+        <w:t>EcuCloud</w:t>
       </w:r>
       <w:bookmarkEnd w:id="22"/>
       <w:bookmarkEnd w:id="23"/>
       <w:bookmarkEnd w:id="24"/>
+      <w:proofErr w:type="spellEnd"/>
     </w:p>
     <w:p>
       <w:pPr>
@@ -7471,7 +7682,7 @@
                     </pic:cNvPicPr>
                   </pic:nvPicPr>
                   <pic:blipFill>
-                    <a:blip r:embed="rId7">
+                    <a:blip r:embed="rId8">
                       <a:extLst>
                         <a:ext uri="{28A0092B-C50C-407E-A947-70E740481C1C}">
                           <a14:useLocalDpi xmlns:a14="http://schemas.microsoft.com/office/drawing/2010/main" val="0"/>
@@ -7526,7 +7737,31 @@
         <w:t xml:space="preserve"> </w:t>
       </w:r>
       <w:r>
-        <w:t>Esta imagen muestra el wireframe que usé para planificar la landing page de EcuCloud, con la distribución de los elementos en tres tamaños de pantalla: móvil de 375 píxeles, tableta de 768 y escritorio de 1366.</w:t>
+        <w:t xml:space="preserve">Esta imagen muestra el </w:t>
+      </w:r>
+      <w:proofErr w:type="spellStart"/>
+      <w:r>
+        <w:t>wireframe</w:t>
+      </w:r>
+      <w:proofErr w:type="spellEnd"/>
+      <w:r>
+        <w:t xml:space="preserve"> que usé para planificar la </w:t>
+      </w:r>
+      <w:proofErr w:type="spellStart"/>
+      <w:r>
+        <w:t>landing</w:t>
+      </w:r>
+      <w:proofErr w:type="spellEnd"/>
+      <w:r>
+        <w:t xml:space="preserve"> page de </w:t>
+      </w:r>
+      <w:proofErr w:type="spellStart"/>
+      <w:r>
+        <w:t>EcuCloud</w:t>
+      </w:r>
+      <w:proofErr w:type="spellEnd"/>
+      <w:r>
+        <w:t>, con la distribución de los elementos en tres tamaños de pantalla: móvil de 375 píxeles, tableta de 768 y escritorio de 1366.</w:t>
       </w:r>
     </w:p>
     <w:p>
@@ -7867,8 +8102,19 @@
                 <w:szCs w:val="19"/>
                 <w:lang w:eastAsia="es-EC"/>
               </w:rPr>
-              <w:t>Encabezados, botones, textos destacados y footer</w:t>
-            </w:r>
+              <w:t xml:space="preserve">Encabezados, botones, textos destacados y </w:t>
+            </w:r>
+            <w:proofErr w:type="spellStart"/>
+            <w:r>
+              <w:rPr>
+                <w:rFonts w:ascii="Calibri" w:eastAsia="Calibri" w:hAnsi="Calibri" w:cs="Calibri"/>
+                <w:sz w:val="19"/>
+                <w:szCs w:val="19"/>
+                <w:lang w:eastAsia="es-EC"/>
+              </w:rPr>
+              <w:t>footer</w:t>
+            </w:r>
+            <w:proofErr w:type="spellEnd"/>
           </w:p>
         </w:tc>
       </w:tr>
@@ -7988,8 +8234,19 @@
                 <w:szCs w:val="19"/>
                 <w:lang w:eastAsia="es-EC"/>
               </w:rPr>
-              <w:t>Fondos de sección y degradado del hero</w:t>
-            </w:r>
+              <w:t xml:space="preserve">Fondos de sección y degradado del </w:t>
+            </w:r>
+            <w:proofErr w:type="spellStart"/>
+            <w:r>
+              <w:rPr>
+                <w:rFonts w:ascii="Calibri" w:eastAsia="Calibri" w:hAnsi="Calibri" w:cs="Calibri"/>
+                <w:sz w:val="19"/>
+                <w:szCs w:val="19"/>
+                <w:lang w:eastAsia="es-EC"/>
+              </w:rPr>
+              <w:t>hero</w:t>
+            </w:r>
+            <w:proofErr w:type="spellEnd"/>
           </w:p>
         </w:tc>
       </w:tr>
@@ -8247,7 +8504,15 @@
     </w:p>
     <w:p>
       <w:r>
-        <w:t>Adicionalmente se definieron colores derivados para garantizar contraste y accesibilidad: un tono principal oscuro (#30424F) para estados hover, un tono principal suave (#6C8598), un color de texto principal (#263340) y un color de texto claro (#5B6B77) para párrafos secundarios.</w:t>
+        <w:t xml:space="preserve">Adicionalmente se definieron colores derivados para garantizar contraste y accesibilidad: un tono principal oscuro (#30424F) para estados </w:t>
+      </w:r>
+      <w:proofErr w:type="spellStart"/>
+      <w:r>
+        <w:t>hover</w:t>
+      </w:r>
+      <w:proofErr w:type="spellEnd"/>
+      <w:r>
+        <w:t>, un tono principal suave (#6C8598), un color de texto principal (#263340) y un color de texto claro (#5B6B77) para párrafos secundarios.</w:t>
       </w:r>
     </w:p>
     <w:p>
@@ -8267,12 +8532,52 @@
     </w:p>
     <w:p>
       <w:r>
-        <w:t>Una variable en CSS es como un valor que guardas con un nombre y lo reutilizás donde quieras. Se declaran con dos guiones antes del nombre, como --color-principal, y se usan con var(--color-principal). La gente las suele poner dentro de :root para que estén disponibles en toda la página.</w:t>
-      </w:r>
-    </w:p>
-    <w:p>
-      <w:r>
-        <w:t>Sirven para no estar repitiendo los mismos valores una y otra vez. Si querés cambiar el color principal, solo modificás la variable una vez y se actualiza automáticamente en todos lados. Eso hace que el código sea más limpio y fácil de mantener.</w:t>
+        <w:t xml:space="preserve">Una variable en CSS es como un valor que guardas con un nombre y lo </w:t>
+      </w:r>
+      <w:proofErr w:type="spellStart"/>
+      <w:r>
+        <w:t>reutilizás</w:t>
+      </w:r>
+      <w:proofErr w:type="spellEnd"/>
+      <w:r>
+        <w:t xml:space="preserve"> donde quieras. Se declaran con dos guiones antes del nombre, como --color-principal, y se usan con </w:t>
+      </w:r>
+      <w:proofErr w:type="spellStart"/>
+      <w:r>
+        <w:t>var</w:t>
+      </w:r>
+      <w:proofErr w:type="spellEnd"/>
+      <w:r>
+        <w:t>(--color-principal). La gente las suele poner dentro de :</w:t>
+      </w:r>
+      <w:proofErr w:type="spellStart"/>
+      <w:r>
+        <w:t>root</w:t>
+      </w:r>
+      <w:proofErr w:type="spellEnd"/>
+      <w:r>
+        <w:t xml:space="preserve"> para que estén disponibles en toda la página.</w:t>
+      </w:r>
+    </w:p>
+    <w:p>
+      <w:r>
+        <w:t xml:space="preserve">Sirven para no estar repitiendo los mismos valores una y otra vez. Si </w:t>
+      </w:r>
+      <w:proofErr w:type="spellStart"/>
+      <w:r>
+        <w:t>querés</w:t>
+      </w:r>
+      <w:proofErr w:type="spellEnd"/>
+      <w:r>
+        <w:t xml:space="preserve"> cambiar el color principal, solo </w:t>
+      </w:r>
+      <w:proofErr w:type="spellStart"/>
+      <w:r>
+        <w:t>modificás</w:t>
+      </w:r>
+      <w:proofErr w:type="spellEnd"/>
+      <w:r>
+        <w:t xml:space="preserve"> la variable una vez y se actualiza automáticamente en todos lados. Eso hace que el código sea más limpio y fácil de mantener.</w:t>
       </w:r>
     </w:p>
     <w:p>
@@ -8286,7 +8591,15 @@
     </w:p>
     <w:p>
       <w:r>
-        <w:t>En este proyecto las usé para los colores, tipografías, espaciados y sombras. Todo lo definí en el archivo variables.css y después las llamaba con var() en los otros archivos, como en los botones o en las secciones.</w:t>
+        <w:t xml:space="preserve">En este proyecto las usé para los colores, tipografías, espaciados y sombras. Todo lo definí en el archivo variables.css y después las llamaba con </w:t>
+      </w:r>
+      <w:proofErr w:type="spellStart"/>
+      <w:r>
+        <w:t>var</w:t>
+      </w:r>
+      <w:proofErr w:type="spellEnd"/>
+      <w:r>
+        <w:t>() en los otros archivos, como en los botones o en las secciones.</w:t>
       </w:r>
     </w:p>
     <w:p>
@@ -8311,7 +8624,31 @@
     </w:p>
     <w:p>
       <w:r>
-        <w:t>En el archivo variables.css definí una pila con Segoe UI, Roboto, Helvetica Neue y sans-serif, tanto para títulos como para texto normal. Así la página carga más rápido y los textos igual se ven bien en cualquier dispositivo.</w:t>
+        <w:t xml:space="preserve">En el archivo variables.css definí una pila con Segoe UI, </w:t>
+      </w:r>
+      <w:proofErr w:type="spellStart"/>
+      <w:r>
+        <w:t>Roboto</w:t>
+      </w:r>
+      <w:proofErr w:type="spellEnd"/>
+      <w:r>
+        <w:t xml:space="preserve">, </w:t>
+      </w:r>
+      <w:proofErr w:type="spellStart"/>
+      <w:r>
+        <w:t>Helvetica</w:t>
+      </w:r>
+      <w:proofErr w:type="spellEnd"/>
+      <w:r>
+        <w:t xml:space="preserve"> Neue y </w:t>
+      </w:r>
+      <w:proofErr w:type="spellStart"/>
+      <w:r>
+        <w:t>sans-serif</w:t>
+      </w:r>
+      <w:proofErr w:type="spellEnd"/>
+      <w:r>
+        <w:t>, tanto para títulos como para texto normal. Así la página carga más rápido y los textos igual se ven bien en cualquier dispositivo.</w:t>
       </w:r>
     </w:p>
     <w:p>
@@ -8332,7 +8669,47 @@
         </w:numPr>
       </w:pPr>
       <w:r>
-        <w:t>H1: 32 px en móvil, 42 px en tableta (≥768 px) y 50 px en escritorio (≥992 px).</w:t>
+        <w:t xml:space="preserve">H1: 32 </w:t>
+      </w:r>
+      <w:proofErr w:type="spellStart"/>
+      <w:r>
+        <w:t>px</w:t>
+      </w:r>
+      <w:proofErr w:type="spellEnd"/>
+      <w:r>
+        <w:t xml:space="preserve"> en móvil, 42 </w:t>
+      </w:r>
+      <w:proofErr w:type="spellStart"/>
+      <w:r>
+        <w:t>px</w:t>
+      </w:r>
+      <w:proofErr w:type="spellEnd"/>
+      <w:r>
+        <w:t xml:space="preserve"> en tableta (≥768 </w:t>
+      </w:r>
+      <w:proofErr w:type="spellStart"/>
+      <w:r>
+        <w:t>px</w:t>
+      </w:r>
+      <w:proofErr w:type="spellEnd"/>
+      <w:r>
+        <w:t xml:space="preserve">) y 50 </w:t>
+      </w:r>
+      <w:proofErr w:type="spellStart"/>
+      <w:r>
+        <w:t>px</w:t>
+      </w:r>
+      <w:proofErr w:type="spellEnd"/>
+      <w:r>
+        <w:t xml:space="preserve"> en escritorio (≥992 </w:t>
+      </w:r>
+      <w:proofErr w:type="spellStart"/>
+      <w:r>
+        <w:t>px</w:t>
+      </w:r>
+      <w:proofErr w:type="spellEnd"/>
+      <w:r>
+        <w:t>).</w:t>
       </w:r>
     </w:p>
     <w:p>
@@ -8343,7 +8720,23 @@
         </w:numPr>
       </w:pPr>
       <w:r>
-        <w:t>H2: 26 px en móvil y 32 px en tableta y escritorio.</w:t>
+        <w:t xml:space="preserve">H2: 26 </w:t>
+      </w:r>
+      <w:proofErr w:type="spellStart"/>
+      <w:r>
+        <w:t>px</w:t>
+      </w:r>
+      <w:proofErr w:type="spellEnd"/>
+      <w:r>
+        <w:t xml:space="preserve"> en móvil y 32 </w:t>
+      </w:r>
+      <w:proofErr w:type="spellStart"/>
+      <w:r>
+        <w:t>px</w:t>
+      </w:r>
+      <w:proofErr w:type="spellEnd"/>
+      <w:r>
+        <w:t xml:space="preserve"> en tableta y escritorio.</w:t>
       </w:r>
     </w:p>
     <w:p>
@@ -8354,7 +8747,15 @@
         </w:numPr>
       </w:pPr>
       <w:r>
-        <w:t>H3: 19 px en todos los tamaños.</w:t>
+        <w:t xml:space="preserve">H3: 19 </w:t>
+      </w:r>
+      <w:proofErr w:type="spellStart"/>
+      <w:r>
+        <w:t>px</w:t>
+      </w:r>
+      <w:proofErr w:type="spellEnd"/>
+      <w:r>
+        <w:t xml:space="preserve"> en todos los tamaños.</w:t>
       </w:r>
     </w:p>
     <w:p>
@@ -8408,7 +8809,23 @@
     <w:p>
       <w:bookmarkStart w:id="32" w:name="_Hlk234148943"/>
       <w:r>
-        <w:t>Bootstrap Icons (bi), cargada mediante CDN en el head del documento.</w:t>
+        <w:t xml:space="preserve">Bootstrap </w:t>
+      </w:r>
+      <w:proofErr w:type="spellStart"/>
+      <w:r>
+        <w:t>Icons</w:t>
+      </w:r>
+      <w:proofErr w:type="spellEnd"/>
+      <w:r>
+        <w:t xml:space="preserve"> (</w:t>
+      </w:r>
+      <w:proofErr w:type="spellStart"/>
+      <w:r>
+        <w:t>bi</w:t>
+      </w:r>
+      <w:proofErr w:type="spellEnd"/>
+      <w:r>
+        <w:t>), cargada mediante CDN en el head del documento.</w:t>
       </w:r>
     </w:p>
     <w:p>
@@ -8430,7 +8847,23 @@
     </w:p>
     <w:p>
       <w:r>
-        <w:t>Se eligió Bootstrap Icons por su integración nativa con el framework Bootstrap, su amplio catálogo de íconos relacionados con tecnología y su carga ligera basada en fuente de íconos.</w:t>
+        <w:t xml:space="preserve">Se eligió Bootstrap </w:t>
+      </w:r>
+      <w:proofErr w:type="spellStart"/>
+      <w:r>
+        <w:t>Icons</w:t>
+      </w:r>
+      <w:proofErr w:type="spellEnd"/>
+      <w:r>
+        <w:t xml:space="preserve"> por su integración nativa con el </w:t>
+      </w:r>
+      <w:proofErr w:type="spellStart"/>
+      <w:r>
+        <w:t>framework</w:t>
+      </w:r>
+      <w:proofErr w:type="spellEnd"/>
+      <w:r>
+        <w:t xml:space="preserve"> Bootstrap, su amplio catálogo de íconos relacionados con tecnología y su carga ligera basada en fuente de íconos.</w:t>
       </w:r>
     </w:p>
     <w:p>
@@ -8629,6 +9062,7 @@
                 <w:lang w:eastAsia="es-EC"/>
               </w:rPr>
             </w:pPr>
+            <w:proofErr w:type="spellStart"/>
             <w:r>
               <w:rPr>
                 <w:rFonts w:eastAsia="Times New Roman" w:cstheme="minorHAnsi"/>
@@ -8636,6 +9070,7 @@
               </w:rPr>
               <w:t>bi-cloud-arrow-up</w:t>
             </w:r>
+            <w:proofErr w:type="spellEnd"/>
           </w:p>
         </w:tc>
         <w:tc>
@@ -8700,6 +9135,7 @@
                 <w:lang w:eastAsia="es-EC"/>
               </w:rPr>
             </w:pPr>
+            <w:proofErr w:type="spellStart"/>
             <w:r>
               <w:rPr>
                 <w:rFonts w:eastAsia="Times New Roman" w:cstheme="minorHAnsi"/>
@@ -8707,6 +9143,7 @@
               </w:rPr>
               <w:t>bi-server</w:t>
             </w:r>
+            <w:proofErr w:type="spellEnd"/>
           </w:p>
         </w:tc>
         <w:tc>
@@ -8771,6 +9208,7 @@
                 <w:lang w:eastAsia="es-EC"/>
               </w:rPr>
             </w:pPr>
+            <w:proofErr w:type="spellStart"/>
             <w:r>
               <w:rPr>
                 <w:rFonts w:eastAsia="Times New Roman" w:cstheme="minorHAnsi"/>
@@ -8778,6 +9216,7 @@
               </w:rPr>
               <w:t>bi-database-check</w:t>
             </w:r>
+            <w:proofErr w:type="spellEnd"/>
           </w:p>
         </w:tc>
         <w:tc>
@@ -8842,6 +9281,7 @@
                 <w:lang w:eastAsia="es-EC"/>
               </w:rPr>
             </w:pPr>
+            <w:proofErr w:type="spellStart"/>
             <w:r>
               <w:rPr>
                 <w:rFonts w:eastAsia="Times New Roman" w:cstheme="minorHAnsi"/>
@@ -8849,6 +9289,7 @@
               </w:rPr>
               <w:t>bi-shield-lock</w:t>
             </w:r>
+            <w:proofErr w:type="spellEnd"/>
           </w:p>
         </w:tc>
         <w:tc>
@@ -8907,6 +9348,7 @@
           <w:lang w:eastAsia="es-EC"/>
         </w:rPr>
       </w:pPr>
+      <w:proofErr w:type="spellStart"/>
       <w:r>
         <w:rPr>
           <w:rFonts w:ascii="Consolas" w:eastAsia="Times New Roman" w:hAnsi="Consolas" w:cs="Times New Roman"/>
@@ -8917,6 +9359,7 @@
         </w:rPr>
         <w:t>AxelMolina-Landing</w:t>
       </w:r>
+      <w:proofErr w:type="spellEnd"/>
     </w:p>
     <w:p>
       <w:pPr>
@@ -8938,13 +9381,10 @@
           <w:szCs w:val="21"/>
           <w:lang w:eastAsia="es-EC"/>
         </w:rPr>
-        <w:t>├─ css</w:t>
-      </w:r>
-    </w:p>
-    <w:p>
-      <w:pPr>
-        <w:shd w:val="clear" w:color="auto" w:fill="FFFFFF"/>
-        <w:spacing w:after="0" w:line="285" w:lineRule="atLeast"/>
+        <w:t xml:space="preserve">├─ </w:t>
+      </w:r>
+      <w:proofErr w:type="spellStart"/>
+      <w:r>
         <w:rPr>
           <w:rFonts w:ascii="Consolas" w:eastAsia="Times New Roman" w:hAnsi="Consolas" w:cs="Times New Roman"/>
           <w:color w:val="202020"/>
@@ -8952,9 +9392,14 @@
           <w:szCs w:val="21"/>
           <w:lang w:eastAsia="es-EC"/>
         </w:rPr>
-      </w:pPr>
-      <w:proofErr w:type="gramStart"/>
-      <w:r>
+        <w:t>css</w:t>
+      </w:r>
+      <w:proofErr w:type="spellEnd"/>
+    </w:p>
+    <w:p>
+      <w:pPr>
+        <w:shd w:val="clear" w:color="auto" w:fill="FFFFFF"/>
+        <w:spacing w:after="0" w:line="285" w:lineRule="atLeast"/>
         <w:rPr>
           <w:rFonts w:ascii="Consolas" w:eastAsia="Times New Roman" w:hAnsi="Consolas" w:cs="Times New Roman"/>
           <w:color w:val="202020"/>
@@ -8962,9 +9407,8 @@
           <w:szCs w:val="21"/>
           <w:lang w:eastAsia="es-EC"/>
         </w:rPr>
-        <w:t>│  ├</w:t>
-      </w:r>
-      <w:proofErr w:type="gramEnd"/>
+      </w:pPr>
+      <w:proofErr w:type="gramStart"/>
       <w:r>
         <w:rPr>
           <w:rFonts w:ascii="Consolas" w:eastAsia="Times New Roman" w:hAnsi="Consolas" w:cs="Times New Roman"/>
@@ -8973,13 +9417,10 @@
           <w:szCs w:val="21"/>
           <w:lang w:eastAsia="es-EC"/>
         </w:rPr>
-        <w:t>─ componentes.css</w:t>
-      </w:r>
-    </w:p>
-    <w:p>
-      <w:pPr>
-        <w:shd w:val="clear" w:color="auto" w:fill="FFFFFF"/>
-        <w:spacing w:after="0" w:line="285" w:lineRule="atLeast"/>
+        <w:t>│  ├</w:t>
+      </w:r>
+      <w:proofErr w:type="gramEnd"/>
+      <w:r>
         <w:rPr>
           <w:rFonts w:ascii="Consolas" w:eastAsia="Times New Roman" w:hAnsi="Consolas" w:cs="Times New Roman"/>
           <w:color w:val="202020"/>
@@ -8987,9 +9428,13 @@
           <w:szCs w:val="21"/>
           <w:lang w:eastAsia="es-EC"/>
         </w:rPr>
-      </w:pPr>
-      <w:proofErr w:type="gramStart"/>
-      <w:r>
+        <w:t>─ componentes.css</w:t>
+      </w:r>
+    </w:p>
+    <w:p>
+      <w:pPr>
+        <w:shd w:val="clear" w:color="auto" w:fill="FFFFFF"/>
+        <w:spacing w:after="0" w:line="285" w:lineRule="atLeast"/>
         <w:rPr>
           <w:rFonts w:ascii="Consolas" w:eastAsia="Times New Roman" w:hAnsi="Consolas" w:cs="Times New Roman"/>
           <w:color w:val="202020"/>
@@ -8997,9 +9442,8 @@
           <w:szCs w:val="21"/>
           <w:lang w:eastAsia="es-EC"/>
         </w:rPr>
-        <w:t>│  ├</w:t>
-      </w:r>
-      <w:proofErr w:type="gramEnd"/>
+      </w:pPr>
+      <w:proofErr w:type="gramStart"/>
       <w:r>
         <w:rPr>
           <w:rFonts w:ascii="Consolas" w:eastAsia="Times New Roman" w:hAnsi="Consolas" w:cs="Times New Roman"/>
@@ -9008,13 +9452,10 @@
           <w:szCs w:val="21"/>
           <w:lang w:eastAsia="es-EC"/>
         </w:rPr>
-        <w:t>─ estilos.css</w:t>
-      </w:r>
-    </w:p>
-    <w:p>
-      <w:pPr>
-        <w:shd w:val="clear" w:color="auto" w:fill="FFFFFF"/>
-        <w:spacing w:after="0" w:line="285" w:lineRule="atLeast"/>
+        <w:t>│  ├</w:t>
+      </w:r>
+      <w:proofErr w:type="gramEnd"/>
+      <w:r>
         <w:rPr>
           <w:rFonts w:ascii="Consolas" w:eastAsia="Times New Roman" w:hAnsi="Consolas" w:cs="Times New Roman"/>
           <w:color w:val="202020"/>
@@ -9022,9 +9463,13 @@
           <w:szCs w:val="21"/>
           <w:lang w:eastAsia="es-EC"/>
         </w:rPr>
-      </w:pPr>
-      <w:proofErr w:type="gramStart"/>
-      <w:r>
+        <w:t>─ estilos.css</w:t>
+      </w:r>
+    </w:p>
+    <w:p>
+      <w:pPr>
+        <w:shd w:val="clear" w:color="auto" w:fill="FFFFFF"/>
+        <w:spacing w:after="0" w:line="285" w:lineRule="atLeast"/>
         <w:rPr>
           <w:rFonts w:ascii="Consolas" w:eastAsia="Times New Roman" w:hAnsi="Consolas" w:cs="Times New Roman"/>
           <w:color w:val="202020"/>
@@ -9032,9 +9477,8 @@
           <w:szCs w:val="21"/>
           <w:lang w:eastAsia="es-EC"/>
         </w:rPr>
-        <w:t>│  └</w:t>
-      </w:r>
-      <w:proofErr w:type="gramEnd"/>
+      </w:pPr>
+      <w:proofErr w:type="gramStart"/>
       <w:r>
         <w:rPr>
           <w:rFonts w:ascii="Consolas" w:eastAsia="Times New Roman" w:hAnsi="Consolas" w:cs="Times New Roman"/>
@@ -9043,13 +9487,10 @@
           <w:szCs w:val="21"/>
           <w:lang w:eastAsia="es-EC"/>
         </w:rPr>
-        <w:t>─ variables.css</w:t>
-      </w:r>
-    </w:p>
-    <w:p>
-      <w:pPr>
-        <w:shd w:val="clear" w:color="auto" w:fill="FFFFFF"/>
-        <w:spacing w:after="0" w:line="285" w:lineRule="atLeast"/>
+        <w:t>│  └</w:t>
+      </w:r>
+      <w:proofErr w:type="gramEnd"/>
+      <w:r>
         <w:rPr>
           <w:rFonts w:ascii="Consolas" w:eastAsia="Times New Roman" w:hAnsi="Consolas" w:cs="Times New Roman"/>
           <w:color w:val="202020"/>
@@ -9057,8 +9498,13 @@
           <w:szCs w:val="21"/>
           <w:lang w:eastAsia="es-EC"/>
         </w:rPr>
-      </w:pPr>
-      <w:r>
+        <w:t>─ variables.css</w:t>
+      </w:r>
+    </w:p>
+    <w:p>
+      <w:pPr>
+        <w:shd w:val="clear" w:color="auto" w:fill="FFFFFF"/>
+        <w:spacing w:after="0" w:line="285" w:lineRule="atLeast"/>
         <w:rPr>
           <w:rFonts w:ascii="Consolas" w:eastAsia="Times New Roman" w:hAnsi="Consolas" w:cs="Times New Roman"/>
           <w:color w:val="202020"/>
@@ -9066,13 +9512,8 @@
           <w:szCs w:val="21"/>
           <w:lang w:eastAsia="es-EC"/>
         </w:rPr>
-        <w:t>├─ docs</w:t>
-      </w:r>
-    </w:p>
-    <w:p>
-      <w:pPr>
-        <w:shd w:val="clear" w:color="auto" w:fill="FFFFFF"/>
-        <w:spacing w:after="0" w:line="285" w:lineRule="atLeast"/>
+      </w:pPr>
+      <w:r>
         <w:rPr>
           <w:rFonts w:ascii="Consolas" w:eastAsia="Times New Roman" w:hAnsi="Consolas" w:cs="Times New Roman"/>
           <w:color w:val="202020"/>
@@ -9080,8 +9521,9 @@
           <w:szCs w:val="21"/>
           <w:lang w:eastAsia="es-EC"/>
         </w:rPr>
-      </w:pPr>
-      <w:proofErr w:type="gramStart"/>
+        <w:t xml:space="preserve">├─ </w:t>
+      </w:r>
+      <w:proofErr w:type="spellStart"/>
       <w:r>
         <w:rPr>
           <w:rFonts w:ascii="Consolas" w:eastAsia="Times New Roman" w:hAnsi="Consolas" w:cs="Times New Roman"/>
@@ -9090,10 +9532,14 @@
           <w:szCs w:val="21"/>
           <w:lang w:eastAsia="es-EC"/>
         </w:rPr>
-        <w:t>│  └</w:t>
-      </w:r>
-      <w:proofErr w:type="gramEnd"/>
-      <w:r>
+        <w:t>docs</w:t>
+      </w:r>
+      <w:proofErr w:type="spellEnd"/>
+    </w:p>
+    <w:p>
+      <w:pPr>
+        <w:shd w:val="clear" w:color="auto" w:fill="FFFFFF"/>
+        <w:spacing w:after="0" w:line="285" w:lineRule="atLeast"/>
         <w:rPr>
           <w:rFonts w:ascii="Consolas" w:eastAsia="Times New Roman" w:hAnsi="Consolas" w:cs="Times New Roman"/>
           <w:color w:val="202020"/>
@@ -9101,13 +9547,9 @@
           <w:szCs w:val="21"/>
           <w:lang w:eastAsia="es-EC"/>
         </w:rPr>
-        <w:t>─ P3Tarea1.docx</w:t>
-      </w:r>
-    </w:p>
-    <w:p>
-      <w:pPr>
-        <w:shd w:val="clear" w:color="auto" w:fill="FFFFFF"/>
-        <w:spacing w:after="0" w:line="285" w:lineRule="atLeast"/>
+      </w:pPr>
+      <w:proofErr w:type="gramStart"/>
+      <w:r>
         <w:rPr>
           <w:rFonts w:ascii="Consolas" w:eastAsia="Times New Roman" w:hAnsi="Consolas" w:cs="Times New Roman"/>
           <w:color w:val="202020"/>
@@ -9115,7 +9557,9 @@
           <w:szCs w:val="21"/>
           <w:lang w:eastAsia="es-EC"/>
         </w:rPr>
-      </w:pPr>
+        <w:t>│  └</w:t>
+      </w:r>
+      <w:proofErr w:type="gramEnd"/>
       <w:r>
         <w:rPr>
           <w:rFonts w:ascii="Consolas" w:eastAsia="Times New Roman" w:hAnsi="Consolas" w:cs="Times New Roman"/>
@@ -9124,7 +9568,7 @@
           <w:szCs w:val="21"/>
           <w:lang w:eastAsia="es-EC"/>
         </w:rPr>
-        <w:t>├─ img</w:t>
+        <w:t>─ P3Tarea1.docx</w:t>
       </w:r>
     </w:p>
     <w:p>
@@ -9139,7 +9583,6 @@
           <w:lang w:eastAsia="es-EC"/>
         </w:rPr>
       </w:pPr>
-      <w:proofErr w:type="gramStart"/>
       <w:r>
         <w:rPr>
           <w:rFonts w:ascii="Consolas" w:eastAsia="Times New Roman" w:hAnsi="Consolas" w:cs="Times New Roman"/>
@@ -9148,9 +9591,9 @@
           <w:szCs w:val="21"/>
           <w:lang w:eastAsia="es-EC"/>
         </w:rPr>
-        <w:t>│  ├</w:t>
-      </w:r>
-      <w:proofErr w:type="gramEnd"/>
+        <w:t xml:space="preserve">├─ </w:t>
+      </w:r>
+      <w:proofErr w:type="spellStart"/>
       <w:r>
         <w:rPr>
           <w:rFonts w:ascii="Consolas" w:eastAsia="Times New Roman" w:hAnsi="Consolas" w:cs="Times New Roman"/>
@@ -9159,8 +9602,9 @@
           <w:szCs w:val="21"/>
           <w:lang w:eastAsia="es-EC"/>
         </w:rPr>
-        <w:t>─ Cloud-Data-Center-2.jpeg</w:t>
-      </w:r>
+        <w:t>img</w:t>
+      </w:r>
+      <w:proofErr w:type="spellEnd"/>
     </w:p>
     <w:p>
       <w:pPr>
@@ -9194,8 +9638,55 @@
           <w:szCs w:val="21"/>
           <w:lang w:eastAsia="es-EC"/>
         </w:rPr>
-        <w:t>─ hero.webp</w:t>
-      </w:r>
+        <w:t>─ Cloud-Data-Center-2.jpeg</w:t>
+      </w:r>
+    </w:p>
+    <w:p>
+      <w:pPr>
+        <w:shd w:val="clear" w:color="auto" w:fill="FFFFFF"/>
+        <w:spacing w:after="0" w:line="285" w:lineRule="atLeast"/>
+        <w:rPr>
+          <w:rFonts w:ascii="Consolas" w:eastAsia="Times New Roman" w:hAnsi="Consolas" w:cs="Times New Roman"/>
+          <w:color w:val="202020"/>
+          <w:sz w:val="21"/>
+          <w:szCs w:val="21"/>
+          <w:lang w:eastAsia="es-EC"/>
+        </w:rPr>
+      </w:pPr>
+      <w:proofErr w:type="gramStart"/>
+      <w:r>
+        <w:rPr>
+          <w:rFonts w:ascii="Consolas" w:eastAsia="Times New Roman" w:hAnsi="Consolas" w:cs="Times New Roman"/>
+          <w:color w:val="202020"/>
+          <w:sz w:val="21"/>
+          <w:szCs w:val="21"/>
+          <w:lang w:eastAsia="es-EC"/>
+        </w:rPr>
+        <w:t>│  ├</w:t>
+      </w:r>
+      <w:proofErr w:type="gramEnd"/>
+      <w:r>
+        <w:rPr>
+          <w:rFonts w:ascii="Consolas" w:eastAsia="Times New Roman" w:hAnsi="Consolas" w:cs="Times New Roman"/>
+          <w:color w:val="202020"/>
+          <w:sz w:val="21"/>
+          <w:szCs w:val="21"/>
+          <w:lang w:eastAsia="es-EC"/>
+        </w:rPr>
+        <w:t xml:space="preserve">─ </w:t>
+      </w:r>
+      <w:proofErr w:type="spellStart"/>
+      <w:r>
+        <w:rPr>
+          <w:rFonts w:ascii="Consolas" w:eastAsia="Times New Roman" w:hAnsi="Consolas" w:cs="Times New Roman"/>
+          <w:color w:val="202020"/>
+          <w:sz w:val="21"/>
+          <w:szCs w:val="21"/>
+          <w:lang w:eastAsia="es-EC"/>
+        </w:rPr>
+        <w:t>hero.webp</w:t>
+      </w:r>
+      <w:proofErr w:type="spellEnd"/>
     </w:p>
     <w:p>
       <w:pPr>
@@ -9475,7 +9966,15 @@
               <w:spacing w:line="276" w:lineRule="auto"/>
             </w:pPr>
             <w:r>
-              <w:t>Documento HTML5 con la estructura semántica completa de la landing page.</w:t>
+              <w:t xml:space="preserve">Documento HTML5 con la estructura semántica completa de la </w:t>
+            </w:r>
+            <w:proofErr w:type="spellStart"/>
+            <w:r>
+              <w:t>landing</w:t>
+            </w:r>
+            <w:proofErr w:type="spellEnd"/>
+            <w:r>
+              <w:t xml:space="preserve"> page.</w:t>
             </w:r>
           </w:p>
         </w:tc>
@@ -9489,8 +9988,13 @@
             <w:pPr>
               <w:spacing w:line="276" w:lineRule="auto"/>
             </w:pPr>
-            <w:r>
-              <w:t>css/variables.css</w:t>
+            <w:proofErr w:type="spellStart"/>
+            <w:r>
+              <w:t>css</w:t>
+            </w:r>
+            <w:proofErr w:type="spellEnd"/>
+            <w:r>
+              <w:t>/variables.css</w:t>
             </w:r>
           </w:p>
         </w:tc>
@@ -9517,8 +10021,13 @@
             <w:pPr>
               <w:spacing w:line="276" w:lineRule="auto"/>
             </w:pPr>
-            <w:r>
-              <w:t>css/estilos.css</w:t>
+            <w:proofErr w:type="spellStart"/>
+            <w:r>
+              <w:t>css</w:t>
+            </w:r>
+            <w:proofErr w:type="spellEnd"/>
+            <w:r>
+              <w:t>/estilos.css</w:t>
             </w:r>
           </w:p>
         </w:tc>
@@ -9531,7 +10040,47 @@
               <w:spacing w:line="276" w:lineRule="auto"/>
             </w:pPr>
             <w:r>
-              <w:t>Estilos generales, encabezado, hero, footer y media queries base (mobile first).</w:t>
+              <w:t xml:space="preserve">Estilos generales, encabezado, </w:t>
+            </w:r>
+            <w:proofErr w:type="spellStart"/>
+            <w:r>
+              <w:t>hero</w:t>
+            </w:r>
+            <w:proofErr w:type="spellEnd"/>
+            <w:r>
+              <w:t xml:space="preserve">, </w:t>
+            </w:r>
+            <w:proofErr w:type="spellStart"/>
+            <w:r>
+              <w:t>footer</w:t>
+            </w:r>
+            <w:proofErr w:type="spellEnd"/>
+            <w:r>
+              <w:t xml:space="preserve"> y media </w:t>
+            </w:r>
+            <w:proofErr w:type="spellStart"/>
+            <w:r>
+              <w:t>queries</w:t>
+            </w:r>
+            <w:proofErr w:type="spellEnd"/>
+            <w:r>
+              <w:t xml:space="preserve"> base (</w:t>
+            </w:r>
+            <w:proofErr w:type="spellStart"/>
+            <w:r>
+              <w:t>mobile</w:t>
+            </w:r>
+            <w:proofErr w:type="spellEnd"/>
+            <w:r>
+              <w:t xml:space="preserve"> </w:t>
+            </w:r>
+            <w:proofErr w:type="spellStart"/>
+            <w:r>
+              <w:t>first</w:t>
+            </w:r>
+            <w:proofErr w:type="spellEnd"/>
+            <w:r>
+              <w:t>).</w:t>
             </w:r>
           </w:p>
         </w:tc>
@@ -9545,9 +10094,14 @@
             <w:pPr>
               <w:spacing w:line="276" w:lineRule="auto"/>
             </w:pPr>
+            <w:proofErr w:type="spellStart"/>
             <w:r>
               <w:lastRenderedPageBreak/>
-              <w:t>css/componentes.css</w:t>
+              <w:t>css</w:t>
+            </w:r>
+            <w:proofErr w:type="spellEnd"/>
+            <w:r>
+              <w:t>/componentes.css</w:t>
             </w:r>
           </w:p>
         </w:tc>
@@ -9574,8 +10128,13 @@
             <w:pPr>
               <w:spacing w:line="276" w:lineRule="auto"/>
             </w:pPr>
-            <w:r>
-              <w:t>img/</w:t>
+            <w:proofErr w:type="spellStart"/>
+            <w:r>
+              <w:t>img</w:t>
+            </w:r>
+            <w:proofErr w:type="spellEnd"/>
+            <w:r>
+              <w:t>/</w:t>
             </w:r>
           </w:p>
         </w:tc>
@@ -9602,8 +10161,13 @@
             <w:pPr>
               <w:spacing w:line="276" w:lineRule="auto"/>
             </w:pPr>
-            <w:r>
-              <w:t>docs/</w:t>
+            <w:proofErr w:type="spellStart"/>
+            <w:r>
+              <w:t>docs</w:t>
+            </w:r>
+            <w:proofErr w:type="spellEnd"/>
+            <w:r>
+              <w:t>/</w:t>
             </w:r>
             <w:r>
               <w:t>P3Tarea1</w:t>
@@ -9696,7 +10260,23 @@
           <w:b/>
           <w:bCs/>
         </w:rPr>
-        <w:t>&lt;header&gt;</w:t>
+        <w:t>&lt;</w:t>
+      </w:r>
+      <w:proofErr w:type="spellStart"/>
+      <w:r>
+        <w:rPr>
+          <w:b/>
+          <w:bCs/>
+        </w:rPr>
+        <w:t>header</w:t>
+      </w:r>
+      <w:proofErr w:type="spellEnd"/>
+      <w:r>
+        <w:rPr>
+          <w:b/>
+          <w:bCs/>
+        </w:rPr>
+        <w:t>&gt;</w:t>
       </w:r>
       <w:bookmarkEnd w:id="41"/>
     </w:p>
@@ -9707,7 +10287,31 @@
       </w:pPr>
       <w:bookmarkStart w:id="42" w:name="_Toc234148459"/>
       <w:r>
-        <w:t>El header es el encabezado de la página, tiene la clase header-nimbus y está fijado en la parte superior con sticky-top de Bootstrap. Dentro incluye el logotipo con el nombre de la empresa, el menú de navegación con los enlaces a las secciones y el botón de Solicitar cotización que lleva al formulario de contacto.</w:t>
+        <w:t xml:space="preserve">El </w:t>
+      </w:r>
+      <w:proofErr w:type="spellStart"/>
+      <w:r>
+        <w:t>header</w:t>
+      </w:r>
+      <w:proofErr w:type="spellEnd"/>
+      <w:r>
+        <w:t xml:space="preserve"> es el encabezado de la página, tiene la clase </w:t>
+      </w:r>
+      <w:proofErr w:type="spellStart"/>
+      <w:r>
+        <w:t>header-nimbus</w:t>
+      </w:r>
+      <w:proofErr w:type="spellEnd"/>
+      <w:r>
+        <w:t xml:space="preserve"> y está fijado en la parte superior con </w:t>
+      </w:r>
+      <w:proofErr w:type="spellStart"/>
+      <w:r>
+        <w:t>sticky</w:t>
+      </w:r>
+      <w:proofErr w:type="spellEnd"/>
+      <w:r>
+        <w:t>-top de Bootstrap. Dentro incluye el logotipo con el nombre de la empresa, el menú de navegación con los enlaces a las secciones y el botón de Solicitar cotización que lleva al formulario de contacto.</w:t>
       </w:r>
     </w:p>
     <w:p>
@@ -9724,7 +10328,23 @@
           <w:b/>
           <w:bCs/>
         </w:rPr>
-        <w:t>&lt;nav&gt;</w:t>
+        <w:t>&lt;</w:t>
+      </w:r>
+      <w:proofErr w:type="spellStart"/>
+      <w:r>
+        <w:rPr>
+          <w:b/>
+          <w:bCs/>
+        </w:rPr>
+        <w:t>nav</w:t>
+      </w:r>
+      <w:proofErr w:type="spellEnd"/>
+      <w:r>
+        <w:rPr>
+          <w:b/>
+          <w:bCs/>
+        </w:rPr>
+        <w:t>&gt;</w:t>
       </w:r>
       <w:bookmarkEnd w:id="42"/>
     </w:p>
@@ -9735,7 +10355,23 @@
       </w:pPr>
       <w:bookmarkStart w:id="43" w:name="_Toc234148460"/>
       <w:r>
-        <w:t>Esta es la barra de navegación que está dentro del header, usa el componente navbar de Bootstrap y tiene un botón que se activa en móviles para mostrar u ocultar el menú. Los enlaces apuntan a las secciones de la página con anclas como #inicio o #servicios.</w:t>
+        <w:t xml:space="preserve">Esta es la barra de navegación que está dentro del </w:t>
+      </w:r>
+      <w:proofErr w:type="spellStart"/>
+      <w:r>
+        <w:t>header</w:t>
+      </w:r>
+      <w:proofErr w:type="spellEnd"/>
+      <w:r>
+        <w:t xml:space="preserve">, usa el componente </w:t>
+      </w:r>
+      <w:proofErr w:type="spellStart"/>
+      <w:r>
+        <w:t>navbar</w:t>
+      </w:r>
+      <w:proofErr w:type="spellEnd"/>
+      <w:r>
+        <w:t xml:space="preserve"> de Bootstrap y tiene un botón que se activa en móviles para mostrar u ocultar el menú. Los enlaces apuntan a las secciones de la página con anclas como #inicio o #servicios.</w:t>
       </w:r>
     </w:p>
     <w:p>
@@ -9752,7 +10388,23 @@
           <w:b/>
           <w:bCs/>
         </w:rPr>
-        <w:t>&lt;main&gt;</w:t>
+        <w:t>&lt;</w:t>
+      </w:r>
+      <w:proofErr w:type="spellStart"/>
+      <w:r>
+        <w:rPr>
+          <w:b/>
+          <w:bCs/>
+        </w:rPr>
+        <w:t>main</w:t>
+      </w:r>
+      <w:proofErr w:type="spellEnd"/>
+      <w:r>
+        <w:rPr>
+          <w:b/>
+          <w:bCs/>
+        </w:rPr>
+        <w:t>&gt;</w:t>
       </w:r>
       <w:bookmarkEnd w:id="43"/>
     </w:p>
@@ -9762,7 +10414,23 @@
         <w:jc w:val="both"/>
       </w:pPr>
       <w:r>
-        <w:t>El main envuelve todo el contenido principal de la página, o sea, todas las secciones que van desde el encabezado hasta el pie de página. Es el contenedor que agrupa el hero, nosotros, servicios, planes, indicadores, testimonios y contacto.</w:t>
+        <w:t xml:space="preserve">El </w:t>
+      </w:r>
+      <w:proofErr w:type="spellStart"/>
+      <w:r>
+        <w:t>main</w:t>
+      </w:r>
+      <w:proofErr w:type="spellEnd"/>
+      <w:r>
+        <w:t xml:space="preserve"> envuelve todo el contenido principal de la página, o sea, todas las secciones que van desde el encabezado hasta el pie de página. Es el contenedor que agrupa el </w:t>
+      </w:r>
+      <w:proofErr w:type="spellStart"/>
+      <w:r>
+        <w:t>hero</w:t>
+      </w:r>
+      <w:proofErr w:type="spellEnd"/>
+      <w:r>
+        <w:t>, nosotros, servicios, planes, indicadores, testimonios y contacto.</w:t>
       </w:r>
     </w:p>
     <w:p>
@@ -9780,7 +10448,23 @@
           <w:b/>
           <w:bCs/>
         </w:rPr>
-        <w:t>&lt;section&gt;</w:t>
+        <w:t>&lt;</w:t>
+      </w:r>
+      <w:proofErr w:type="spellStart"/>
+      <w:r>
+        <w:rPr>
+          <w:b/>
+          <w:bCs/>
+        </w:rPr>
+        <w:t>section</w:t>
+      </w:r>
+      <w:proofErr w:type="spellEnd"/>
+      <w:r>
+        <w:rPr>
+          <w:b/>
+          <w:bCs/>
+        </w:rPr>
+        <w:t>&gt;</w:t>
       </w:r>
       <w:bookmarkEnd w:id="44"/>
     </w:p>
@@ -9790,7 +10474,23 @@
         <w:jc w:val="both"/>
       </w:pPr>
       <w:r>
-        <w:t>Cada bloque de contenido como el hero, nosotros, servicios o contacto lo hice como una sección independiente con la etiqueta section. A cada una le puse un id que coincide con los enlaces del menú, así al hacer clic en la navegación se desplaza directamente a esa parte de la página.</w:t>
+        <w:t xml:space="preserve">Cada bloque de contenido como el </w:t>
+      </w:r>
+      <w:proofErr w:type="spellStart"/>
+      <w:r>
+        <w:t>hero</w:t>
+      </w:r>
+      <w:proofErr w:type="spellEnd"/>
+      <w:r>
+        <w:t xml:space="preserve">, nosotros, servicios o contacto lo hice como una sección independiente con la etiqueta </w:t>
+      </w:r>
+      <w:proofErr w:type="spellStart"/>
+      <w:r>
+        <w:t>section</w:t>
+      </w:r>
+      <w:proofErr w:type="spellEnd"/>
+      <w:r>
+        <w:t>. A cada una le puse un id que coincide con los enlaces del menú, así al hacer clic en la navegación se desplaza directamente a esa parte de la página.</w:t>
       </w:r>
     </w:p>
     <w:p>
@@ -9808,7 +10508,23 @@
           <w:b/>
           <w:bCs/>
         </w:rPr>
-        <w:t>&lt;article&gt;</w:t>
+        <w:t>&lt;</w:t>
+      </w:r>
+      <w:proofErr w:type="spellStart"/>
+      <w:r>
+        <w:rPr>
+          <w:b/>
+          <w:bCs/>
+        </w:rPr>
+        <w:t>article</w:t>
+      </w:r>
+      <w:proofErr w:type="spellEnd"/>
+      <w:r>
+        <w:rPr>
+          <w:b/>
+          <w:bCs/>
+        </w:rPr>
+        <w:t>&gt;</w:t>
       </w:r>
       <w:bookmarkEnd w:id="45"/>
     </w:p>
@@ -9836,7 +10552,23 @@
           <w:b/>
           <w:bCs/>
         </w:rPr>
-        <w:t>&lt;footer&gt;</w:t>
+        <w:t>&lt;</w:t>
+      </w:r>
+      <w:proofErr w:type="spellStart"/>
+      <w:r>
+        <w:rPr>
+          <w:b/>
+          <w:bCs/>
+        </w:rPr>
+        <w:t>footer</w:t>
+      </w:r>
+      <w:proofErr w:type="spellEnd"/>
+      <w:r>
+        <w:rPr>
+          <w:b/>
+          <w:bCs/>
+        </w:rPr>
+        <w:t>&gt;</w:t>
       </w:r>
       <w:bookmarkEnd w:id="46"/>
     </w:p>
@@ -9899,7 +10631,23 @@
         <w:jc w:val="both"/>
       </w:pPr>
       <w:r>
-        <w:t>Usé el sistema de 12 columnas de Bootstrap con row y col para ordenar el contenido de cada sección. Por ejemplo, en el hero puse dos columnas con col-lg-6 en escritorio para que queden lado a lado, pero en móvil se apilan en una sola columna con col-12. Así el contenido se adapta solo según el tamaño de pantalla.</w:t>
+        <w:t xml:space="preserve">Usé el sistema de 12 columnas de Bootstrap con </w:t>
+      </w:r>
+      <w:proofErr w:type="spellStart"/>
+      <w:r>
+        <w:t>row</w:t>
+      </w:r>
+      <w:proofErr w:type="spellEnd"/>
+      <w:r>
+        <w:t xml:space="preserve"> y col para ordenar el contenido de cada sección. Por ejemplo, en el </w:t>
+      </w:r>
+      <w:proofErr w:type="spellStart"/>
+      <w:r>
+        <w:t>hero</w:t>
+      </w:r>
+      <w:proofErr w:type="spellEnd"/>
+      <w:r>
+        <w:t xml:space="preserve"> puse dos columnas con col-lg-6 en escritorio para que queden lado a lado, pero en móvil se apilan en una sola columna con col-12. Así el contenido se adapta solo según el tamaño de pantalla.</w:t>
       </w:r>
     </w:p>
     <w:p>
@@ -9914,13 +10662,42 @@
         <w:t>3</w:t>
       </w:r>
       <w:r>
-        <w:t xml:space="preserve"> Breakpoints</w:t>
+        <w:t xml:space="preserve"> </w:t>
+      </w:r>
+      <w:proofErr w:type="spellStart"/>
+      <w:r>
+        <w:t>Breakpoints</w:t>
       </w:r>
       <w:bookmarkEnd w:id="50"/>
-    </w:p>
-    <w:p>
-      <w:r>
-        <w:t>Para las tarjetas de servicios usé los breakpoints de Bootstrap, md que es desde 768 píxeles y lg desde 992. Así en móvil ocupan una columna con col-12, en tableta pasan a dos columnas con col-md-6 y en escritorio llegan a cuatro columnas con col-lg-3. De esta forma la distribución cambia sola según el dispositivo.</w:t>
+      <w:proofErr w:type="spellEnd"/>
+    </w:p>
+    <w:p>
+      <w:r>
+        <w:t xml:space="preserve">Para las tarjetas de servicios usé los </w:t>
+      </w:r>
+      <w:proofErr w:type="spellStart"/>
+      <w:r>
+        <w:t>breakpoints</w:t>
+      </w:r>
+      <w:proofErr w:type="spellEnd"/>
+      <w:r>
+        <w:t xml:space="preserve"> de Bootstrap, </w:t>
+      </w:r>
+      <w:proofErr w:type="spellStart"/>
+      <w:r>
+        <w:t>md</w:t>
+      </w:r>
+      <w:proofErr w:type="spellEnd"/>
+      <w:r>
+        <w:t xml:space="preserve"> que es desde 768 píxeles y </w:t>
+      </w:r>
+      <w:proofErr w:type="spellStart"/>
+      <w:r>
+        <w:t>lg</w:t>
+      </w:r>
+      <w:proofErr w:type="spellEnd"/>
+      <w:r>
+        <w:t xml:space="preserve"> desde 992. Así en móvil ocupan una columna con col-12, en tableta pasan a dos columnas con col-md-6 y en escritorio llegan a cuatro columnas con col-lg-3. De esta forma la distribución cambia sola según el dispositivo.</w:t>
       </w:r>
     </w:p>
     <w:p>
@@ -9944,7 +10721,15 @@
         <w:jc w:val="both"/>
       </w:pPr>
       <w:r>
-        <w:t>No usé directamente las cards de Bootstrap, sino que creé mis propias tarjetas personalizadas con clases como tarjeta-servicio, tarjeta-plan y tarjeta-testimonio. Igual aproveché las utilidades de espaciado, bordes y sombras que da Bootstrap, pero el estilo visual lo definí yo en componentes.css para darle una identidad propia a la página.</w:t>
+        <w:t xml:space="preserve">No usé directamente las </w:t>
+      </w:r>
+      <w:proofErr w:type="spellStart"/>
+      <w:r>
+        <w:t>cards</w:t>
+      </w:r>
+      <w:proofErr w:type="spellEnd"/>
+      <w:r>
+        <w:t xml:space="preserve"> de Bootstrap, sino que creé mis propias tarjetas personalizadas con clases como tarjeta-servicio, tarjeta-plan y tarjeta-testimonio. Igual aproveché las utilidades de espaciado, bordes y sombras que da Bootstrap, pero el estilo visual lo definí yo en componentes.css para darle una identidad propia a la página.</w:t>
       </w:r>
     </w:p>
     <w:p>
@@ -9968,7 +10753,55 @@
         <w:jc w:val="both"/>
       </w:pPr>
       <w:r>
-        <w:t>Para los botones combiné las clases base de Bootstrap con mis propias clases personalizadas como btn-nimbus, btn-nimbus-outline y btn-nimbus-claro, así los adapté a los colores de la marca. También usé btn-lg para hacerlos más grandes en ciertas partes como el hero o el formulario.</w:t>
+        <w:t xml:space="preserve">Para los botones combiné las clases base de Bootstrap con mis propias clases personalizadas como </w:t>
+      </w:r>
+      <w:proofErr w:type="spellStart"/>
+      <w:r>
+        <w:t>btn-nimbus</w:t>
+      </w:r>
+      <w:proofErr w:type="spellEnd"/>
+      <w:r>
+        <w:t xml:space="preserve">, </w:t>
+      </w:r>
+      <w:proofErr w:type="spellStart"/>
+      <w:r>
+        <w:t>btn-nimbus-outline</w:t>
+      </w:r>
+      <w:proofErr w:type="spellEnd"/>
+      <w:r>
+        <w:t xml:space="preserve"> y </w:t>
+      </w:r>
+      <w:proofErr w:type="spellStart"/>
+      <w:r>
+        <w:t>btn</w:t>
+      </w:r>
+      <w:proofErr w:type="spellEnd"/>
+      <w:r>
+        <w:t>-</w:t>
+      </w:r>
+      <w:proofErr w:type="spellStart"/>
+      <w:r>
+        <w:t>nimbus</w:t>
+      </w:r>
+      <w:proofErr w:type="spellEnd"/>
+      <w:r>
+        <w:t xml:space="preserve">-claro, así los adapté a los colores de la marca. También usé </w:t>
+      </w:r>
+      <w:proofErr w:type="spellStart"/>
+      <w:r>
+        <w:t>btn-lg</w:t>
+      </w:r>
+      <w:proofErr w:type="spellEnd"/>
+      <w:r>
+        <w:t xml:space="preserve"> para hacerlos más grandes en ciertas partes como el </w:t>
+      </w:r>
+      <w:proofErr w:type="spellStart"/>
+      <w:r>
+        <w:t>hero</w:t>
+      </w:r>
+      <w:proofErr w:type="spellEnd"/>
+      <w:r>
+        <w:t xml:space="preserve"> o el formulario.</w:t>
       </w:r>
     </w:p>
     <w:p>
@@ -9992,7 +10825,15 @@
         <w:jc w:val="both"/>
       </w:pPr>
       <w:r>
-        <w:t>Se utilizaron utilidades de espaciado de Bootstrap como py-3, py-5, g-4 y g-5 para controlar el relleno vertical de secciones y el espacio (gutter) entre columnas de la rejilla.</w:t>
+        <w:t>Se utilizaron utilidades de espaciado de Bootstrap como py-3, py-5, g-4 y g-5 para controlar el relleno vertical de secciones y el espacio (</w:t>
+      </w:r>
+      <w:proofErr w:type="spellStart"/>
+      <w:r>
+        <w:t>gutter</w:t>
+      </w:r>
+      <w:proofErr w:type="spellEnd"/>
+      <w:r>
+        <w:t>) entre columnas de la rejilla.</w:t>
       </w:r>
     </w:p>
     <w:p>
@@ -10016,7 +10857,23 @@
         <w:jc w:val="both"/>
       </w:pPr>
       <w:r>
-        <w:t>Además de las columnas responsive, se aplicaron utilidades como w-100, w-md-auto y ms-auto para ajustar anchos y alineaciones según el tamaño de pantalla, junto con el componente navbar-collapse para el menú móvil.</w:t>
+        <w:t>Además de las columnas responsive, se aplicaron utilidades como w-100, w-</w:t>
+      </w:r>
+      <w:proofErr w:type="spellStart"/>
+      <w:r>
+        <w:t>md</w:t>
+      </w:r>
+      <w:proofErr w:type="spellEnd"/>
+      <w:r>
+        <w:t xml:space="preserve">-auto y ms-auto para ajustar anchos y alineaciones según el tamaño de pantalla, junto con el componente </w:t>
+      </w:r>
+      <w:proofErr w:type="spellStart"/>
+      <w:r>
+        <w:t>navbar-collapse</w:t>
+      </w:r>
+      <w:proofErr w:type="spellEnd"/>
+      <w:r>
+        <w:t xml:space="preserve"> para el menú móvil.</w:t>
       </w:r>
     </w:p>
     <w:p>
@@ -10050,7 +10907,15 @@
         <w:t xml:space="preserve"> - </w:t>
       </w:r>
       <w:r>
-        <w:t>Estructura semántica y grid responsive de la sección de servicios</w:t>
+        <w:t xml:space="preserve">Estructura semántica y </w:t>
+      </w:r>
+      <w:proofErr w:type="spellStart"/>
+      <w:r>
+        <w:t>grid</w:t>
+      </w:r>
+      <w:proofErr w:type="spellEnd"/>
+      <w:r>
+        <w:t xml:space="preserve"> responsive de la sección de servicios</w:t>
       </w:r>
       <w:r>
         <w:t>.</w:t>
@@ -10098,8 +10963,18 @@
           <w:sz w:val="17"/>
           <w:szCs w:val="17"/>
         </w:rPr>
-        <w:t>1. &lt;section</w:t>
-      </w:r>
+        <w:t>1. &lt;</w:t>
+      </w:r>
+      <w:proofErr w:type="spellStart"/>
+      <w:r>
+        <w:rPr>
+          <w:rFonts w:ascii="Consolas" w:hAnsi="Consolas" w:cs="Courier New"/>
+          <w:sz w:val="17"/>
+          <w:szCs w:val="17"/>
+        </w:rPr>
+        <w:t>section</w:t>
+      </w:r>
+      <w:proofErr w:type="spellEnd"/>
       <w:r>
         <w:rPr>
           <w:rFonts w:ascii="Consolas" w:hAnsi="Consolas" w:cs="Courier New"/>
@@ -10143,6 +11018,7 @@
         </w:rPr>
         <w:t xml:space="preserve"> </w:t>
       </w:r>
+      <w:proofErr w:type="spellStart"/>
       <w:r>
         <w:rPr>
           <w:rFonts w:ascii="Consolas" w:hAnsi="Consolas" w:cs="Courier New"/>
@@ -10151,6 +11027,7 @@
         </w:rPr>
         <w:t>class</w:t>
       </w:r>
+      <w:proofErr w:type="spellEnd"/>
       <w:r>
         <w:rPr>
           <w:rFonts w:ascii="Consolas" w:hAnsi="Consolas" w:cs="Courier New"/>
@@ -10166,7 +11043,25 @@
           <w:sz w:val="17"/>
           <w:szCs w:val="17"/>
         </w:rPr>
-        <w:t>"bg-suave"&gt;</w:t>
+        <w:t>"</w:t>
+      </w:r>
+      <w:proofErr w:type="spellStart"/>
+      <w:r>
+        <w:rPr>
+          <w:rFonts w:ascii="Consolas" w:hAnsi="Consolas" w:cs="Courier New"/>
+          <w:sz w:val="17"/>
+          <w:szCs w:val="17"/>
+        </w:rPr>
+        <w:t>bg</w:t>
+      </w:r>
+      <w:proofErr w:type="spellEnd"/>
+      <w:r>
+        <w:rPr>
+          <w:rFonts w:ascii="Consolas" w:hAnsi="Consolas" w:cs="Courier New"/>
+          <w:sz w:val="17"/>
+          <w:szCs w:val="17"/>
+        </w:rPr>
+        <w:t>-suave"&gt;</w:t>
       </w:r>
     </w:p>
     <w:p>
@@ -10227,8 +11122,18 @@
           <w:sz w:val="17"/>
           <w:szCs w:val="17"/>
         </w:rPr>
-        <w:t>&lt;div</w:t>
-      </w:r>
+        <w:t>&lt;</w:t>
+      </w:r>
+      <w:proofErr w:type="spellStart"/>
+      <w:r>
+        <w:rPr>
+          <w:rFonts w:ascii="Consolas" w:hAnsi="Consolas" w:cs="Courier New"/>
+          <w:sz w:val="17"/>
+          <w:szCs w:val="17"/>
+        </w:rPr>
+        <w:t>div</w:t>
+      </w:r>
+      <w:proofErr w:type="spellEnd"/>
       <w:r>
         <w:rPr>
           <w:rFonts w:ascii="Consolas" w:hAnsi="Consolas" w:cs="Courier New"/>
@@ -10238,6 +11143,7 @@
         </w:rPr>
         <w:t xml:space="preserve"> </w:t>
       </w:r>
+      <w:proofErr w:type="spellStart"/>
       <w:r>
         <w:rPr>
           <w:rFonts w:ascii="Consolas" w:hAnsi="Consolas" w:cs="Courier New"/>
@@ -10246,6 +11152,7 @@
         </w:rPr>
         <w:t>class</w:t>
       </w:r>
+      <w:proofErr w:type="spellEnd"/>
       <w:r>
         <w:rPr>
           <w:rFonts w:ascii="Consolas" w:hAnsi="Consolas" w:cs="Courier New"/>
@@ -10322,8 +11229,18 @@
           <w:sz w:val="17"/>
           <w:szCs w:val="17"/>
         </w:rPr>
-        <w:t>&lt;div</w:t>
-      </w:r>
+        <w:t>&lt;</w:t>
+      </w:r>
+      <w:proofErr w:type="spellStart"/>
+      <w:r>
+        <w:rPr>
+          <w:rFonts w:ascii="Consolas" w:hAnsi="Consolas" w:cs="Courier New"/>
+          <w:sz w:val="17"/>
+          <w:szCs w:val="17"/>
+        </w:rPr>
+        <w:t>div</w:t>
+      </w:r>
+      <w:proofErr w:type="spellEnd"/>
       <w:r>
         <w:rPr>
           <w:rFonts w:ascii="Consolas" w:hAnsi="Consolas" w:cs="Courier New"/>
@@ -10333,6 +11250,7 @@
         </w:rPr>
         <w:t xml:space="preserve"> </w:t>
       </w:r>
+      <w:proofErr w:type="spellStart"/>
       <w:r>
         <w:rPr>
           <w:rFonts w:ascii="Consolas" w:hAnsi="Consolas" w:cs="Courier New"/>
@@ -10341,6 +11259,7 @@
         </w:rPr>
         <w:t>class</w:t>
       </w:r>
+      <w:proofErr w:type="spellEnd"/>
       <w:r>
         <w:rPr>
           <w:rFonts w:ascii="Consolas" w:hAnsi="Consolas" w:cs="Courier New"/>
@@ -10356,7 +11275,25 @@
           <w:sz w:val="17"/>
           <w:szCs w:val="17"/>
         </w:rPr>
-        <w:t>"row g-4"&gt;</w:t>
+        <w:t>"</w:t>
+      </w:r>
+      <w:proofErr w:type="spellStart"/>
+      <w:r>
+        <w:rPr>
+          <w:rFonts w:ascii="Consolas" w:hAnsi="Consolas" w:cs="Courier New"/>
+          <w:sz w:val="17"/>
+          <w:szCs w:val="17"/>
+        </w:rPr>
+        <w:t>row</w:t>
+      </w:r>
+      <w:proofErr w:type="spellEnd"/>
+      <w:r>
+        <w:rPr>
+          <w:rFonts w:ascii="Consolas" w:hAnsi="Consolas" w:cs="Courier New"/>
+          <w:sz w:val="17"/>
+          <w:szCs w:val="17"/>
+        </w:rPr>
+        <w:t xml:space="preserve"> g-4"&gt;</w:t>
       </w:r>
     </w:p>
     <w:p>
@@ -10417,8 +11354,18 @@
           <w:sz w:val="17"/>
           <w:szCs w:val="17"/>
         </w:rPr>
-        <w:t>&lt;article</w:t>
-      </w:r>
+        <w:t>&lt;</w:t>
+      </w:r>
+      <w:proofErr w:type="spellStart"/>
+      <w:r>
+        <w:rPr>
+          <w:rFonts w:ascii="Consolas" w:hAnsi="Consolas" w:cs="Courier New"/>
+          <w:sz w:val="17"/>
+          <w:szCs w:val="17"/>
+        </w:rPr>
+        <w:t>article</w:t>
+      </w:r>
+      <w:proofErr w:type="spellEnd"/>
       <w:r>
         <w:rPr>
           <w:rFonts w:ascii="Consolas" w:hAnsi="Consolas" w:cs="Courier New"/>
@@ -10428,6 +11375,7 @@
         </w:rPr>
         <w:t xml:space="preserve"> </w:t>
       </w:r>
+      <w:proofErr w:type="spellStart"/>
       <w:r>
         <w:rPr>
           <w:rFonts w:ascii="Consolas" w:hAnsi="Consolas" w:cs="Courier New"/>
@@ -10436,6 +11384,7 @@
         </w:rPr>
         <w:t>class</w:t>
       </w:r>
+      <w:proofErr w:type="spellEnd"/>
       <w:r>
         <w:rPr>
           <w:rFonts w:ascii="Consolas" w:hAnsi="Consolas" w:cs="Courier New"/>
@@ -10512,8 +11461,18 @@
           <w:sz w:val="17"/>
           <w:szCs w:val="17"/>
         </w:rPr>
-        <w:t>&lt;div</w:t>
-      </w:r>
+        <w:t>&lt;</w:t>
+      </w:r>
+      <w:proofErr w:type="spellStart"/>
+      <w:r>
+        <w:rPr>
+          <w:rFonts w:ascii="Consolas" w:hAnsi="Consolas" w:cs="Courier New"/>
+          <w:sz w:val="17"/>
+          <w:szCs w:val="17"/>
+        </w:rPr>
+        <w:t>div</w:t>
+      </w:r>
+      <w:proofErr w:type="spellEnd"/>
       <w:r>
         <w:rPr>
           <w:rFonts w:ascii="Consolas" w:hAnsi="Consolas" w:cs="Courier New"/>
@@ -10523,6 +11482,7 @@
         </w:rPr>
         <w:t xml:space="preserve"> </w:t>
       </w:r>
+      <w:proofErr w:type="spellStart"/>
       <w:r>
         <w:rPr>
           <w:rFonts w:ascii="Consolas" w:hAnsi="Consolas" w:cs="Courier New"/>
@@ -10531,6 +11491,7 @@
         </w:rPr>
         <w:t>class</w:t>
       </w:r>
+      <w:proofErr w:type="spellEnd"/>
       <w:r>
         <w:rPr>
           <w:rFonts w:ascii="Consolas" w:hAnsi="Consolas" w:cs="Courier New"/>
@@ -10607,8 +11568,18 @@
           <w:sz w:val="17"/>
           <w:szCs w:val="17"/>
         </w:rPr>
-        <w:t>&lt;div</w:t>
-      </w:r>
+        <w:t>&lt;</w:t>
+      </w:r>
+      <w:proofErr w:type="spellStart"/>
+      <w:r>
+        <w:rPr>
+          <w:rFonts w:ascii="Consolas" w:hAnsi="Consolas" w:cs="Courier New"/>
+          <w:sz w:val="17"/>
+          <w:szCs w:val="17"/>
+        </w:rPr>
+        <w:t>div</w:t>
+      </w:r>
+      <w:proofErr w:type="spellEnd"/>
       <w:r>
         <w:rPr>
           <w:rFonts w:ascii="Consolas" w:hAnsi="Consolas" w:cs="Courier New"/>
@@ -10618,6 +11589,7 @@
         </w:rPr>
         <w:t xml:space="preserve"> </w:t>
       </w:r>
+      <w:proofErr w:type="spellStart"/>
       <w:r>
         <w:rPr>
           <w:rFonts w:ascii="Consolas" w:hAnsi="Consolas" w:cs="Courier New"/>
@@ -10626,6 +11598,7 @@
         </w:rPr>
         <w:t>class</w:t>
       </w:r>
+      <w:proofErr w:type="spellEnd"/>
       <w:r>
         <w:rPr>
           <w:rFonts w:ascii="Consolas" w:hAnsi="Consolas" w:cs="Courier New"/>
@@ -10641,7 +11614,25 @@
           <w:sz w:val="17"/>
           <w:szCs w:val="17"/>
         </w:rPr>
-        <w:t>"icono-nimbus"&gt;</w:t>
+        <w:t>"icono-</w:t>
+      </w:r>
+      <w:proofErr w:type="spellStart"/>
+      <w:r>
+        <w:rPr>
+          <w:rFonts w:ascii="Consolas" w:hAnsi="Consolas" w:cs="Courier New"/>
+          <w:sz w:val="17"/>
+          <w:szCs w:val="17"/>
+        </w:rPr>
+        <w:t>nimbus</w:t>
+      </w:r>
+      <w:proofErr w:type="spellEnd"/>
+      <w:r>
+        <w:rPr>
+          <w:rFonts w:ascii="Consolas" w:hAnsi="Consolas" w:cs="Courier New"/>
+          <w:sz w:val="17"/>
+          <w:szCs w:val="17"/>
+        </w:rPr>
+        <w:t>"&gt;</w:t>
       </w:r>
     </w:p>
     <w:p>
@@ -10713,6 +11704,7 @@
         </w:rPr>
         <w:t xml:space="preserve"> </w:t>
       </w:r>
+      <w:proofErr w:type="spellStart"/>
       <w:r>
         <w:rPr>
           <w:rFonts w:ascii="Consolas" w:hAnsi="Consolas" w:cs="Courier New"/>
@@ -10721,6 +11713,7 @@
         </w:rPr>
         <w:t>class</w:t>
       </w:r>
+      <w:proofErr w:type="spellEnd"/>
       <w:r>
         <w:rPr>
           <w:rFonts w:ascii="Consolas" w:hAnsi="Consolas" w:cs="Courier New"/>
@@ -10736,7 +11729,43 @@
           <w:sz w:val="17"/>
           <w:szCs w:val="17"/>
         </w:rPr>
-        <w:t>"bi bi-cloud-arrow-up"&gt;&lt;/i&gt;</w:t>
+        <w:t>"</w:t>
+      </w:r>
+      <w:proofErr w:type="spellStart"/>
+      <w:r>
+        <w:rPr>
+          <w:rFonts w:ascii="Consolas" w:hAnsi="Consolas" w:cs="Courier New"/>
+          <w:sz w:val="17"/>
+          <w:szCs w:val="17"/>
+        </w:rPr>
+        <w:t>bi</w:t>
+      </w:r>
+      <w:proofErr w:type="spellEnd"/>
+      <w:r>
+        <w:rPr>
+          <w:rFonts w:ascii="Consolas" w:hAnsi="Consolas" w:cs="Courier New"/>
+          <w:sz w:val="17"/>
+          <w:szCs w:val="17"/>
+        </w:rPr>
+        <w:t xml:space="preserve"> </w:t>
+      </w:r>
+      <w:proofErr w:type="spellStart"/>
+      <w:r>
+        <w:rPr>
+          <w:rFonts w:ascii="Consolas" w:hAnsi="Consolas" w:cs="Courier New"/>
+          <w:sz w:val="17"/>
+          <w:szCs w:val="17"/>
+        </w:rPr>
+        <w:t>bi-cloud-arrow-up</w:t>
+      </w:r>
+      <w:proofErr w:type="spellEnd"/>
+      <w:r>
+        <w:rPr>
+          <w:rFonts w:ascii="Consolas" w:hAnsi="Consolas" w:cs="Courier New"/>
+          <w:sz w:val="17"/>
+          <w:szCs w:val="17"/>
+        </w:rPr>
+        <w:t>"&gt;&lt;/i&gt;</w:t>
       </w:r>
     </w:p>
     <w:p>
@@ -10797,7 +11826,25 @@
           <w:sz w:val="17"/>
           <w:szCs w:val="17"/>
         </w:rPr>
-        <w:t>&lt;/div&gt;</w:t>
+        <w:t>&lt;/</w:t>
+      </w:r>
+      <w:proofErr w:type="spellStart"/>
+      <w:r>
+        <w:rPr>
+          <w:rFonts w:ascii="Consolas" w:hAnsi="Consolas" w:cs="Courier New"/>
+          <w:sz w:val="17"/>
+          <w:szCs w:val="17"/>
+        </w:rPr>
+        <w:t>div</w:t>
+      </w:r>
+      <w:proofErr w:type="spellEnd"/>
+      <w:r>
+        <w:rPr>
+          <w:rFonts w:ascii="Consolas" w:hAnsi="Consolas" w:cs="Courier New"/>
+          <w:sz w:val="17"/>
+          <w:szCs w:val="17"/>
+        </w:rPr>
+        <w:t>&gt;</w:t>
       </w:r>
     </w:p>
     <w:p>
@@ -10989,7 +12036,25 @@
           <w:sz w:val="17"/>
           <w:szCs w:val="17"/>
         </w:rPr>
-        <w:t>&lt;/div&gt;</w:t>
+        <w:t>&lt;/</w:t>
+      </w:r>
+      <w:proofErr w:type="spellStart"/>
+      <w:r>
+        <w:rPr>
+          <w:rFonts w:ascii="Consolas" w:hAnsi="Consolas" w:cs="Courier New"/>
+          <w:sz w:val="17"/>
+          <w:szCs w:val="17"/>
+        </w:rPr>
+        <w:t>div</w:t>
+      </w:r>
+      <w:proofErr w:type="spellEnd"/>
+      <w:r>
+        <w:rPr>
+          <w:rFonts w:ascii="Consolas" w:hAnsi="Consolas" w:cs="Courier New"/>
+          <w:sz w:val="17"/>
+          <w:szCs w:val="17"/>
+        </w:rPr>
+        <w:t>&gt;</w:t>
       </w:r>
     </w:p>
     <w:p>
@@ -11050,7 +12115,25 @@
           <w:sz w:val="17"/>
           <w:szCs w:val="17"/>
         </w:rPr>
-        <w:t>&lt;/article&gt;</w:t>
+        <w:t>&lt;/</w:t>
+      </w:r>
+      <w:proofErr w:type="spellStart"/>
+      <w:r>
+        <w:rPr>
+          <w:rFonts w:ascii="Consolas" w:hAnsi="Consolas" w:cs="Courier New"/>
+          <w:sz w:val="17"/>
+          <w:szCs w:val="17"/>
+        </w:rPr>
+        <w:t>article</w:t>
+      </w:r>
+      <w:proofErr w:type="spellEnd"/>
+      <w:r>
+        <w:rPr>
+          <w:rFonts w:ascii="Consolas" w:hAnsi="Consolas" w:cs="Courier New"/>
+          <w:sz w:val="17"/>
+          <w:szCs w:val="17"/>
+        </w:rPr>
+        <w:t>&gt;</w:t>
       </w:r>
     </w:p>
     <w:p>
@@ -11111,7 +12194,25 @@
           <w:sz w:val="17"/>
           <w:szCs w:val="17"/>
         </w:rPr>
-        <w:t>&lt;/div&gt;</w:t>
+        <w:t>&lt;/</w:t>
+      </w:r>
+      <w:proofErr w:type="spellStart"/>
+      <w:r>
+        <w:rPr>
+          <w:rFonts w:ascii="Consolas" w:hAnsi="Consolas" w:cs="Courier New"/>
+          <w:sz w:val="17"/>
+          <w:szCs w:val="17"/>
+        </w:rPr>
+        <w:t>div</w:t>
+      </w:r>
+      <w:proofErr w:type="spellEnd"/>
+      <w:r>
+        <w:rPr>
+          <w:rFonts w:ascii="Consolas" w:hAnsi="Consolas" w:cs="Courier New"/>
+          <w:sz w:val="17"/>
+          <w:szCs w:val="17"/>
+        </w:rPr>
+        <w:t>&gt;</w:t>
       </w:r>
     </w:p>
     <w:p>
@@ -11172,7 +12273,25 @@
           <w:sz w:val="17"/>
           <w:szCs w:val="17"/>
         </w:rPr>
-        <w:t>&lt;/div&gt;</w:t>
+        <w:t>&lt;/</w:t>
+      </w:r>
+      <w:proofErr w:type="spellStart"/>
+      <w:r>
+        <w:rPr>
+          <w:rFonts w:ascii="Consolas" w:hAnsi="Consolas" w:cs="Courier New"/>
+          <w:sz w:val="17"/>
+          <w:szCs w:val="17"/>
+        </w:rPr>
+        <w:t>div</w:t>
+      </w:r>
+      <w:proofErr w:type="spellEnd"/>
+      <w:r>
+        <w:rPr>
+          <w:rFonts w:ascii="Consolas" w:hAnsi="Consolas" w:cs="Courier New"/>
+          <w:sz w:val="17"/>
+          <w:szCs w:val="17"/>
+        </w:rPr>
+        <w:t>&gt;</w:t>
       </w:r>
     </w:p>
     <w:p>
@@ -11216,7 +12335,25 @@
           <w:sz w:val="17"/>
           <w:szCs w:val="17"/>
         </w:rPr>
-        <w:t>15. &lt;/section&gt;</w:t>
+        <w:t>15. &lt;/</w:t>
+      </w:r>
+      <w:proofErr w:type="spellStart"/>
+      <w:r>
+        <w:rPr>
+          <w:rFonts w:ascii="Consolas" w:hAnsi="Consolas" w:cs="Courier New"/>
+          <w:sz w:val="17"/>
+          <w:szCs w:val="17"/>
+        </w:rPr>
+        <w:t>section</w:t>
+      </w:r>
+      <w:proofErr w:type="spellEnd"/>
+      <w:r>
+        <w:rPr>
+          <w:rFonts w:ascii="Consolas" w:hAnsi="Consolas" w:cs="Courier New"/>
+          <w:sz w:val="17"/>
+          <w:szCs w:val="17"/>
+        </w:rPr>
+        <w:t>&gt;</w:t>
       </w:r>
     </w:p>
     <w:p/>
@@ -11242,7 +12379,23 @@
     </w:p>
     <w:p>
       <w:r>
-        <w:t>El archivo variables.css declara un bloque :root con variables para colores y tipografía, lo que permite reutilizar los mismos valores en estilos.css y componentes.css mediante la función var().</w:t>
+        <w:t>El archivo variables.css declara un bloque :</w:t>
+      </w:r>
+      <w:proofErr w:type="spellStart"/>
+      <w:r>
+        <w:t>root</w:t>
+      </w:r>
+      <w:proofErr w:type="spellEnd"/>
+      <w:r>
+        <w:t xml:space="preserve"> con variables para colores y tipografía, lo que permite reutilizar los mismos valores en estilos.css y componentes.css mediante la función </w:t>
+      </w:r>
+      <w:proofErr w:type="spellStart"/>
+      <w:r>
+        <w:t>var</w:t>
+      </w:r>
+      <w:proofErr w:type="spellEnd"/>
+      <w:r>
+        <w:t>().</w:t>
       </w:r>
     </w:p>
     <w:p>
@@ -11330,14 +12483,25 @@
         </w:rPr>
         <w:t>:</w:t>
       </w:r>
-      <w:r>
-        <w:rPr>
-          <w:rFonts w:ascii="Consolas" w:hAnsi="Consolas" w:cs="Courier New"/>
-          <w:color w:val="000000"/>
-          <w:sz w:val="17"/>
-          <w:szCs w:val="17"/>
-        </w:rPr>
-        <w:t xml:space="preserve">root </w:t>
+      <w:proofErr w:type="spellStart"/>
+      <w:r>
+        <w:rPr>
+          <w:rFonts w:ascii="Consolas" w:hAnsi="Consolas" w:cs="Courier New"/>
+          <w:color w:val="000000"/>
+          <w:sz w:val="17"/>
+          <w:szCs w:val="17"/>
+        </w:rPr>
+        <w:t>root</w:t>
+      </w:r>
+      <w:proofErr w:type="spellEnd"/>
+      <w:r>
+        <w:rPr>
+          <w:rFonts w:ascii="Consolas" w:hAnsi="Consolas" w:cs="Courier New"/>
+          <w:color w:val="000000"/>
+          <w:sz w:val="17"/>
+          <w:szCs w:val="17"/>
+        </w:rPr>
+        <w:t xml:space="preserve"> </w:t>
       </w:r>
       <w:r>
         <w:rPr>
@@ -12828,6 +13992,7 @@
         </w:rPr>
         <w:t>-</w:t>
       </w:r>
+      <w:proofErr w:type="spellStart"/>
       <w:r>
         <w:rPr>
           <w:rFonts w:ascii="Consolas" w:hAnsi="Consolas" w:cs="Courier New"/>
@@ -12837,6 +14002,7 @@
         </w:rPr>
         <w:t>titulos</w:t>
       </w:r>
+      <w:proofErr w:type="spellEnd"/>
       <w:r>
         <w:rPr>
           <w:rFonts w:ascii="Consolas" w:hAnsi="Consolas" w:cs="Courier New"/>
@@ -12889,7 +14055,27 @@
           <w:sz w:val="17"/>
           <w:szCs w:val="17"/>
         </w:rPr>
-        <w:t>'Roboto'</w:t>
+        <w:t>'</w:t>
+      </w:r>
+      <w:proofErr w:type="spellStart"/>
+      <w:r>
+        <w:rPr>
+          <w:rFonts w:ascii="Consolas" w:hAnsi="Consolas" w:cs="Courier New"/>
+          <w:color w:val="008800"/>
+          <w:sz w:val="17"/>
+          <w:szCs w:val="17"/>
+        </w:rPr>
+        <w:t>Roboto</w:t>
+      </w:r>
+      <w:proofErr w:type="spellEnd"/>
+      <w:r>
+        <w:rPr>
+          <w:rFonts w:ascii="Consolas" w:hAnsi="Consolas" w:cs="Courier New"/>
+          <w:color w:val="008800"/>
+          <w:sz w:val="17"/>
+          <w:szCs w:val="17"/>
+        </w:rPr>
+        <w:t>'</w:t>
       </w:r>
       <w:r>
         <w:rPr>
@@ -12916,7 +14102,27 @@
           <w:sz w:val="17"/>
           <w:szCs w:val="17"/>
         </w:rPr>
-        <w:t>'Helvetica Neue'</w:t>
+        <w:t>'</w:t>
+      </w:r>
+      <w:proofErr w:type="spellStart"/>
+      <w:r>
+        <w:rPr>
+          <w:rFonts w:ascii="Consolas" w:hAnsi="Consolas" w:cs="Courier New"/>
+          <w:color w:val="008800"/>
+          <w:sz w:val="17"/>
+          <w:szCs w:val="17"/>
+        </w:rPr>
+        <w:t>Helvetica</w:t>
+      </w:r>
+      <w:proofErr w:type="spellEnd"/>
+      <w:r>
+        <w:rPr>
+          <w:rFonts w:ascii="Consolas" w:hAnsi="Consolas" w:cs="Courier New"/>
+          <w:color w:val="008800"/>
+          <w:sz w:val="17"/>
+          <w:szCs w:val="17"/>
+        </w:rPr>
+        <w:t xml:space="preserve"> Neue'</w:t>
       </w:r>
       <w:r>
         <w:rPr>
@@ -12934,7 +14140,17 @@
           <w:sz w:val="17"/>
           <w:szCs w:val="17"/>
         </w:rPr>
-        <w:t xml:space="preserve"> sans</w:t>
+        <w:t xml:space="preserve"> </w:t>
+      </w:r>
+      <w:proofErr w:type="spellStart"/>
+      <w:r>
+        <w:rPr>
+          <w:rFonts w:ascii="Consolas" w:hAnsi="Consolas" w:cs="Courier New"/>
+          <w:color w:val="000000"/>
+          <w:sz w:val="17"/>
+          <w:szCs w:val="17"/>
+        </w:rPr>
+        <w:t>sans</w:t>
       </w:r>
       <w:r>
         <w:rPr>
@@ -12954,6 +14170,7 @@
         </w:rPr>
         <w:t>serif</w:t>
       </w:r>
+      <w:proofErr w:type="spellEnd"/>
       <w:r>
         <w:rPr>
           <w:rFonts w:ascii="Consolas" w:hAnsi="Consolas" w:cs="Courier New"/>
@@ -13104,7 +14321,27 @@
           <w:sz w:val="17"/>
           <w:szCs w:val="17"/>
         </w:rPr>
-        <w:t>'Roboto'</w:t>
+        <w:t>'</w:t>
+      </w:r>
+      <w:proofErr w:type="spellStart"/>
+      <w:r>
+        <w:rPr>
+          <w:rFonts w:ascii="Consolas" w:hAnsi="Consolas" w:cs="Courier New"/>
+          <w:color w:val="008800"/>
+          <w:sz w:val="17"/>
+          <w:szCs w:val="17"/>
+        </w:rPr>
+        <w:t>Roboto</w:t>
+      </w:r>
+      <w:proofErr w:type="spellEnd"/>
+      <w:r>
+        <w:rPr>
+          <w:rFonts w:ascii="Consolas" w:hAnsi="Consolas" w:cs="Courier New"/>
+          <w:color w:val="008800"/>
+          <w:sz w:val="17"/>
+          <w:szCs w:val="17"/>
+        </w:rPr>
+        <w:t>'</w:t>
       </w:r>
       <w:r>
         <w:rPr>
@@ -13131,7 +14368,27 @@
           <w:sz w:val="17"/>
           <w:szCs w:val="17"/>
         </w:rPr>
-        <w:t>'Helvetica Neue'</w:t>
+        <w:t>'</w:t>
+      </w:r>
+      <w:proofErr w:type="spellStart"/>
+      <w:r>
+        <w:rPr>
+          <w:rFonts w:ascii="Consolas" w:hAnsi="Consolas" w:cs="Courier New"/>
+          <w:color w:val="008800"/>
+          <w:sz w:val="17"/>
+          <w:szCs w:val="17"/>
+        </w:rPr>
+        <w:t>Helvetica</w:t>
+      </w:r>
+      <w:proofErr w:type="spellEnd"/>
+      <w:r>
+        <w:rPr>
+          <w:rFonts w:ascii="Consolas" w:hAnsi="Consolas" w:cs="Courier New"/>
+          <w:color w:val="008800"/>
+          <w:sz w:val="17"/>
+          <w:szCs w:val="17"/>
+        </w:rPr>
+        <w:t xml:space="preserve"> Neue'</w:t>
       </w:r>
       <w:r>
         <w:rPr>
@@ -13149,7 +14406,17 @@
           <w:sz w:val="17"/>
           <w:szCs w:val="17"/>
         </w:rPr>
-        <w:t xml:space="preserve"> sans</w:t>
+        <w:t xml:space="preserve"> </w:t>
+      </w:r>
+      <w:proofErr w:type="spellStart"/>
+      <w:r>
+        <w:rPr>
+          <w:rFonts w:ascii="Consolas" w:hAnsi="Consolas" w:cs="Courier New"/>
+          <w:color w:val="000000"/>
+          <w:sz w:val="17"/>
+          <w:szCs w:val="17"/>
+        </w:rPr>
+        <w:t>sans</w:t>
       </w:r>
       <w:r>
         <w:rPr>
@@ -13169,6 +14436,7 @@
         </w:rPr>
         <w:t>serif</w:t>
       </w:r>
+      <w:proofErr w:type="spellEnd"/>
       <w:r>
         <w:rPr>
           <w:rFonts w:ascii="Consolas" w:hAnsi="Consolas" w:cs="Courier New"/>
@@ -13308,7 +14576,23 @@
         <w:jc w:val="both"/>
       </w:pPr>
       <w:r>
-        <w:t>Los colores se aplican siempre a través de variables (por ejemplo, background-color: var(--color-principal)) y nunca como valores hexadecimales sueltos dentro de estilos.css o componentes.css, lo que garantiza consistencia visual.</w:t>
+        <w:t xml:space="preserve">Los colores se aplican siempre a través de variables (por ejemplo, </w:t>
+      </w:r>
+      <w:proofErr w:type="spellStart"/>
+      <w:r>
+        <w:t>background</w:t>
+      </w:r>
+      <w:proofErr w:type="spellEnd"/>
+      <w:r>
+        <w:t xml:space="preserve">-color: </w:t>
+      </w:r>
+      <w:proofErr w:type="spellStart"/>
+      <w:r>
+        <w:t>var</w:t>
+      </w:r>
+      <w:proofErr w:type="spellEnd"/>
+      <w:r>
+        <w:t>(--color-principal)) y nunca como valores hexadecimales sueltos dentro de estilos.css o componentes.css, lo que garantiza consistencia visual.</w:t>
       </w:r>
     </w:p>
     <w:p>
@@ -13326,7 +14610,15 @@
         <w:jc w:val="both"/>
       </w:pPr>
       <w:r>
-        <w:t>Tanto los títulos como el texto corrido heredan la tipografía desde las variables --fuente-titulos y --fuente-texto, asegurando coherencia tipográfica en toda la página.</w:t>
+        <w:t>Tanto los títulos como el texto corrido heredan la tipografía desde las variables --fuente-</w:t>
+      </w:r>
+      <w:proofErr w:type="spellStart"/>
+      <w:r>
+        <w:t>titulos</w:t>
+      </w:r>
+      <w:proofErr w:type="spellEnd"/>
+      <w:r>
+        <w:t xml:space="preserve"> y --fuente-texto, asegurando coherencia tipográfica en toda la página.</w:t>
       </w:r>
     </w:p>
     <w:p>
@@ -13344,13 +14636,29 @@
         <w:jc w:val="both"/>
       </w:pPr>
       <w:r>
-        <w:t xml:space="preserve">El espaciado lo manejé con las utilidades de Bootstrap como g-4, g-5 para los gaps entre columnas y py-3 o py-5 para el padding vertical. </w:t>
+        <w:t xml:space="preserve">El espaciado lo manejé con las utilidades de Bootstrap como g-4, g-5 para los gaps entre columnas y py-3 o py-5 para el </w:t>
+      </w:r>
+      <w:proofErr w:type="spellStart"/>
+      <w:r>
+        <w:t>padding</w:t>
+      </w:r>
+      <w:proofErr w:type="spellEnd"/>
+      <w:r>
+        <w:t xml:space="preserve"> vertical. </w:t>
       </w:r>
       <w:r>
         <w:t>Además,</w:t>
       </w:r>
       <w:r>
-        <w:t xml:space="preserve"> le di a cada sección un padding base de 80 píxeles arriba y abajo, que en tableta y escritorio lo fui aumentando a 88 y 96 píxeles para que la página respire mejor en pantallas más grandes.</w:t>
+        <w:t xml:space="preserve"> le di a cada sección un </w:t>
+      </w:r>
+      <w:proofErr w:type="spellStart"/>
+      <w:r>
+        <w:t>padding</w:t>
+      </w:r>
+      <w:proofErr w:type="spellEnd"/>
+      <w:r>
+        <w:t xml:space="preserve"> base de 80 píxeles arriba y abajo, que en tableta y escritorio lo fui aumentando a 88 y 96 píxeles para que la página respire mejor en pantallas más grandes.</w:t>
       </w:r>
     </w:p>
     <w:p>
@@ -13392,7 +14700,15 @@
         <w:jc w:val="both"/>
       </w:pPr>
       <w:r>
-        <w:t>Se utilizan sombras suaves con rgba sobre el color principal para dar profundidad a tarjetas de servicio, testimonios y al formulario de contacto, incrementando la intensidad de la sombra en la tarjeta de plan destacada.</w:t>
+        <w:t xml:space="preserve">Se utilizan sombras suaves con </w:t>
+      </w:r>
+      <w:proofErr w:type="spellStart"/>
+      <w:r>
+        <w:t>rgba</w:t>
+      </w:r>
+      <w:proofErr w:type="spellEnd"/>
+      <w:r>
+        <w:t xml:space="preserve"> sobre el color principal para dar profundidad a tarjetas de servicio, testimonios y al formulario de contacto, incrementando la intensidad de la sombra en la tarjeta de plan destacada.</w:t>
       </w:r>
     </w:p>
     <w:p>
@@ -13410,7 +14726,23 @@
         <w:jc w:val="both"/>
       </w:pPr>
       <w:r>
-        <w:t>Las tarjetas de servicio incrementan su sombra al pasar el cursor, mientras que la tarjeta de plan destacado se distingue mediante un borde de color principal, una sombra más pronunciada, una etiqueta "Más elegido" generada con pseudo-elemento ::before, y un ligero aumento de escala exclusivo para pantallas de escritorio.</w:t>
+        <w:t xml:space="preserve">Las tarjetas de servicio incrementan su sombra al pasar el cursor, mientras que la tarjeta de plan destacado se distingue mediante un borde de color principal, una sombra más pronunciada, una etiqueta "Más elegido" generada con </w:t>
+      </w:r>
+      <w:proofErr w:type="spellStart"/>
+      <w:r>
+        <w:t>pseudo-elemento</w:t>
+      </w:r>
+      <w:proofErr w:type="spellEnd"/>
+      <w:r>
+        <w:t xml:space="preserve"> ::</w:t>
+      </w:r>
+      <w:proofErr w:type="spellStart"/>
+      <w:r>
+        <w:t>before</w:t>
+      </w:r>
+      <w:proofErr w:type="spellEnd"/>
+      <w:r>
+        <w:t>, y un ligero aumento de escala exclusivo para pantallas de escritorio.</w:t>
       </w:r>
     </w:p>
     <w:p>
@@ -13444,9 +14776,22 @@
         <w:t xml:space="preserve"> - Atributos</w:t>
       </w:r>
       <w:r>
-        <w:t xml:space="preserve"> del plan destacado con pseudo-elemento ::before</w:t>
+        <w:t xml:space="preserve"> del plan destacado con </w:t>
+      </w:r>
+      <w:proofErr w:type="spellStart"/>
+      <w:r>
+        <w:t>pseudo-elemento</w:t>
+      </w:r>
+      <w:proofErr w:type="spellEnd"/>
+      <w:r>
+        <w:t xml:space="preserve"> ::</w:t>
+      </w:r>
+      <w:proofErr w:type="spellStart"/>
+      <w:r>
+        <w:t>before</w:t>
       </w:r>
       <w:bookmarkEnd w:id="65"/>
+      <w:proofErr w:type="spellEnd"/>
     </w:p>
     <w:p>
       <w:pPr>
@@ -13518,6 +14863,7 @@
         </w:rPr>
         <w:t>-</w:t>
       </w:r>
+      <w:proofErr w:type="spellStart"/>
       <w:r>
         <w:rPr>
           <w:rFonts w:ascii="Consolas" w:hAnsi="Consolas" w:cs="Courier New"/>
@@ -13543,7 +14889,17 @@
           <w:sz w:val="17"/>
           <w:szCs w:val="17"/>
         </w:rPr>
-        <w:t xml:space="preserve">destacado </w:t>
+        <w:t>destacado</w:t>
+      </w:r>
+      <w:proofErr w:type="spellEnd"/>
+      <w:r>
+        <w:rPr>
+          <w:rFonts w:ascii="Consolas" w:hAnsi="Consolas" w:cs="Courier New"/>
+          <w:color w:val="000000"/>
+          <w:sz w:val="17"/>
+          <w:szCs w:val="17"/>
+        </w:rPr>
+        <w:t xml:space="preserve"> </w:t>
       </w:r>
       <w:r>
         <w:rPr>
@@ -13605,8 +14961,19 @@
           <w:sz w:val="17"/>
           <w:szCs w:val="17"/>
         </w:rPr>
-        <w:t xml:space="preserve">  border</w:t>
-      </w:r>
+        <w:t xml:space="preserve">  </w:t>
+      </w:r>
+      <w:proofErr w:type="spellStart"/>
+      <w:r>
+        <w:rPr>
+          <w:rFonts w:ascii="Consolas" w:hAnsi="Consolas" w:cs="Courier New"/>
+          <w:color w:val="000000"/>
+          <w:sz w:val="17"/>
+          <w:szCs w:val="17"/>
+        </w:rPr>
+        <w:t>border</w:t>
+      </w:r>
+      <w:proofErr w:type="spellEnd"/>
       <w:r>
         <w:rPr>
           <w:rFonts w:ascii="Consolas" w:hAnsi="Consolas" w:cs="Courier New"/>
@@ -13643,6 +15010,7 @@
         </w:rPr>
         <w:t xml:space="preserve"> </w:t>
       </w:r>
+      <w:proofErr w:type="spellStart"/>
       <w:r>
         <w:rPr>
           <w:rFonts w:ascii="Consolas" w:hAnsi="Consolas" w:cs="Courier New"/>
@@ -13652,6 +15020,7 @@
         </w:rPr>
         <w:t>var</w:t>
       </w:r>
+      <w:proofErr w:type="spellEnd"/>
       <w:r>
         <w:rPr>
           <w:rFonts w:ascii="Consolas" w:hAnsi="Consolas" w:cs="Courier New"/>
@@ -13759,6 +15128,7 @@
         </w:rPr>
         <w:t>-</w:t>
       </w:r>
+      <w:proofErr w:type="spellStart"/>
       <w:r>
         <w:rPr>
           <w:rFonts w:ascii="Consolas" w:hAnsi="Consolas" w:cs="Courier New"/>
@@ -13768,6 +15138,7 @@
         </w:rPr>
         <w:t>shadow</w:t>
       </w:r>
+      <w:proofErr w:type="spellEnd"/>
       <w:r>
         <w:rPr>
           <w:rFonts w:ascii="Consolas" w:hAnsi="Consolas" w:cs="Courier New"/>
@@ -13838,8 +15209,19 @@
           <w:sz w:val="17"/>
           <w:szCs w:val="17"/>
         </w:rPr>
-        <w:t xml:space="preserve"> rgba</w:t>
-      </w:r>
+        <w:t xml:space="preserve"> </w:t>
+      </w:r>
+      <w:proofErr w:type="spellStart"/>
+      <w:r>
+        <w:rPr>
+          <w:rFonts w:ascii="Consolas" w:hAnsi="Consolas" w:cs="Courier New"/>
+          <w:color w:val="000000"/>
+          <w:sz w:val="17"/>
+          <w:szCs w:val="17"/>
+        </w:rPr>
+        <w:t>rgba</w:t>
+      </w:r>
+      <w:proofErr w:type="spellEnd"/>
       <w:r>
         <w:rPr>
           <w:rFonts w:ascii="Consolas" w:hAnsi="Consolas" w:cs="Courier New"/>
@@ -14206,6 +15588,7 @@
         </w:rPr>
         <w:t>-</w:t>
       </w:r>
+      <w:proofErr w:type="spellStart"/>
       <w:r>
         <w:rPr>
           <w:rFonts w:ascii="Consolas" w:hAnsi="Consolas" w:cs="Courier New"/>
@@ -14234,6 +15617,7 @@
         </w:rPr>
         <w:t>destacado</w:t>
       </w:r>
+      <w:proofErr w:type="spellEnd"/>
       <w:r>
         <w:rPr>
           <w:rFonts w:ascii="Consolas" w:hAnsi="Consolas" w:cs="Courier New"/>
@@ -14243,6 +15627,7 @@
         </w:rPr>
         <w:t>::</w:t>
       </w:r>
+      <w:proofErr w:type="spellStart"/>
       <w:proofErr w:type="gramEnd"/>
       <w:r>
         <w:rPr>
@@ -14251,7 +15636,17 @@
           <w:sz w:val="17"/>
           <w:szCs w:val="17"/>
         </w:rPr>
-        <w:t xml:space="preserve">before </w:t>
+        <w:t>before</w:t>
+      </w:r>
+      <w:proofErr w:type="spellEnd"/>
+      <w:r>
+        <w:rPr>
+          <w:rFonts w:ascii="Consolas" w:hAnsi="Consolas" w:cs="Courier New"/>
+          <w:color w:val="000000"/>
+          <w:sz w:val="17"/>
+          <w:szCs w:val="17"/>
+        </w:rPr>
+        <w:t xml:space="preserve"> </w:t>
       </w:r>
       <w:r>
         <w:rPr>
@@ -14313,8 +15708,19 @@
           <w:sz w:val="17"/>
           <w:szCs w:val="17"/>
         </w:rPr>
-        <w:t xml:space="preserve">  content</w:t>
-      </w:r>
+        <w:t xml:space="preserve">  </w:t>
+      </w:r>
+      <w:proofErr w:type="spellStart"/>
+      <w:r>
+        <w:rPr>
+          <w:rFonts w:ascii="Consolas" w:hAnsi="Consolas" w:cs="Courier New"/>
+          <w:color w:val="000000"/>
+          <w:sz w:val="17"/>
+          <w:szCs w:val="17"/>
+        </w:rPr>
+        <w:t>content</w:t>
+      </w:r>
+      <w:proofErr w:type="spellEnd"/>
       <w:r>
         <w:rPr>
           <w:rFonts w:ascii="Consolas" w:hAnsi="Consolas" w:cs="Courier New"/>
@@ -14580,8 +15986,19 @@
           <w:sz w:val="17"/>
           <w:szCs w:val="17"/>
         </w:rPr>
-        <w:t xml:space="preserve">  left</w:t>
-      </w:r>
+        <w:t xml:space="preserve">  </w:t>
+      </w:r>
+      <w:proofErr w:type="spellStart"/>
+      <w:r>
+        <w:rPr>
+          <w:rFonts w:ascii="Consolas" w:hAnsi="Consolas" w:cs="Courier New"/>
+          <w:color w:val="000000"/>
+          <w:sz w:val="17"/>
+          <w:szCs w:val="17"/>
+        </w:rPr>
+        <w:t>left</w:t>
+      </w:r>
+      <w:proofErr w:type="spellEnd"/>
       <w:r>
         <w:rPr>
           <w:rFonts w:ascii="Consolas" w:hAnsi="Consolas" w:cs="Courier New"/>
@@ -14669,8 +16086,19 @@
           <w:sz w:val="17"/>
           <w:szCs w:val="17"/>
         </w:rPr>
-        <w:t xml:space="preserve">  transform</w:t>
-      </w:r>
+        <w:t xml:space="preserve">  </w:t>
+      </w:r>
+      <w:proofErr w:type="spellStart"/>
+      <w:r>
+        <w:rPr>
+          <w:rFonts w:ascii="Consolas" w:hAnsi="Consolas" w:cs="Courier New"/>
+          <w:color w:val="000000"/>
+          <w:sz w:val="17"/>
+          <w:szCs w:val="17"/>
+        </w:rPr>
+        <w:t>transform</w:t>
+      </w:r>
+      <w:proofErr w:type="spellEnd"/>
       <w:r>
         <w:rPr>
           <w:rFonts w:ascii="Consolas" w:hAnsi="Consolas" w:cs="Courier New"/>
@@ -14687,8 +16115,19 @@
           <w:sz w:val="17"/>
           <w:szCs w:val="17"/>
         </w:rPr>
-        <w:t xml:space="preserve"> translateX</w:t>
-      </w:r>
+        <w:t xml:space="preserve"> </w:t>
+      </w:r>
+      <w:proofErr w:type="spellStart"/>
+      <w:r>
+        <w:rPr>
+          <w:rFonts w:ascii="Consolas" w:hAnsi="Consolas" w:cs="Courier New"/>
+          <w:color w:val="000000"/>
+          <w:sz w:val="17"/>
+          <w:szCs w:val="17"/>
+        </w:rPr>
+        <w:t>translateX</w:t>
+      </w:r>
+      <w:proofErr w:type="spellEnd"/>
       <w:r>
         <w:rPr>
           <w:rFonts w:ascii="Consolas" w:hAnsi="Consolas" w:cs="Courier New"/>
@@ -14767,8 +16206,19 @@
           <w:sz w:val="17"/>
           <w:szCs w:val="17"/>
         </w:rPr>
-        <w:t xml:space="preserve">  background</w:t>
-      </w:r>
+        <w:t xml:space="preserve">  </w:t>
+      </w:r>
+      <w:proofErr w:type="spellStart"/>
+      <w:r>
+        <w:rPr>
+          <w:rFonts w:ascii="Consolas" w:hAnsi="Consolas" w:cs="Courier New"/>
+          <w:color w:val="000000"/>
+          <w:sz w:val="17"/>
+          <w:szCs w:val="17"/>
+        </w:rPr>
+        <w:t>background</w:t>
+      </w:r>
+      <w:proofErr w:type="spellEnd"/>
       <w:r>
         <w:rPr>
           <w:rFonts w:ascii="Consolas" w:hAnsi="Consolas" w:cs="Courier New"/>
@@ -14805,6 +16255,7 @@
         </w:rPr>
         <w:t xml:space="preserve"> </w:t>
       </w:r>
+      <w:proofErr w:type="spellStart"/>
       <w:r>
         <w:rPr>
           <w:rFonts w:ascii="Consolas" w:hAnsi="Consolas" w:cs="Courier New"/>
@@ -14814,6 +16265,7 @@
         </w:rPr>
         <w:t>var</w:t>
       </w:r>
+      <w:proofErr w:type="spellEnd"/>
       <w:r>
         <w:rPr>
           <w:rFonts w:ascii="Consolas" w:hAnsi="Consolas" w:cs="Courier New"/>
@@ -14930,6 +16382,7 @@
         </w:rPr>
         <w:t xml:space="preserve"> </w:t>
       </w:r>
+      <w:proofErr w:type="spellStart"/>
       <w:r>
         <w:rPr>
           <w:rFonts w:ascii="Consolas" w:hAnsi="Consolas" w:cs="Courier New"/>
@@ -14939,6 +16392,7 @@
         </w:rPr>
         <w:t>var</w:t>
       </w:r>
+      <w:proofErr w:type="spellEnd"/>
       <w:r>
         <w:rPr>
           <w:rFonts w:ascii="Consolas" w:hAnsi="Consolas" w:cs="Courier New"/>
@@ -15123,7 +16577,39 @@
         <w:jc w:val="both"/>
       </w:pPr>
       <w:r>
-        <w:t>La sección hero utiliza un degradado lineal entre los colores terciario y secundario (linear-gradient(160deg, var(--color-terciario) 0%, var(--color-secundario) 100%)) como fondo, con una imagen ilustrativa a la derecha con bordes redondeados y sombra, y textos de mayor tamaño que en el resto del sitio.</w:t>
+        <w:t xml:space="preserve">La sección </w:t>
+      </w:r>
+      <w:proofErr w:type="spellStart"/>
+      <w:r>
+        <w:t>hero</w:t>
+      </w:r>
+      <w:proofErr w:type="spellEnd"/>
+      <w:r>
+        <w:t xml:space="preserve"> utiliza un degradado lineal entre los colores terciario y secundario (linear-</w:t>
+      </w:r>
+      <w:proofErr w:type="spellStart"/>
+      <w:r>
+        <w:t>gradient</w:t>
+      </w:r>
+      <w:proofErr w:type="spellEnd"/>
+      <w:r>
+        <w:t xml:space="preserve">(160deg, </w:t>
+      </w:r>
+      <w:proofErr w:type="spellStart"/>
+      <w:r>
+        <w:t>var</w:t>
+      </w:r>
+      <w:proofErr w:type="spellEnd"/>
+      <w:r>
+        <w:t xml:space="preserve">(--color-terciario) 0%, </w:t>
+      </w:r>
+      <w:proofErr w:type="spellStart"/>
+      <w:r>
+        <w:t>var</w:t>
+      </w:r>
+      <w:proofErr w:type="spellEnd"/>
+      <w:r>
+        <w:t>(--color-secundario) 100%)) como fondo, con una imagen ilustrativa a la derecha con bordes redondeados y sombra, y textos de mayor tamaño que en el resto del sitio.</w:t>
       </w:r>
     </w:p>
     <w:p>
@@ -15132,16 +16618,37 @@
       </w:pPr>
       <w:bookmarkStart w:id="67" w:name="_Toc234160619"/>
       <w:r>
-        <w:t>10.9 Media Queries</w:t>
+        <w:t xml:space="preserve">10.9 Media </w:t>
+      </w:r>
+      <w:proofErr w:type="spellStart"/>
+      <w:r>
+        <w:t>Queries</w:t>
       </w:r>
       <w:bookmarkEnd w:id="67"/>
+      <w:proofErr w:type="spellEnd"/>
     </w:p>
     <w:p>
       <w:pPr>
         <w:jc w:val="both"/>
       </w:pPr>
       <w:r>
-        <w:t>Se definieron dos puntos de ruptura principales: 768 px y 992 px, replicados tanto en estilos.css como en componentes.css según el elemento a modificar.</w:t>
+        <w:t xml:space="preserve">Se definieron dos puntos de ruptura principales: 768 </w:t>
+      </w:r>
+      <w:proofErr w:type="spellStart"/>
+      <w:r>
+        <w:t>px</w:t>
+      </w:r>
+      <w:proofErr w:type="spellEnd"/>
+      <w:r>
+        <w:t xml:space="preserve"> y 992 </w:t>
+      </w:r>
+      <w:proofErr w:type="spellStart"/>
+      <w:r>
+        <w:t>px</w:t>
+      </w:r>
+      <w:proofErr w:type="spellEnd"/>
+      <w:r>
+        <w:t>, replicados tanto en estilos.css como en componentes.css según el elemento a modificar.</w:t>
       </w:r>
     </w:p>
     <w:p>
@@ -15150,9 +16657,14 @@
       </w:pPr>
       <w:bookmarkStart w:id="68" w:name="_Toc234160620"/>
       <w:r>
-        <w:t>11. Aplicación de Mobile First</w:t>
+        <w:t xml:space="preserve">11. Aplicación de Mobile </w:t>
+      </w:r>
+      <w:proofErr w:type="spellStart"/>
+      <w:r>
+        <w:t>First</w:t>
       </w:r>
       <w:bookmarkEnd w:id="68"/>
+      <w:proofErr w:type="spellEnd"/>
     </w:p>
     <w:p>
       <w:pPr>
@@ -15169,7 +16681,23 @@
         <w:jc w:val="both"/>
       </w:pPr>
       <w:r>
-        <w:t>Los estilos base definidos fuera de cualquier media query (tamaños de fuente de h1 en 32px, h2 en 26px, secciones con 80px de padding vertical, columnas de Bootstrap en col-12) corresponden al diseño pensado primero para pantallas pequeñas, garantizando que el sitio sea funcional y legible antes de aplicar cualquier ajuste adicional.</w:t>
+        <w:t xml:space="preserve">Los estilos base definidos fuera de cualquier media </w:t>
+      </w:r>
+      <w:proofErr w:type="spellStart"/>
+      <w:r>
+        <w:t>query</w:t>
+      </w:r>
+      <w:proofErr w:type="spellEnd"/>
+      <w:r>
+        <w:t xml:space="preserve"> (tamaños de fuente de h1 en 32px, h2 en 26px, secciones con 80px de </w:t>
+      </w:r>
+      <w:proofErr w:type="spellStart"/>
+      <w:r>
+        <w:t>padding</w:t>
+      </w:r>
+      <w:proofErr w:type="spellEnd"/>
+      <w:r>
+        <w:t xml:space="preserve"> vertical, columnas de Bootstrap en col-12) corresponden al diseño pensado primero para pantallas pequeñas, garantizando que el sitio sea funcional y legible antes de aplicar cualquier ajuste adicional.</w:t>
       </w:r>
     </w:p>
     <w:p>
@@ -15190,7 +16718,15 @@
         <w:spacing w:after="80" w:line="240" w:lineRule="auto"/>
       </w:pPr>
       <w:r>
-        <w:t>En tableta los títulos h1 y h2 crecen de tamaño para aprovechar mejor la pantalla. El padding de las secciones sube de 80 a 88 píxeles para dar más aire. Las tarjetas de servicios pasan de una columna a dos, y el número de los indicadores aumenta de 38 a 46 píxeles para que se vean con más fuerza.</w:t>
+        <w:t xml:space="preserve">En tableta los títulos h1 y h2 crecen de tamaño para aprovechar mejor la pantalla. El </w:t>
+      </w:r>
+      <w:proofErr w:type="spellStart"/>
+      <w:r>
+        <w:t>padding</w:t>
+      </w:r>
+      <w:proofErr w:type="spellEnd"/>
+      <w:r>
+        <w:t xml:space="preserve"> de las secciones sube de 80 a 88 píxeles para dar más aire. Las tarjetas de servicios pasan de una columna a dos, y el número de los indicadores aumenta de 38 a 46 píxeles para que se vean con más fuerza.</w:t>
       </w:r>
     </w:p>
     <w:p>
@@ -15208,7 +16744,47 @@
         <w:spacing w:after="80" w:line="240" w:lineRule="auto"/>
       </w:pPr>
       <w:r>
-        <w:t>En escritorio los títulos h1 llegan a su tamaño máximo, con 50 píxeles en general y 51 en el hero. El padding del hero sube a 96 píxeles para dar más presencia. Las tarjetas de servicios pasan a cuatro columnas con col-lg-3 y las de planes a tres con col-lg-4. Además, la tarjeta del plan destacado se agranda un poquito con un transform scale de 1.04 para que resalte aún más.</w:t>
+        <w:t xml:space="preserve">En escritorio los títulos h1 llegan a su tamaño máximo, con 50 píxeles en general y 51 en el </w:t>
+      </w:r>
+      <w:proofErr w:type="spellStart"/>
+      <w:r>
+        <w:t>hero</w:t>
+      </w:r>
+      <w:proofErr w:type="spellEnd"/>
+      <w:r>
+        <w:t xml:space="preserve">. El </w:t>
+      </w:r>
+      <w:proofErr w:type="spellStart"/>
+      <w:r>
+        <w:t>padding</w:t>
+      </w:r>
+      <w:proofErr w:type="spellEnd"/>
+      <w:r>
+        <w:t xml:space="preserve"> del </w:t>
+      </w:r>
+      <w:proofErr w:type="spellStart"/>
+      <w:r>
+        <w:t>hero</w:t>
+      </w:r>
+      <w:proofErr w:type="spellEnd"/>
+      <w:r>
+        <w:t xml:space="preserve"> sube a 96 píxeles para dar más presencia. Las tarjetas de servicios pasan a cuatro columnas con col-lg-3 y las de planes a tres con col-lg-4. Además, la tarjeta del plan destacado se agranda un poquito con un </w:t>
+      </w:r>
+      <w:proofErr w:type="spellStart"/>
+      <w:r>
+        <w:t>transform</w:t>
+      </w:r>
+      <w:proofErr w:type="spellEnd"/>
+      <w:r>
+        <w:t xml:space="preserve"> </w:t>
+      </w:r>
+      <w:proofErr w:type="spellStart"/>
+      <w:r>
+        <w:t>scale</w:t>
+      </w:r>
+      <w:proofErr w:type="spellEnd"/>
+      <w:r>
+        <w:t xml:space="preserve"> de 1.04 para que resalte aún más.</w:t>
       </w:r>
     </w:p>
     <w:p>
@@ -15217,7 +16793,15 @@
       </w:pPr>
       <w:bookmarkStart w:id="72" w:name="_Toc234160624"/>
       <w:r>
-        <w:t>11.4 Media Queries utilizadas</w:t>
+        <w:t xml:space="preserve">11.4 Media </w:t>
+      </w:r>
+      <w:proofErr w:type="spellStart"/>
+      <w:r>
+        <w:t>Queries</w:t>
+      </w:r>
+      <w:proofErr w:type="spellEnd"/>
+      <w:r>
+        <w:t xml:space="preserve"> utilizadas</w:t>
       </w:r>
       <w:bookmarkEnd w:id="72"/>
     </w:p>
@@ -15226,7 +16810,47 @@
         <w:jc w:val="both"/>
       </w:pPr>
       <w:r>
-        <w:t>Se utilizaron exclusivamente media queries de tipo min-width (768px y 992px), coherentes con la filosofía mobile first, en la cual los estilos base cubren el escenario más restrictivo y las reglas dentro de los media queries añaden mejoras progresivas para pantallas más grandes.</w:t>
+        <w:t xml:space="preserve">Se utilizaron exclusivamente media </w:t>
+      </w:r>
+      <w:proofErr w:type="spellStart"/>
+      <w:r>
+        <w:t>queries</w:t>
+      </w:r>
+      <w:proofErr w:type="spellEnd"/>
+      <w:r>
+        <w:t xml:space="preserve"> de tipo min-</w:t>
+      </w:r>
+      <w:proofErr w:type="spellStart"/>
+      <w:r>
+        <w:t>width</w:t>
+      </w:r>
+      <w:proofErr w:type="spellEnd"/>
+      <w:r>
+        <w:t xml:space="preserve"> (768px y 992px), coherentes con la filosofía </w:t>
+      </w:r>
+      <w:proofErr w:type="spellStart"/>
+      <w:r>
+        <w:t>mobile</w:t>
+      </w:r>
+      <w:proofErr w:type="spellEnd"/>
+      <w:r>
+        <w:t xml:space="preserve"> </w:t>
+      </w:r>
+      <w:proofErr w:type="spellStart"/>
+      <w:r>
+        <w:t>first</w:t>
+      </w:r>
+      <w:proofErr w:type="spellEnd"/>
+      <w:r>
+        <w:t xml:space="preserve">, en la cual los estilos base cubren el escenario más restrictivo y las reglas dentro de los media </w:t>
+      </w:r>
+      <w:proofErr w:type="spellStart"/>
+      <w:r>
+        <w:t>queries</w:t>
+      </w:r>
+      <w:proofErr w:type="spellEnd"/>
+      <w:r>
+        <w:t xml:space="preserve"> añaden mejoras progresivas para pantallas más grandes.</w:t>
       </w:r>
     </w:p>
     <w:p>
@@ -15841,12 +17465,21 @@
                 <w:lang w:eastAsia="es-EC"/>
               </w:rPr>
             </w:pPr>
+            <w:proofErr w:type="spellStart"/>
             <w:r>
               <w:rPr>
                 <w:rFonts w:eastAsia="Times New Roman" w:cstheme="minorHAnsi"/>
                 <w:lang w:eastAsia="es-EC"/>
               </w:rPr>
-              <w:t>Info y formulario lado a lado</w:t>
+              <w:t>Info</w:t>
+            </w:r>
+            <w:proofErr w:type="spellEnd"/>
+            <w:r>
+              <w:rPr>
+                <w:rFonts w:eastAsia="Times New Roman" w:cstheme="minorHAnsi"/>
+                <w:lang w:eastAsia="es-EC"/>
+              </w:rPr>
+              <w:t xml:space="preserve"> y formulario lado a lado</w:t>
             </w:r>
           </w:p>
         </w:tc>
@@ -15895,7 +17528,15 @@
         <w:t xml:space="preserve"> - </w:t>
       </w:r>
       <w:r>
-        <w:t>Vista general de la página completa en dispositivo móvil (375 px).</w:t>
+        <w:t xml:space="preserve">Vista general de la página completa en dispositivo móvil (375 </w:t>
+      </w:r>
+      <w:proofErr w:type="spellStart"/>
+      <w:r>
+        <w:t>px</w:t>
+      </w:r>
+      <w:proofErr w:type="spellEnd"/>
+      <w:r>
+        <w:t>).</w:t>
       </w:r>
       <w:bookmarkEnd w:id="76"/>
       <w:bookmarkEnd w:id="77"/>
@@ -15918,107 +17559,6 @@
             <wp:extent cx="3724795" cy="4296375"/>
             <wp:effectExtent l="0" t="0" r="9525" b="9525"/>
             <wp:docPr id="5" name="Imagen 5"/>
-            <wp:cNvGraphicFramePr>
-              <a:graphicFrameLocks xmlns:a="http://schemas.openxmlformats.org/drawingml/2006/main" noChangeAspect="1"/>
-            </wp:cNvGraphicFramePr>
-            <a:graphic xmlns:a="http://schemas.openxmlformats.org/drawingml/2006/main">
-              <a:graphicData uri="http://schemas.openxmlformats.org/drawingml/2006/picture">
-                <pic:pic xmlns:pic="http://schemas.openxmlformats.org/drawingml/2006/picture">
-                  <pic:nvPicPr>
-                    <pic:cNvPr id="1" name=""/>
-                    <pic:cNvPicPr/>
-                  </pic:nvPicPr>
-                  <pic:blipFill>
-                    <a:blip r:embed="rId8"/>
-                    <a:stretch>
-                      <a:fillRect/>
-                    </a:stretch>
-                  </pic:blipFill>
-                  <pic:spPr>
-                    <a:xfrm>
-                      <a:off x="0" y="0"/>
-                      <a:ext cx="3724795" cy="4296375"/>
-                    </a:xfrm>
-                    <a:prstGeom prst="rect">
-                      <a:avLst/>
-                    </a:prstGeom>
-                  </pic:spPr>
-                </pic:pic>
-              </a:graphicData>
-            </a:graphic>
-          </wp:inline>
-        </w:drawing>
-      </w:r>
-      <w:r>
-        <w:rPr>
-          <w:b/>
-          <w:bCs/>
-        </w:rPr>
-        <w:tab/>
-      </w:r>
-    </w:p>
-    <w:p>
-      <w:pPr>
-        <w:spacing w:after="240"/>
-        <w:rPr>
-          <w:i/>
-          <w:iCs/>
-          <w:color w:val="5B6B77"/>
-          <w:sz w:val="19"/>
-          <w:szCs w:val="19"/>
-        </w:rPr>
-      </w:pPr>
-    </w:p>
-    <w:p>
-      <w:pPr>
-        <w:pStyle w:val="Descripcin"/>
-        <w:keepNext/>
-      </w:pPr>
-      <w:bookmarkStart w:id="78" w:name="_Toc234160105"/>
-      <w:bookmarkStart w:id="79" w:name="_Toc234160198"/>
-      <w:r>
-        <w:t xml:space="preserve">Figura  </w:t>
-      </w:r>
-      <w:r>
-        <w:fldChar w:fldCharType="begin"/>
-      </w:r>
-      <w:r>
-        <w:instrText xml:space="preserve"> SEQ Figura_ \* ARABIC </w:instrText>
-      </w:r>
-      <w:r>
-        <w:fldChar w:fldCharType="separate"/>
-      </w:r>
-      <w:r>
-        <w:rPr>
-          <w:noProof/>
-        </w:rPr>
-        <w:t>3</w:t>
-      </w:r>
-      <w:r>
-        <w:fldChar w:fldCharType="end"/>
-      </w:r>
-      <w:r>
-        <w:t xml:space="preserve"> - </w:t>
-      </w:r>
-      <w:r>
-        <w:t>Encabezado en vista móvil, con el logotipo y el ícono de menú.</w:t>
-      </w:r>
-      <w:bookmarkEnd w:id="78"/>
-      <w:bookmarkEnd w:id="79"/>
-    </w:p>
-    <w:p>
-      <w:pPr>
-        <w:spacing w:after="240"/>
-      </w:pPr>
-      <w:r>
-        <w:rPr>
-          <w:noProof/>
-        </w:rPr>
-        <w:drawing>
-          <wp:inline distT="0" distB="0" distL="0" distR="0" wp14:anchorId="1CF154D1" wp14:editId="714F87E6">
-            <wp:extent cx="2962688" cy="504895"/>
-            <wp:effectExtent l="0" t="0" r="9525" b="9525"/>
-            <wp:docPr id="23" name="Imagen 23"/>
             <wp:cNvGraphicFramePr>
               <a:graphicFrameLocks xmlns:a="http://schemas.openxmlformats.org/drawingml/2006/main" noChangeAspect="1"/>
             </wp:cNvGraphicFramePr>
@@ -16038,7 +17578,7 @@
                   <pic:spPr>
                     <a:xfrm>
                       <a:off x="0" y="0"/>
-                      <a:ext cx="2962688" cy="504895"/>
+                      <a:ext cx="3724795" cy="4296375"/>
                     </a:xfrm>
                     <a:prstGeom prst="rect">
                       <a:avLst/>
@@ -16050,50 +17590,17 @@
           </wp:inline>
         </w:drawing>
       </w:r>
-    </w:p>
-    <w:p>
-      <w:pPr>
-        <w:pStyle w:val="Descripcin"/>
-        <w:keepNext/>
-      </w:pPr>
-      <w:bookmarkStart w:id="80" w:name="_Toc234160106"/>
-      <w:bookmarkStart w:id="81" w:name="_Toc234160199"/>
-      <w:r>
-        <w:lastRenderedPageBreak/>
-        <w:t xml:space="preserve">Figura  </w:t>
-      </w:r>
-      <w:r>
-        <w:fldChar w:fldCharType="begin"/>
-      </w:r>
-      <w:r>
-        <w:instrText xml:space="preserve"> SEQ Figura_ \* ARABIC </w:instrText>
-      </w:r>
-      <w:r>
-        <w:fldChar w:fldCharType="separate"/>
-      </w:r>
-      <w:r>
-        <w:rPr>
-          <w:noProof/>
-        </w:rPr>
-        <w:t>4</w:t>
-      </w:r>
-      <w:r>
-        <w:fldChar w:fldCharType="end"/>
-      </w:r>
-      <w:r>
-        <w:t xml:space="preserve"> - </w:t>
-      </w:r>
-      <w:r>
-        <w:t>Menú de navegación mediante el componente navbar de Bootstrap</w:t>
-      </w:r>
-      <w:r>
-        <w:t>.</w:t>
-      </w:r>
-      <w:bookmarkEnd w:id="80"/>
-      <w:bookmarkEnd w:id="81"/>
-    </w:p>
-    <w:p>
-      <w:pPr>
+      <w:r>
+        <w:rPr>
+          <w:b/>
+          <w:bCs/>
+        </w:rPr>
+        <w:tab/>
+      </w:r>
+    </w:p>
+    <w:p>
+      <w:pPr>
+        <w:spacing w:after="240"/>
         <w:rPr>
           <w:i/>
           <w:iCs/>
@@ -16102,15 +17609,57 @@
           <w:szCs w:val="19"/>
         </w:rPr>
       </w:pPr>
+    </w:p>
+    <w:p>
+      <w:pPr>
+        <w:pStyle w:val="Descripcin"/>
+        <w:keepNext/>
+      </w:pPr>
+      <w:bookmarkStart w:id="78" w:name="_Toc234160105"/>
+      <w:bookmarkStart w:id="79" w:name="_Toc234160198"/>
+      <w:r>
+        <w:t xml:space="preserve">Figura  </w:t>
+      </w:r>
+      <w:r>
+        <w:fldChar w:fldCharType="begin"/>
+      </w:r>
+      <w:r>
+        <w:instrText xml:space="preserve"> SEQ Figura_ \* ARABIC </w:instrText>
+      </w:r>
+      <w:r>
+        <w:fldChar w:fldCharType="separate"/>
+      </w:r>
       <w:r>
         <w:rPr>
           <w:noProof/>
         </w:rPr>
+        <w:t>3</w:t>
+      </w:r>
+      <w:r>
+        <w:fldChar w:fldCharType="end"/>
+      </w:r>
+      <w:r>
+        <w:t xml:space="preserve"> - </w:t>
+      </w:r>
+      <w:r>
+        <w:t>Encabezado en vista móvil, con el logotipo y el ícono de menú.</w:t>
+      </w:r>
+      <w:bookmarkEnd w:id="78"/>
+      <w:bookmarkEnd w:id="79"/>
+    </w:p>
+    <w:p>
+      <w:pPr>
+        <w:spacing w:after="240"/>
+      </w:pPr>
+      <w:r>
+        <w:rPr>
+          <w:noProof/>
+        </w:rPr>
         <w:drawing>
-          <wp:inline distT="0" distB="0" distL="0" distR="0" wp14:anchorId="1D0F14E2" wp14:editId="35454D3F">
-            <wp:extent cx="2520000" cy="2074604"/>
-            <wp:effectExtent l="0" t="0" r="0" b="1905"/>
-            <wp:docPr id="12" name="Imagen 12"/>
+          <wp:inline distT="0" distB="0" distL="0" distR="0" wp14:anchorId="1CF154D1" wp14:editId="714F87E6">
+            <wp:extent cx="2962688" cy="504895"/>
+            <wp:effectExtent l="0" t="0" r="9525" b="9525"/>
+            <wp:docPr id="23" name="Imagen 23"/>
             <wp:cNvGraphicFramePr>
               <a:graphicFrameLocks xmlns:a="http://schemas.openxmlformats.org/drawingml/2006/main" noChangeAspect="1"/>
             </wp:cNvGraphicFramePr>
@@ -16130,7 +17679,7 @@
                   <pic:spPr>
                     <a:xfrm>
                       <a:off x="0" y="0"/>
-                      <a:ext cx="2520000" cy="2074604"/>
+                      <a:ext cx="2962688" cy="504895"/>
                     </a:xfrm>
                     <a:prstGeom prst="rect">
                       <a:avLst/>
@@ -16148,9 +17697,10 @@
         <w:pStyle w:val="Descripcin"/>
         <w:keepNext/>
       </w:pPr>
-      <w:bookmarkStart w:id="82" w:name="_Toc234160107"/>
-      <w:bookmarkStart w:id="83" w:name="_Toc234160200"/>
-      <w:r>
+      <w:bookmarkStart w:id="80" w:name="_Toc234160106"/>
+      <w:bookmarkStart w:id="81" w:name="_Toc234160199"/>
+      <w:r>
+        <w:lastRenderedPageBreak/>
         <w:t xml:space="preserve">Figura  </w:t>
       </w:r>
       <w:r>
@@ -16166,7 +17716,7 @@
         <w:rPr>
           <w:noProof/>
         </w:rPr>
-        <w:t>5</w:t>
+        <w:t>4</w:t>
       </w:r>
       <w:r>
         <w:fldChar w:fldCharType="end"/>
@@ -16175,32 +17725,41 @@
         <w:t xml:space="preserve"> - </w:t>
       </w:r>
       <w:r>
-        <w:t>Sección hero en vista móvil: título</w:t>
-      </w:r>
-      <w:r>
-        <w:t xml:space="preserve"> y</w:t>
-      </w:r>
-      <w:r>
-        <w:t xml:space="preserve"> propuesta de valor</w:t>
+        <w:t xml:space="preserve">Menú de navegación mediante el componente </w:t>
+      </w:r>
+      <w:proofErr w:type="spellStart"/>
+      <w:r>
+        <w:t>navbar</w:t>
+      </w:r>
+      <w:proofErr w:type="spellEnd"/>
+      <w:r>
+        <w:t xml:space="preserve"> de Bootstrap</w:t>
       </w:r>
       <w:r>
         <w:t>.</w:t>
       </w:r>
-      <w:bookmarkEnd w:id="82"/>
-      <w:bookmarkEnd w:id="83"/>
-    </w:p>
-    <w:p>
-      <w:r>
-        <w:rPr>
-          <w:b/>
-          <w:bCs/>
+      <w:bookmarkEnd w:id="80"/>
+      <w:bookmarkEnd w:id="81"/>
+    </w:p>
+    <w:p>
+      <w:pPr>
+        <w:rPr>
+          <w:i/>
+          <w:iCs/>
+          <w:color w:val="5B6B77"/>
+          <w:sz w:val="19"/>
+          <w:szCs w:val="19"/>
+        </w:rPr>
+      </w:pPr>
+      <w:r>
+        <w:rPr>
           <w:noProof/>
         </w:rPr>
         <w:drawing>
-          <wp:inline distT="0" distB="0" distL="0" distR="0" wp14:anchorId="7B583901" wp14:editId="7180701F">
-            <wp:extent cx="2520000" cy="5783227"/>
-            <wp:effectExtent l="0" t="0" r="0" b="8255"/>
-            <wp:docPr id="11" name="Imagen 11"/>
+          <wp:inline distT="0" distB="0" distL="0" distR="0" wp14:anchorId="1D0F14E2" wp14:editId="35454D3F">
+            <wp:extent cx="2520000" cy="2074604"/>
+            <wp:effectExtent l="0" t="0" r="0" b="1905"/>
+            <wp:docPr id="12" name="Imagen 12"/>
             <wp:cNvGraphicFramePr>
               <a:graphicFrameLocks xmlns:a="http://schemas.openxmlformats.org/drawingml/2006/main" noChangeAspect="1"/>
             </wp:cNvGraphicFramePr>
@@ -16220,7 +17779,7 @@
                   <pic:spPr>
                     <a:xfrm>
                       <a:off x="0" y="0"/>
-                      <a:ext cx="2520000" cy="5783227"/>
+                      <a:ext cx="2520000" cy="2074604"/>
                     </a:xfrm>
                     <a:prstGeom prst="rect">
                       <a:avLst/>
@@ -16235,23 +17794,11 @@
     </w:p>
     <w:p>
       <w:pPr>
-        <w:spacing w:after="240"/>
-        <w:jc w:val="center"/>
-      </w:pPr>
-    </w:p>
-    <w:p>
-      <w:r>
-        <w:lastRenderedPageBreak/>
-        <w:t xml:space="preserve"> </w:t>
-      </w:r>
-    </w:p>
-    <w:p>
-      <w:pPr>
         <w:pStyle w:val="Descripcin"/>
         <w:keepNext/>
       </w:pPr>
-      <w:bookmarkStart w:id="84" w:name="_Toc234160108"/>
-      <w:bookmarkStart w:id="85" w:name="_Toc234160201"/>
+      <w:bookmarkStart w:id="82" w:name="_Toc234160107"/>
+      <w:bookmarkStart w:id="83" w:name="_Toc234160200"/>
       <w:r>
         <w:t xml:space="preserve">Figura  </w:t>
       </w:r>
@@ -16268,7 +17815,7 @@
         <w:rPr>
           <w:noProof/>
         </w:rPr>
-        <w:t>6</w:t>
+        <w:t>5</w:t>
       </w:r>
       <w:r>
         <w:fldChar w:fldCharType="end"/>
@@ -16277,30 +17824,40 @@
         <w:t xml:space="preserve"> - </w:t>
       </w:r>
       <w:r>
-        <w:t xml:space="preserve">Sección de servicios en vista móvil: las </w:t>
-      </w:r>
-      <w:r>
-        <w:t>tarjetas</w:t>
-      </w:r>
-      <w:r>
-        <w:t xml:space="preserve"> en una sola columna</w:t>
+        <w:t xml:space="preserve">Sección </w:t>
+      </w:r>
+      <w:proofErr w:type="spellStart"/>
+      <w:r>
+        <w:t>hero</w:t>
+      </w:r>
+      <w:proofErr w:type="spellEnd"/>
+      <w:r>
+        <w:t xml:space="preserve"> en vista móvil: título</w:t>
+      </w:r>
+      <w:r>
+        <w:t xml:space="preserve"> y</w:t>
+      </w:r>
+      <w:r>
+        <w:t xml:space="preserve"> propuesta de valor</w:t>
       </w:r>
       <w:r>
         <w:t>.</w:t>
       </w:r>
-      <w:bookmarkEnd w:id="84"/>
-      <w:bookmarkEnd w:id="85"/>
-    </w:p>
-    <w:p>
-      <w:r>
-        <w:rPr>
+      <w:bookmarkEnd w:id="82"/>
+      <w:bookmarkEnd w:id="83"/>
+    </w:p>
+    <w:p>
+      <w:r>
+        <w:rPr>
+          <w:b/>
+          <w:bCs/>
           <w:noProof/>
         </w:rPr>
         <w:drawing>
-          <wp:inline distT="0" distB="0" distL="0" distR="0" wp14:anchorId="6F125189" wp14:editId="3A18FA24">
-            <wp:extent cx="2520000" cy="6648001"/>
-            <wp:effectExtent l="0" t="0" r="0" b="635"/>
-            <wp:docPr id="10" name="Imagen 10"/>
+          <wp:inline distT="0" distB="0" distL="0" distR="0" wp14:anchorId="7B583901" wp14:editId="7180701F">
+            <wp:extent cx="2520000" cy="5783227"/>
+            <wp:effectExtent l="0" t="0" r="0" b="8255"/>
+            <wp:docPr id="11" name="Imagen 11"/>
             <wp:cNvGraphicFramePr>
               <a:graphicFrameLocks xmlns:a="http://schemas.openxmlformats.org/drawingml/2006/main" noChangeAspect="1"/>
             </wp:cNvGraphicFramePr>
@@ -16320,7 +17877,7 @@
                   <pic:spPr>
                     <a:xfrm>
                       <a:off x="0" y="0"/>
-                      <a:ext cx="2520000" cy="6648001"/>
+                      <a:ext cx="2520000" cy="5783227"/>
                     </a:xfrm>
                     <a:prstGeom prst="rect">
                       <a:avLst/>
@@ -16335,13 +17892,24 @@
     </w:p>
     <w:p>
       <w:pPr>
+        <w:spacing w:after="240"/>
+        <w:jc w:val="center"/>
+      </w:pPr>
+    </w:p>
+    <w:p>
+      <w:r>
+        <w:lastRenderedPageBreak/>
+        <w:t xml:space="preserve"> </w:t>
+      </w:r>
+    </w:p>
+    <w:p>
+      <w:pPr>
         <w:pStyle w:val="Descripcin"/>
         <w:keepNext/>
       </w:pPr>
-      <w:bookmarkStart w:id="86" w:name="_Toc234160109"/>
-      <w:bookmarkStart w:id="87" w:name="_Toc234160202"/>
-      <w:r>
-        <w:lastRenderedPageBreak/>
+      <w:bookmarkStart w:id="84" w:name="_Toc234160108"/>
+      <w:bookmarkStart w:id="85" w:name="_Toc234160201"/>
+      <w:r>
         <w:t xml:space="preserve">Figura  </w:t>
       </w:r>
       <w:r>
@@ -16357,7 +17925,7 @@
         <w:rPr>
           <w:noProof/>
         </w:rPr>
-        <w:t>7</w:t>
+        <w:t>6</w:t>
       </w:r>
       <w:r>
         <w:fldChar w:fldCharType="end"/>
@@ -16366,10 +17934,19 @@
         <w:t xml:space="preserve"> - </w:t>
       </w:r>
       <w:r>
-        <w:t>Vista general de la página en tableta (768 px).</w:t>
-      </w:r>
-      <w:bookmarkEnd w:id="86"/>
-      <w:bookmarkEnd w:id="87"/>
+        <w:t xml:space="preserve">Sección de servicios en vista móvil: las </w:t>
+      </w:r>
+      <w:r>
+        <w:t>tarjetas</w:t>
+      </w:r>
+      <w:r>
+        <w:t xml:space="preserve"> en una sola columna</w:t>
+      </w:r>
+      <w:r>
+        <w:t>.</w:t>
+      </w:r>
+      <w:bookmarkEnd w:id="84"/>
+      <w:bookmarkEnd w:id="85"/>
     </w:p>
     <w:p>
       <w:r>
@@ -16377,10 +17954,10 @@
           <w:noProof/>
         </w:rPr>
         <w:drawing>
-          <wp:inline distT="0" distB="0" distL="0" distR="0" wp14:anchorId="154EF716" wp14:editId="16E0E12F">
-            <wp:extent cx="2772000" cy="3971712"/>
-            <wp:effectExtent l="0" t="0" r="0" b="0"/>
-            <wp:docPr id="13" name="Imagen 13"/>
+          <wp:inline distT="0" distB="0" distL="0" distR="0" wp14:anchorId="6F125189" wp14:editId="3A18FA24">
+            <wp:extent cx="2520000" cy="6648001"/>
+            <wp:effectExtent l="0" t="0" r="0" b="635"/>
+            <wp:docPr id="10" name="Imagen 10"/>
             <wp:cNvGraphicFramePr>
               <a:graphicFrameLocks xmlns:a="http://schemas.openxmlformats.org/drawingml/2006/main" noChangeAspect="1"/>
             </wp:cNvGraphicFramePr>
@@ -16400,7 +17977,7 @@
                   <pic:spPr>
                     <a:xfrm>
                       <a:off x="0" y="0"/>
-                      <a:ext cx="2772000" cy="3971712"/>
+                      <a:ext cx="2520000" cy="6648001"/>
                     </a:xfrm>
                     <a:prstGeom prst="rect">
                       <a:avLst/>
@@ -16418,9 +17995,10 @@
         <w:pStyle w:val="Descripcin"/>
         <w:keepNext/>
       </w:pPr>
-      <w:bookmarkStart w:id="88" w:name="_Toc234160110"/>
-      <w:bookmarkStart w:id="89" w:name="_Toc234160203"/>
-      <w:r>
+      <w:bookmarkStart w:id="86" w:name="_Toc234160109"/>
+      <w:bookmarkStart w:id="87" w:name="_Toc234160202"/>
+      <w:r>
+        <w:lastRenderedPageBreak/>
         <w:t xml:space="preserve">Figura  </w:t>
       </w:r>
       <w:r>
@@ -16436,7 +18014,7 @@
         <w:rPr>
           <w:noProof/>
         </w:rPr>
-        <w:t>8</w:t>
+        <w:t>7</w:t>
       </w:r>
       <w:r>
         <w:fldChar w:fldCharType="end"/>
@@ -16445,33 +18023,29 @@
         <w:t xml:space="preserve"> - </w:t>
       </w:r>
       <w:r>
-        <w:t>Sección de servicios en vista de tableta: las tarjetas en dos columnas</w:t>
-      </w:r>
-      <w:r>
-        <w:t>.</w:t>
-      </w:r>
-      <w:bookmarkEnd w:id="88"/>
-      <w:bookmarkEnd w:id="89"/>
-    </w:p>
-    <w:p>
-      <w:pPr>
-        <w:rPr>
-          <w:i/>
-          <w:iCs/>
-          <w:color w:val="5B6B77"/>
-          <w:sz w:val="19"/>
-          <w:szCs w:val="19"/>
-        </w:rPr>
-      </w:pPr>
+        <w:t xml:space="preserve">Vista general de la página en tableta (768 </w:t>
+      </w:r>
+      <w:proofErr w:type="spellStart"/>
+      <w:r>
+        <w:t>px</w:t>
+      </w:r>
+      <w:proofErr w:type="spellEnd"/>
+      <w:r>
+        <w:t>).</w:t>
+      </w:r>
+      <w:bookmarkEnd w:id="86"/>
+      <w:bookmarkEnd w:id="87"/>
+    </w:p>
+    <w:p>
       <w:r>
         <w:rPr>
           <w:noProof/>
         </w:rPr>
         <w:drawing>
-          <wp:inline distT="0" distB="0" distL="0" distR="0" wp14:anchorId="2E9B5914" wp14:editId="79B7C0D2">
-            <wp:extent cx="2772000" cy="3947328"/>
-            <wp:effectExtent l="0" t="0" r="9525" b="0"/>
-            <wp:docPr id="2" name="Imagen 2"/>
+          <wp:inline distT="0" distB="0" distL="0" distR="0" wp14:anchorId="154EF716" wp14:editId="16E0E12F">
+            <wp:extent cx="2772000" cy="3971712"/>
+            <wp:effectExtent l="0" t="0" r="0" b="0"/>
+            <wp:docPr id="13" name="Imagen 13"/>
             <wp:cNvGraphicFramePr>
               <a:graphicFrameLocks xmlns:a="http://schemas.openxmlformats.org/drawingml/2006/main" noChangeAspect="1"/>
             </wp:cNvGraphicFramePr>
@@ -16491,7 +18065,7 @@
                   <pic:spPr>
                     <a:xfrm>
                       <a:off x="0" y="0"/>
-                      <a:ext cx="2772000" cy="3947328"/>
+                      <a:ext cx="2772000" cy="3971712"/>
                     </a:xfrm>
                     <a:prstGeom prst="rect">
                       <a:avLst/>
@@ -16509,10 +18083,9 @@
         <w:pStyle w:val="Descripcin"/>
         <w:keepNext/>
       </w:pPr>
-      <w:bookmarkStart w:id="90" w:name="_Toc234160111"/>
-      <w:bookmarkStart w:id="91" w:name="_Toc234160204"/>
-      <w:r>
-        <w:lastRenderedPageBreak/>
+      <w:bookmarkStart w:id="88" w:name="_Toc234160110"/>
+      <w:bookmarkStart w:id="89" w:name="_Toc234160203"/>
+      <w:r>
         <w:t xml:space="preserve">Figura  </w:t>
       </w:r>
       <w:r>
@@ -16528,7 +18101,7 @@
         <w:rPr>
           <w:noProof/>
         </w:rPr>
-        <w:t>9</w:t>
+        <w:t>8</w:t>
       </w:r>
       <w:r>
         <w:fldChar w:fldCharType="end"/>
@@ -16537,30 +18110,33 @@
         <w:t xml:space="preserve"> - </w:t>
       </w:r>
       <w:r>
-        <w:t xml:space="preserve">Sección de servicios </w:t>
-      </w:r>
-      <w:r>
-        <w:t>responsive</w:t>
-      </w:r>
-      <w:r>
-        <w:t>: las tarjetas en dos columnas</w:t>
-      </w:r>
-      <w:bookmarkEnd w:id="90"/>
-      <w:bookmarkEnd w:id="91"/>
-    </w:p>
-    <w:p>
-      <w:pPr>
-        <w:spacing w:after="240"/>
+        <w:t>Sección de servicios en vista de tableta: las tarjetas en dos columnas</w:t>
+      </w:r>
+      <w:r>
+        <w:t>.</w:t>
+      </w:r>
+      <w:bookmarkEnd w:id="88"/>
+      <w:bookmarkEnd w:id="89"/>
+    </w:p>
+    <w:p>
+      <w:pPr>
+        <w:rPr>
+          <w:i/>
+          <w:iCs/>
+          <w:color w:val="5B6B77"/>
+          <w:sz w:val="19"/>
+          <w:szCs w:val="19"/>
+        </w:rPr>
       </w:pPr>
       <w:r>
         <w:rPr>
           <w:noProof/>
         </w:rPr>
         <w:drawing>
-          <wp:inline distT="0" distB="0" distL="0" distR="0" wp14:anchorId="3252ED78" wp14:editId="17B20EEA">
-            <wp:extent cx="3600000" cy="5062797"/>
-            <wp:effectExtent l="0" t="0" r="635" b="5080"/>
-            <wp:docPr id="4" name="Imagen 4"/>
+          <wp:inline distT="0" distB="0" distL="0" distR="0" wp14:anchorId="2E9B5914" wp14:editId="79B7C0D2">
+            <wp:extent cx="2772000" cy="3947328"/>
+            <wp:effectExtent l="0" t="0" r="9525" b="0"/>
+            <wp:docPr id="2" name="Imagen 2"/>
             <wp:cNvGraphicFramePr>
               <a:graphicFrameLocks xmlns:a="http://schemas.openxmlformats.org/drawingml/2006/main" noChangeAspect="1"/>
             </wp:cNvGraphicFramePr>
@@ -16580,7 +18156,7 @@
                   <pic:spPr>
                     <a:xfrm>
                       <a:off x="0" y="0"/>
-                      <a:ext cx="3600000" cy="5062797"/>
+                      <a:ext cx="2772000" cy="3947328"/>
                     </a:xfrm>
                     <a:prstGeom prst="rect">
                       <a:avLst/>
@@ -16598,8 +18174,8 @@
         <w:pStyle w:val="Descripcin"/>
         <w:keepNext/>
       </w:pPr>
-      <w:bookmarkStart w:id="92" w:name="_Toc234160112"/>
-      <w:bookmarkStart w:id="93" w:name="_Toc234160205"/>
+      <w:bookmarkStart w:id="90" w:name="_Toc234160111"/>
+      <w:bookmarkStart w:id="91" w:name="_Toc234160204"/>
       <w:r>
         <w:lastRenderedPageBreak/>
         <w:t xml:space="preserve">Figura  </w:t>
@@ -16617,7 +18193,7 @@
         <w:rPr>
           <w:noProof/>
         </w:rPr>
-        <w:t>10</w:t>
+        <w:t>9</w:t>
       </w:r>
       <w:r>
         <w:fldChar w:fldCharType="end"/>
@@ -16626,21 +18202,30 @@
         <w:t xml:space="preserve"> - </w:t>
       </w:r>
       <w:r>
-        <w:t>Vista general de la página en escritorio (1366 px).</w:t>
-      </w:r>
-      <w:bookmarkEnd w:id="92"/>
-      <w:bookmarkEnd w:id="93"/>
-    </w:p>
-    <w:p>
+        <w:t xml:space="preserve">Sección de servicios </w:t>
+      </w:r>
+      <w:r>
+        <w:t>responsive</w:t>
+      </w:r>
+      <w:r>
+        <w:t>: las tarjetas en dos columnas</w:t>
+      </w:r>
+      <w:bookmarkEnd w:id="90"/>
+      <w:bookmarkEnd w:id="91"/>
+    </w:p>
+    <w:p>
+      <w:pPr>
+        <w:spacing w:after="240"/>
+      </w:pPr>
       <w:r>
         <w:rPr>
           <w:noProof/>
         </w:rPr>
         <w:drawing>
-          <wp:inline distT="0" distB="0" distL="0" distR="0" wp14:anchorId="383935EB" wp14:editId="3345FE95">
-            <wp:extent cx="5731510" cy="3874135"/>
-            <wp:effectExtent l="0" t="0" r="2540" b="0"/>
-            <wp:docPr id="14" name="Imagen 14"/>
+          <wp:inline distT="0" distB="0" distL="0" distR="0" wp14:anchorId="3252ED78" wp14:editId="17B20EEA">
+            <wp:extent cx="3600000" cy="5062797"/>
+            <wp:effectExtent l="0" t="0" r="635" b="5080"/>
+            <wp:docPr id="4" name="Imagen 4"/>
             <wp:cNvGraphicFramePr>
               <a:graphicFrameLocks xmlns:a="http://schemas.openxmlformats.org/drawingml/2006/main" noChangeAspect="1"/>
             </wp:cNvGraphicFramePr>
@@ -16660,7 +18245,7 @@
                   <pic:spPr>
                     <a:xfrm>
                       <a:off x="0" y="0"/>
-                      <a:ext cx="5731510" cy="3874135"/>
+                      <a:ext cx="3600000" cy="5062797"/>
                     </a:xfrm>
                     <a:prstGeom prst="rect">
                       <a:avLst/>
@@ -16673,15 +18258,15 @@
         </w:drawing>
       </w:r>
     </w:p>
-    <w:p/>
     <w:p>
       <w:pPr>
         <w:pStyle w:val="Descripcin"/>
         <w:keepNext/>
       </w:pPr>
-      <w:bookmarkStart w:id="94" w:name="_Toc234160113"/>
-      <w:bookmarkStart w:id="95" w:name="_Toc234160206"/>
-      <w:r>
+      <w:bookmarkStart w:id="92" w:name="_Toc234160112"/>
+      <w:bookmarkStart w:id="93" w:name="_Toc234160205"/>
+      <w:r>
+        <w:lastRenderedPageBreak/>
         <w:t xml:space="preserve">Figura  </w:t>
       </w:r>
       <w:r>
@@ -16697,7 +18282,7 @@
         <w:rPr>
           <w:noProof/>
         </w:rPr>
-        <w:t>11</w:t>
+        <w:t>10</w:t>
       </w:r>
       <w:r>
         <w:fldChar w:fldCharType="end"/>
@@ -16706,13 +18291,18 @@
         <w:t xml:space="preserve"> - </w:t>
       </w:r>
       <w:r>
-        <w:t>Sección de planes empresariales en vista de escritorio</w:t>
-      </w:r>
-      <w:r>
-        <w:t>.</w:t>
-      </w:r>
-      <w:bookmarkEnd w:id="94"/>
-      <w:bookmarkEnd w:id="95"/>
+        <w:t xml:space="preserve">Vista general de la página en escritorio (1366 </w:t>
+      </w:r>
+      <w:proofErr w:type="spellStart"/>
+      <w:r>
+        <w:t>px</w:t>
+      </w:r>
+      <w:proofErr w:type="spellEnd"/>
+      <w:r>
+        <w:t>).</w:t>
+      </w:r>
+      <w:bookmarkEnd w:id="92"/>
+      <w:bookmarkEnd w:id="93"/>
     </w:p>
     <w:p>
       <w:r>
@@ -16720,10 +18310,10 @@
           <w:noProof/>
         </w:rPr>
         <w:drawing>
-          <wp:inline distT="0" distB="0" distL="0" distR="0" wp14:anchorId="1FAC4295" wp14:editId="0EAD382B">
-            <wp:extent cx="5731510" cy="2949575"/>
-            <wp:effectExtent l="0" t="0" r="2540" b="3175"/>
-            <wp:docPr id="19" name="Imagen 19"/>
+          <wp:inline distT="0" distB="0" distL="0" distR="0" wp14:anchorId="383935EB" wp14:editId="3345FE95">
+            <wp:extent cx="5731510" cy="3874135"/>
+            <wp:effectExtent l="0" t="0" r="2540" b="0"/>
+            <wp:docPr id="14" name="Imagen 14"/>
             <wp:cNvGraphicFramePr>
               <a:graphicFrameLocks xmlns:a="http://schemas.openxmlformats.org/drawingml/2006/main" noChangeAspect="1"/>
             </wp:cNvGraphicFramePr>
@@ -16743,7 +18333,7 @@
                   <pic:spPr>
                     <a:xfrm>
                       <a:off x="0" y="0"/>
-                      <a:ext cx="5731510" cy="2949575"/>
+                      <a:ext cx="5731510" cy="3874135"/>
                     </a:xfrm>
                     <a:prstGeom prst="rect">
                       <a:avLst/>
@@ -16756,15 +18346,15 @@
         </w:drawing>
       </w:r>
     </w:p>
+    <w:p/>
     <w:p>
       <w:pPr>
         <w:pStyle w:val="Descripcin"/>
         <w:keepNext/>
       </w:pPr>
-      <w:bookmarkStart w:id="96" w:name="_Toc234160114"/>
-      <w:bookmarkStart w:id="97" w:name="_Toc234160207"/>
-      <w:r>
-        <w:lastRenderedPageBreak/>
+      <w:bookmarkStart w:id="94" w:name="_Toc234160113"/>
+      <w:bookmarkStart w:id="95" w:name="_Toc234160206"/>
+      <w:r>
         <w:t xml:space="preserve">Figura  </w:t>
       </w:r>
       <w:r>
@@ -16780,7 +18370,7 @@
         <w:rPr>
           <w:noProof/>
         </w:rPr>
-        <w:t>12</w:t>
+        <w:t>11</w:t>
       </w:r>
       <w:r>
         <w:fldChar w:fldCharType="end"/>
@@ -16789,13 +18379,13 @@
         <w:t xml:space="preserve"> - </w:t>
       </w:r>
       <w:r>
-        <w:t>Tarjetas de servicios responsive en escritorio: cuatro columnas mediante col-lg-3</w:t>
+        <w:t>Sección de planes empresariales en vista de escritorio</w:t>
       </w:r>
       <w:r>
         <w:t>.</w:t>
       </w:r>
-      <w:bookmarkEnd w:id="96"/>
-      <w:bookmarkEnd w:id="97"/>
+      <w:bookmarkEnd w:id="94"/>
+      <w:bookmarkEnd w:id="95"/>
     </w:p>
     <w:p>
       <w:r>
@@ -16803,10 +18393,10 @@
           <w:noProof/>
         </w:rPr>
         <w:drawing>
-          <wp:inline distT="0" distB="0" distL="0" distR="0" wp14:anchorId="246AEF3C" wp14:editId="1494037F">
-            <wp:extent cx="5731510" cy="3437890"/>
-            <wp:effectExtent l="0" t="0" r="2540" b="0"/>
-            <wp:docPr id="15" name="Imagen 15"/>
+          <wp:inline distT="0" distB="0" distL="0" distR="0" wp14:anchorId="1FAC4295" wp14:editId="0EAD382B">
+            <wp:extent cx="5731510" cy="2949575"/>
+            <wp:effectExtent l="0" t="0" r="2540" b="3175"/>
+            <wp:docPr id="19" name="Imagen 19"/>
             <wp:cNvGraphicFramePr>
               <a:graphicFrameLocks xmlns:a="http://schemas.openxmlformats.org/drawingml/2006/main" noChangeAspect="1"/>
             </wp:cNvGraphicFramePr>
@@ -16826,7 +18416,7 @@
                   <pic:spPr>
                     <a:xfrm>
                       <a:off x="0" y="0"/>
-                      <a:ext cx="5731510" cy="3437890"/>
+                      <a:ext cx="5731510" cy="2949575"/>
                     </a:xfrm>
                     <a:prstGeom prst="rect">
                       <a:avLst/>
@@ -16844,9 +18434,10 @@
         <w:pStyle w:val="Descripcin"/>
         <w:keepNext/>
       </w:pPr>
-      <w:bookmarkStart w:id="98" w:name="_Toc234160115"/>
-      <w:bookmarkStart w:id="99" w:name="_Toc234160208"/>
-      <w:r>
+      <w:bookmarkStart w:id="96" w:name="_Toc234160114"/>
+      <w:bookmarkStart w:id="97" w:name="_Toc234160207"/>
+      <w:r>
+        <w:lastRenderedPageBreak/>
         <w:t xml:space="preserve">Figura  </w:t>
       </w:r>
       <w:r>
@@ -16862,7 +18453,7 @@
         <w:rPr>
           <w:noProof/>
         </w:rPr>
-        <w:t>13</w:t>
+        <w:t>12</w:t>
       </w:r>
       <w:r>
         <w:fldChar w:fldCharType="end"/>
@@ -16871,10 +18462,13 @@
         <w:t xml:space="preserve"> - </w:t>
       </w:r>
       <w:r>
-        <w:t>Sección de testimonios de clientes ficticios.</w:t>
-      </w:r>
-      <w:bookmarkEnd w:id="98"/>
-      <w:bookmarkEnd w:id="99"/>
+        <w:t>Tarjetas de servicios responsive en escritorio: cuatro columnas mediante col-lg-3</w:t>
+      </w:r>
+      <w:r>
+        <w:t>.</w:t>
+      </w:r>
+      <w:bookmarkEnd w:id="96"/>
+      <w:bookmarkEnd w:id="97"/>
     </w:p>
     <w:p>
       <w:r>
@@ -16882,10 +18476,10 @@
           <w:noProof/>
         </w:rPr>
         <w:drawing>
-          <wp:inline distT="0" distB="0" distL="0" distR="0" wp14:anchorId="7DF3813C" wp14:editId="1BEDB5F9">
-            <wp:extent cx="5731510" cy="1861820"/>
-            <wp:effectExtent l="0" t="0" r="2540" b="5080"/>
-            <wp:docPr id="16" name="Imagen 16"/>
+          <wp:inline distT="0" distB="0" distL="0" distR="0" wp14:anchorId="246AEF3C" wp14:editId="1494037F">
+            <wp:extent cx="5731510" cy="3437890"/>
+            <wp:effectExtent l="0" t="0" r="2540" b="0"/>
+            <wp:docPr id="15" name="Imagen 15"/>
             <wp:cNvGraphicFramePr>
               <a:graphicFrameLocks xmlns:a="http://schemas.openxmlformats.org/drawingml/2006/main" noChangeAspect="1"/>
             </wp:cNvGraphicFramePr>
@@ -16905,7 +18499,7 @@
                   <pic:spPr>
                     <a:xfrm>
                       <a:off x="0" y="0"/>
-                      <a:ext cx="5731510" cy="1861820"/>
+                      <a:ext cx="5731510" cy="3437890"/>
                     </a:xfrm>
                     <a:prstGeom prst="rect">
                       <a:avLst/>
@@ -16923,8 +18517,8 @@
         <w:pStyle w:val="Descripcin"/>
         <w:keepNext/>
       </w:pPr>
-      <w:bookmarkStart w:id="100" w:name="_Toc234160116"/>
-      <w:bookmarkStart w:id="101" w:name="_Toc234160209"/>
+      <w:bookmarkStart w:id="98" w:name="_Toc234160115"/>
+      <w:bookmarkStart w:id="99" w:name="_Toc234160208"/>
       <w:r>
         <w:t xml:space="preserve">Figura  </w:t>
       </w:r>
@@ -16941,7 +18535,7 @@
         <w:rPr>
           <w:noProof/>
         </w:rPr>
-        <w:t>14</w:t>
+        <w:t>13</w:t>
       </w:r>
       <w:r>
         <w:fldChar w:fldCharType="end"/>
@@ -16950,13 +18544,10 @@
         <w:t xml:space="preserve"> - </w:t>
       </w:r>
       <w:r>
-        <w:t>Formulario de la llamada a la acción final</w:t>
-      </w:r>
-      <w:r>
-        <w:t>.</w:t>
-      </w:r>
-      <w:bookmarkEnd w:id="100"/>
-      <w:bookmarkEnd w:id="101"/>
+        <w:t>Sección de testimonios de clientes ficticios.</w:t>
+      </w:r>
+      <w:bookmarkEnd w:id="98"/>
+      <w:bookmarkEnd w:id="99"/>
     </w:p>
     <w:p>
       <w:r>
@@ -16964,10 +18555,10 @@
           <w:noProof/>
         </w:rPr>
         <w:drawing>
-          <wp:inline distT="0" distB="0" distL="0" distR="0" wp14:anchorId="3DF25A54" wp14:editId="6E64E7FC">
-            <wp:extent cx="5731510" cy="2284730"/>
-            <wp:effectExtent l="0" t="0" r="2540" b="1270"/>
-            <wp:docPr id="17" name="Imagen 17"/>
+          <wp:inline distT="0" distB="0" distL="0" distR="0" wp14:anchorId="7DF3813C" wp14:editId="1BEDB5F9">
+            <wp:extent cx="5731510" cy="1861820"/>
+            <wp:effectExtent l="0" t="0" r="2540" b="5080"/>
+            <wp:docPr id="16" name="Imagen 16"/>
             <wp:cNvGraphicFramePr>
               <a:graphicFrameLocks xmlns:a="http://schemas.openxmlformats.org/drawingml/2006/main" noChangeAspect="1"/>
             </wp:cNvGraphicFramePr>
@@ -16987,6 +18578,88 @@
                   <pic:spPr>
                     <a:xfrm>
                       <a:off x="0" y="0"/>
+                      <a:ext cx="5731510" cy="1861820"/>
+                    </a:xfrm>
+                    <a:prstGeom prst="rect">
+                      <a:avLst/>
+                    </a:prstGeom>
+                  </pic:spPr>
+                </pic:pic>
+              </a:graphicData>
+            </a:graphic>
+          </wp:inline>
+        </w:drawing>
+      </w:r>
+    </w:p>
+    <w:p>
+      <w:pPr>
+        <w:pStyle w:val="Descripcin"/>
+        <w:keepNext/>
+      </w:pPr>
+      <w:bookmarkStart w:id="100" w:name="_Toc234160116"/>
+      <w:bookmarkStart w:id="101" w:name="_Toc234160209"/>
+      <w:r>
+        <w:t xml:space="preserve">Figura  </w:t>
+      </w:r>
+      <w:r>
+        <w:fldChar w:fldCharType="begin"/>
+      </w:r>
+      <w:r>
+        <w:instrText xml:space="preserve"> SEQ Figura_ \* ARABIC </w:instrText>
+      </w:r>
+      <w:r>
+        <w:fldChar w:fldCharType="separate"/>
+      </w:r>
+      <w:r>
+        <w:rPr>
+          <w:noProof/>
+        </w:rPr>
+        <w:t>14</w:t>
+      </w:r>
+      <w:r>
+        <w:fldChar w:fldCharType="end"/>
+      </w:r>
+      <w:r>
+        <w:t xml:space="preserve"> - </w:t>
+      </w:r>
+      <w:r>
+        <w:t>Formulario de la llamada a la acción final</w:t>
+      </w:r>
+      <w:r>
+        <w:t>.</w:t>
+      </w:r>
+      <w:bookmarkEnd w:id="100"/>
+      <w:bookmarkEnd w:id="101"/>
+    </w:p>
+    <w:p>
+      <w:r>
+        <w:rPr>
+          <w:noProof/>
+        </w:rPr>
+        <w:drawing>
+          <wp:inline distT="0" distB="0" distL="0" distR="0" wp14:anchorId="3DF25A54" wp14:editId="6E64E7FC">
+            <wp:extent cx="5731510" cy="2284730"/>
+            <wp:effectExtent l="0" t="0" r="2540" b="1270"/>
+            <wp:docPr id="17" name="Imagen 17"/>
+            <wp:cNvGraphicFramePr>
+              <a:graphicFrameLocks xmlns:a="http://schemas.openxmlformats.org/drawingml/2006/main" noChangeAspect="1"/>
+            </wp:cNvGraphicFramePr>
+            <a:graphic xmlns:a="http://schemas.openxmlformats.org/drawingml/2006/main">
+              <a:graphicData uri="http://schemas.openxmlformats.org/drawingml/2006/picture">
+                <pic:pic xmlns:pic="http://schemas.openxmlformats.org/drawingml/2006/picture">
+                  <pic:nvPicPr>
+                    <pic:cNvPr id="1" name=""/>
+                    <pic:cNvPicPr/>
+                  </pic:nvPicPr>
+                  <pic:blipFill>
+                    <a:blip r:embed="rId21"/>
+                    <a:stretch>
+                      <a:fillRect/>
+                    </a:stretch>
+                  </pic:blipFill>
+                  <pic:spPr>
+                    <a:xfrm>
+                      <a:off x="0" y="0"/>
                       <a:ext cx="5731510" cy="2284730"/>
                     </a:xfrm>
                     <a:prstGeom prst="rect">
@@ -17065,7 +18738,7 @@
                     <pic:cNvPicPr/>
                   </pic:nvPicPr>
                   <pic:blipFill>
-                    <a:blip r:embed="rId21"/>
+                    <a:blip r:embed="rId22"/>
                     <a:stretch>
                       <a:fillRect/>
                     </a:stretch>
@@ -17269,8 +18942,16 @@
               <w:rPr>
                 <w:rFonts w:cstheme="minorHAnsi"/>
               </w:rPr>
-              <w:t>375 px</w:t>
-            </w:r>
+              <w:t xml:space="preserve">375 </w:t>
+            </w:r>
+            <w:proofErr w:type="spellStart"/>
+            <w:r>
+              <w:rPr>
+                <w:rFonts w:cstheme="minorHAnsi"/>
+              </w:rPr>
+              <w:t>px</w:t>
+            </w:r>
+            <w:proofErr w:type="spellEnd"/>
           </w:p>
         </w:tc>
         <w:tc>
@@ -17326,7 +19007,21 @@
               <w:rPr>
                 <w:rFonts w:cstheme="minorHAnsi"/>
               </w:rPr>
-              <w:t>Correcto: una sola columna, menú colapsado en ícono hamburguesa, sin overflow horizontal.</w:t>
+              <w:t xml:space="preserve">Correcto: una sola columna, menú colapsado en ícono hamburguesa, sin </w:t>
+            </w:r>
+            <w:proofErr w:type="spellStart"/>
+            <w:r>
+              <w:rPr>
+                <w:rFonts w:cstheme="minorHAnsi"/>
+              </w:rPr>
+              <w:t>overflow</w:t>
+            </w:r>
+            <w:proofErr w:type="spellEnd"/>
+            <w:r>
+              <w:rPr>
+                <w:rFonts w:cstheme="minorHAnsi"/>
+              </w:rPr>
+              <w:t xml:space="preserve"> horizontal.</w:t>
             </w:r>
           </w:p>
         </w:tc>
@@ -17347,8 +19042,16 @@
               <w:rPr>
                 <w:rFonts w:cstheme="minorHAnsi"/>
               </w:rPr>
-              <w:t>768 px</w:t>
-            </w:r>
+              <w:t xml:space="preserve">768 </w:t>
+            </w:r>
+            <w:proofErr w:type="spellStart"/>
+            <w:r>
+              <w:rPr>
+                <w:rFonts w:cstheme="minorHAnsi"/>
+              </w:rPr>
+              <w:t>px</w:t>
+            </w:r>
+            <w:proofErr w:type="spellEnd"/>
           </w:p>
         </w:tc>
         <w:tc>
@@ -17425,8 +19128,16 @@
               <w:rPr>
                 <w:rFonts w:cstheme="minorHAnsi"/>
               </w:rPr>
-              <w:t>1366 px</w:t>
-            </w:r>
+              <w:t xml:space="preserve">1366 </w:t>
+            </w:r>
+            <w:proofErr w:type="spellStart"/>
+            <w:r>
+              <w:rPr>
+                <w:rFonts w:cstheme="minorHAnsi"/>
+              </w:rPr>
+              <w:t>px</w:t>
+            </w:r>
+            <w:proofErr w:type="spellEnd"/>
           </w:p>
         </w:tc>
         <w:tc>
@@ -17482,7 +19193,21 @@
               <w:rPr>
                 <w:rFonts w:cstheme="minorHAnsi"/>
               </w:rPr>
-              <w:t>Correcto: servicios en cuatro columnas, planes en tres y hero en dos columnas lado a lado.</w:t>
+              <w:t xml:space="preserve">Correcto: servicios en cuatro columnas, planes en tres y </w:t>
+            </w:r>
+            <w:proofErr w:type="spellStart"/>
+            <w:r>
+              <w:rPr>
+                <w:rFonts w:cstheme="minorHAnsi"/>
+              </w:rPr>
+              <w:t>hero</w:t>
+            </w:r>
+            <w:proofErr w:type="spellEnd"/>
+            <w:r>
+              <w:rPr>
+                <w:rFonts w:cstheme="minorHAnsi"/>
+              </w:rPr>
+              <w:t xml:space="preserve"> en dos columnas lado a lado.</w:t>
             </w:r>
           </w:p>
         </w:tc>
@@ -17500,7 +19225,23 @@
         <w:jc w:val="both"/>
       </w:pPr>
       <w:r>
-        <w:t>No fue necesario realizar ajustes adicionales después de las pruebas, ya que el enfoque mobile first y el uso de las clases responsive de Bootstrap (col-12, col-md-6, col-lg-3/4) evitaron desde el inicio problemas de desbordamiento o de superposición de elementos en los tres anchos evaluados.</w:t>
+        <w:t xml:space="preserve">No fue necesario realizar ajustes adicionales después de las pruebas, ya que el enfoque </w:t>
+      </w:r>
+      <w:proofErr w:type="spellStart"/>
+      <w:r>
+        <w:t>mobile</w:t>
+      </w:r>
+      <w:proofErr w:type="spellEnd"/>
+      <w:r>
+        <w:t xml:space="preserve"> </w:t>
+      </w:r>
+      <w:proofErr w:type="spellStart"/>
+      <w:r>
+        <w:t>first</w:t>
+      </w:r>
+      <w:proofErr w:type="spellEnd"/>
+      <w:r>
+        <w:t xml:space="preserve"> y el uso de las clases responsive de Bootstrap (col-12, col-md-6, col-lg-3/4) evitaron desde el inicio problemas de desbordamiento o de superposición de elementos en los tres anchos evaluados.</w:t>
       </w:r>
     </w:p>
     <w:p>
@@ -17602,8 +19343,18 @@
           <w:sz w:val="17"/>
           <w:szCs w:val="17"/>
         </w:rPr>
-        <w:t>1. &lt;section</w:t>
-      </w:r>
+        <w:t>1. &lt;</w:t>
+      </w:r>
+      <w:proofErr w:type="spellStart"/>
+      <w:r>
+        <w:rPr>
+          <w:rFonts w:ascii="Consolas" w:hAnsi="Consolas" w:cs="Courier New"/>
+          <w:sz w:val="17"/>
+          <w:szCs w:val="17"/>
+        </w:rPr>
+        <w:t>section</w:t>
+      </w:r>
+      <w:proofErr w:type="spellEnd"/>
       <w:r>
         <w:rPr>
           <w:rFonts w:ascii="Consolas" w:hAnsi="Consolas" w:cs="Courier New"/>
@@ -17647,6 +19398,7 @@
         </w:rPr>
         <w:t xml:space="preserve"> </w:t>
       </w:r>
+      <w:proofErr w:type="spellStart"/>
       <w:r>
         <w:rPr>
           <w:rFonts w:ascii="Consolas" w:hAnsi="Consolas" w:cs="Courier New"/>
@@ -17655,6 +19407,7 @@
         </w:rPr>
         <w:t>class</w:t>
       </w:r>
+      <w:proofErr w:type="spellEnd"/>
       <w:r>
         <w:rPr>
           <w:rFonts w:ascii="Consolas" w:hAnsi="Consolas" w:cs="Courier New"/>
@@ -17670,7 +19423,25 @@
           <w:sz w:val="17"/>
           <w:szCs w:val="17"/>
         </w:rPr>
-        <w:t>"bg-suave"&gt;</w:t>
+        <w:t>"</w:t>
+      </w:r>
+      <w:proofErr w:type="spellStart"/>
+      <w:r>
+        <w:rPr>
+          <w:rFonts w:ascii="Consolas" w:hAnsi="Consolas" w:cs="Courier New"/>
+          <w:sz w:val="17"/>
+          <w:szCs w:val="17"/>
+        </w:rPr>
+        <w:t>bg</w:t>
+      </w:r>
+      <w:proofErr w:type="spellEnd"/>
+      <w:r>
+        <w:rPr>
+          <w:rFonts w:ascii="Consolas" w:hAnsi="Consolas" w:cs="Courier New"/>
+          <w:sz w:val="17"/>
+          <w:szCs w:val="17"/>
+        </w:rPr>
+        <w:t>-suave"&gt;</w:t>
       </w:r>
     </w:p>
     <w:p>
@@ -17731,8 +19502,18 @@
           <w:sz w:val="17"/>
           <w:szCs w:val="17"/>
         </w:rPr>
-        <w:t>&lt;div</w:t>
-      </w:r>
+        <w:t>&lt;</w:t>
+      </w:r>
+      <w:proofErr w:type="spellStart"/>
+      <w:r>
+        <w:rPr>
+          <w:rFonts w:ascii="Consolas" w:hAnsi="Consolas" w:cs="Courier New"/>
+          <w:sz w:val="17"/>
+          <w:szCs w:val="17"/>
+        </w:rPr>
+        <w:t>div</w:t>
+      </w:r>
+      <w:proofErr w:type="spellEnd"/>
       <w:r>
         <w:rPr>
           <w:rFonts w:ascii="Consolas" w:hAnsi="Consolas" w:cs="Courier New"/>
@@ -17742,6 +19523,7 @@
         </w:rPr>
         <w:t xml:space="preserve"> </w:t>
       </w:r>
+      <w:proofErr w:type="spellStart"/>
       <w:r>
         <w:rPr>
           <w:rFonts w:ascii="Consolas" w:hAnsi="Consolas" w:cs="Courier New"/>
@@ -17750,6 +19532,7 @@
         </w:rPr>
         <w:t>class</w:t>
       </w:r>
+      <w:proofErr w:type="spellEnd"/>
       <w:r>
         <w:rPr>
           <w:rFonts w:ascii="Consolas" w:hAnsi="Consolas" w:cs="Courier New"/>
@@ -17826,8 +19609,18 @@
           <w:sz w:val="17"/>
           <w:szCs w:val="17"/>
         </w:rPr>
-        <w:t>&lt;div</w:t>
-      </w:r>
+        <w:t>&lt;</w:t>
+      </w:r>
+      <w:proofErr w:type="spellStart"/>
+      <w:r>
+        <w:rPr>
+          <w:rFonts w:ascii="Consolas" w:hAnsi="Consolas" w:cs="Courier New"/>
+          <w:sz w:val="17"/>
+          <w:szCs w:val="17"/>
+        </w:rPr>
+        <w:t>div</w:t>
+      </w:r>
+      <w:proofErr w:type="spellEnd"/>
       <w:r>
         <w:rPr>
           <w:rFonts w:ascii="Consolas" w:hAnsi="Consolas" w:cs="Courier New"/>
@@ -17837,6 +19630,7 @@
         </w:rPr>
         <w:t xml:space="preserve"> </w:t>
       </w:r>
+      <w:proofErr w:type="spellStart"/>
       <w:r>
         <w:rPr>
           <w:rFonts w:ascii="Consolas" w:hAnsi="Consolas" w:cs="Courier New"/>
@@ -17845,6 +19639,7 @@
         </w:rPr>
         <w:t>class</w:t>
       </w:r>
+      <w:proofErr w:type="spellEnd"/>
       <w:r>
         <w:rPr>
           <w:rFonts w:ascii="Consolas" w:hAnsi="Consolas" w:cs="Courier New"/>
@@ -17860,7 +19655,61 @@
           <w:sz w:val="17"/>
           <w:szCs w:val="17"/>
         </w:rPr>
-        <w:t>"seccion-titulo centrado mx-auto"&gt;</w:t>
+        <w:t>"</w:t>
+      </w:r>
+      <w:proofErr w:type="spellStart"/>
+      <w:r>
+        <w:rPr>
+          <w:rFonts w:ascii="Consolas" w:hAnsi="Consolas" w:cs="Courier New"/>
+          <w:sz w:val="17"/>
+          <w:szCs w:val="17"/>
+        </w:rPr>
+        <w:t>seccion</w:t>
+      </w:r>
+      <w:proofErr w:type="spellEnd"/>
+      <w:r>
+        <w:rPr>
+          <w:rFonts w:ascii="Consolas" w:hAnsi="Consolas" w:cs="Courier New"/>
+          <w:sz w:val="17"/>
+          <w:szCs w:val="17"/>
+        </w:rPr>
+        <w:t>-</w:t>
+      </w:r>
+      <w:proofErr w:type="spellStart"/>
+      <w:r>
+        <w:rPr>
+          <w:rFonts w:ascii="Consolas" w:hAnsi="Consolas" w:cs="Courier New"/>
+          <w:sz w:val="17"/>
+          <w:szCs w:val="17"/>
+        </w:rPr>
+        <w:t>titulo</w:t>
+      </w:r>
+      <w:proofErr w:type="spellEnd"/>
+      <w:r>
+        <w:rPr>
+          <w:rFonts w:ascii="Consolas" w:hAnsi="Consolas" w:cs="Courier New"/>
+          <w:sz w:val="17"/>
+          <w:szCs w:val="17"/>
+        </w:rPr>
+        <w:t xml:space="preserve"> centrado </w:t>
+      </w:r>
+      <w:proofErr w:type="spellStart"/>
+      <w:r>
+        <w:rPr>
+          <w:rFonts w:ascii="Consolas" w:hAnsi="Consolas" w:cs="Courier New"/>
+          <w:sz w:val="17"/>
+          <w:szCs w:val="17"/>
+        </w:rPr>
+        <w:t>mx</w:t>
+      </w:r>
+      <w:proofErr w:type="spellEnd"/>
+      <w:r>
+        <w:rPr>
+          <w:rFonts w:ascii="Consolas" w:hAnsi="Consolas" w:cs="Courier New"/>
+          <w:sz w:val="17"/>
+          <w:szCs w:val="17"/>
+        </w:rPr>
+        <w:t>-auto"&gt;</w:t>
       </w:r>
     </w:p>
     <w:p>
@@ -17921,8 +19770,18 @@
           <w:sz w:val="17"/>
           <w:szCs w:val="17"/>
         </w:rPr>
-        <w:t>&lt;span</w:t>
-      </w:r>
+        <w:t>&lt;</w:t>
+      </w:r>
+      <w:proofErr w:type="spellStart"/>
+      <w:r>
+        <w:rPr>
+          <w:rFonts w:ascii="Consolas" w:hAnsi="Consolas" w:cs="Courier New"/>
+          <w:sz w:val="17"/>
+          <w:szCs w:val="17"/>
+        </w:rPr>
+        <w:t>span</w:t>
+      </w:r>
+      <w:proofErr w:type="spellEnd"/>
       <w:r>
         <w:rPr>
           <w:rFonts w:ascii="Consolas" w:hAnsi="Consolas" w:cs="Courier New"/>
@@ -17932,6 +19791,7 @@
         </w:rPr>
         <w:t xml:space="preserve"> </w:t>
       </w:r>
+      <w:proofErr w:type="spellStart"/>
       <w:r>
         <w:rPr>
           <w:rFonts w:ascii="Consolas" w:hAnsi="Consolas" w:cs="Courier New"/>
@@ -17940,6 +19800,7 @@
         </w:rPr>
         <w:t>class</w:t>
       </w:r>
+      <w:proofErr w:type="spellEnd"/>
       <w:r>
         <w:rPr>
           <w:rFonts w:ascii="Consolas" w:hAnsi="Consolas" w:cs="Courier New"/>
@@ -17955,7 +19816,25 @@
           <w:sz w:val="17"/>
           <w:szCs w:val="17"/>
         </w:rPr>
-        <w:t>"eyebrow"&gt;</w:t>
+        <w:t>"</w:t>
+      </w:r>
+      <w:proofErr w:type="spellStart"/>
+      <w:r>
+        <w:rPr>
+          <w:rFonts w:ascii="Consolas" w:hAnsi="Consolas" w:cs="Courier New"/>
+          <w:sz w:val="17"/>
+          <w:szCs w:val="17"/>
+        </w:rPr>
+        <w:t>eyebrow</w:t>
+      </w:r>
+      <w:proofErr w:type="spellEnd"/>
+      <w:r>
+        <w:rPr>
+          <w:rFonts w:ascii="Consolas" w:hAnsi="Consolas" w:cs="Courier New"/>
+          <w:sz w:val="17"/>
+          <w:szCs w:val="17"/>
+        </w:rPr>
+        <w:t>"&gt;</w:t>
       </w:r>
       <w:r>
         <w:rPr>
@@ -17972,7 +19851,25 @@
           <w:sz w:val="17"/>
           <w:szCs w:val="17"/>
         </w:rPr>
-        <w:t>&lt;/span&gt;</w:t>
+        <w:t>&lt;/</w:t>
+      </w:r>
+      <w:proofErr w:type="spellStart"/>
+      <w:r>
+        <w:rPr>
+          <w:rFonts w:ascii="Consolas" w:hAnsi="Consolas" w:cs="Courier New"/>
+          <w:sz w:val="17"/>
+          <w:szCs w:val="17"/>
+        </w:rPr>
+        <w:t>span</w:t>
+      </w:r>
+      <w:proofErr w:type="spellEnd"/>
+      <w:r>
+        <w:rPr>
+          <w:rFonts w:ascii="Consolas" w:hAnsi="Consolas" w:cs="Courier New"/>
+          <w:sz w:val="17"/>
+          <w:szCs w:val="17"/>
+        </w:rPr>
+        <w:t>&gt;</w:t>
       </w:r>
     </w:p>
     <w:p>
@@ -18189,7 +20086,25 @@
           <w:sz w:val="17"/>
           <w:szCs w:val="17"/>
         </w:rPr>
-        <w:t>&lt;/div&gt;</w:t>
+        <w:t>&lt;/</w:t>
+      </w:r>
+      <w:proofErr w:type="spellStart"/>
+      <w:r>
+        <w:rPr>
+          <w:rFonts w:ascii="Consolas" w:hAnsi="Consolas" w:cs="Courier New"/>
+          <w:sz w:val="17"/>
+          <w:szCs w:val="17"/>
+        </w:rPr>
+        <w:t>div</w:t>
+      </w:r>
+      <w:proofErr w:type="spellEnd"/>
+      <w:r>
+        <w:rPr>
+          <w:rFonts w:ascii="Consolas" w:hAnsi="Consolas" w:cs="Courier New"/>
+          <w:sz w:val="17"/>
+          <w:szCs w:val="17"/>
+        </w:rPr>
+        <w:t>&gt;</w:t>
       </w:r>
     </w:p>
     <w:p>
@@ -18250,8 +20165,18 @@
           <w:sz w:val="17"/>
           <w:szCs w:val="17"/>
         </w:rPr>
-        <w:t>&lt;div</w:t>
-      </w:r>
+        <w:t>&lt;</w:t>
+      </w:r>
+      <w:proofErr w:type="spellStart"/>
+      <w:r>
+        <w:rPr>
+          <w:rFonts w:ascii="Consolas" w:hAnsi="Consolas" w:cs="Courier New"/>
+          <w:sz w:val="17"/>
+          <w:szCs w:val="17"/>
+        </w:rPr>
+        <w:t>div</w:t>
+      </w:r>
+      <w:proofErr w:type="spellEnd"/>
       <w:r>
         <w:rPr>
           <w:rFonts w:ascii="Consolas" w:hAnsi="Consolas" w:cs="Courier New"/>
@@ -18261,6 +20186,7 @@
         </w:rPr>
         <w:t xml:space="preserve"> </w:t>
       </w:r>
+      <w:proofErr w:type="spellStart"/>
       <w:r>
         <w:rPr>
           <w:rFonts w:ascii="Consolas" w:hAnsi="Consolas" w:cs="Courier New"/>
@@ -18269,6 +20195,7 @@
         </w:rPr>
         <w:t>class</w:t>
       </w:r>
+      <w:proofErr w:type="spellEnd"/>
       <w:r>
         <w:rPr>
           <w:rFonts w:ascii="Consolas" w:hAnsi="Consolas" w:cs="Courier New"/>
@@ -18284,7 +20211,25 @@
           <w:sz w:val="17"/>
           <w:szCs w:val="17"/>
         </w:rPr>
-        <w:t>"row g-4"&gt;</w:t>
+        <w:t>"</w:t>
+      </w:r>
+      <w:proofErr w:type="spellStart"/>
+      <w:r>
+        <w:rPr>
+          <w:rFonts w:ascii="Consolas" w:hAnsi="Consolas" w:cs="Courier New"/>
+          <w:sz w:val="17"/>
+          <w:szCs w:val="17"/>
+        </w:rPr>
+        <w:t>row</w:t>
+      </w:r>
+      <w:proofErr w:type="spellEnd"/>
+      <w:r>
+        <w:rPr>
+          <w:rFonts w:ascii="Consolas" w:hAnsi="Consolas" w:cs="Courier New"/>
+          <w:sz w:val="17"/>
+          <w:szCs w:val="17"/>
+        </w:rPr>
+        <w:t xml:space="preserve"> g-4"&gt;</w:t>
       </w:r>
     </w:p>
     <w:p>
@@ -18345,8 +20290,18 @@
           <w:sz w:val="17"/>
           <w:szCs w:val="17"/>
         </w:rPr>
-        <w:t>&lt;article</w:t>
-      </w:r>
+        <w:t>&lt;</w:t>
+      </w:r>
+      <w:proofErr w:type="spellStart"/>
+      <w:r>
+        <w:rPr>
+          <w:rFonts w:ascii="Consolas" w:hAnsi="Consolas" w:cs="Courier New"/>
+          <w:sz w:val="17"/>
+          <w:szCs w:val="17"/>
+        </w:rPr>
+        <w:t>article</w:t>
+      </w:r>
+      <w:proofErr w:type="spellEnd"/>
       <w:r>
         <w:rPr>
           <w:rFonts w:ascii="Consolas" w:hAnsi="Consolas" w:cs="Courier New"/>
@@ -18356,6 +20311,7 @@
         </w:rPr>
         <w:t xml:space="preserve"> </w:t>
       </w:r>
+      <w:proofErr w:type="spellStart"/>
       <w:r>
         <w:rPr>
           <w:rFonts w:ascii="Consolas" w:hAnsi="Consolas" w:cs="Courier New"/>
@@ -18364,6 +20320,7 @@
         </w:rPr>
         <w:t>class</w:t>
       </w:r>
+      <w:proofErr w:type="spellEnd"/>
       <w:r>
         <w:rPr>
           <w:rFonts w:ascii="Consolas" w:hAnsi="Consolas" w:cs="Courier New"/>
@@ -18440,8 +20397,18 @@
           <w:sz w:val="17"/>
           <w:szCs w:val="17"/>
         </w:rPr>
-        <w:t>&lt;div</w:t>
-      </w:r>
+        <w:t>&lt;</w:t>
+      </w:r>
+      <w:proofErr w:type="spellStart"/>
+      <w:r>
+        <w:rPr>
+          <w:rFonts w:ascii="Consolas" w:hAnsi="Consolas" w:cs="Courier New"/>
+          <w:sz w:val="17"/>
+          <w:szCs w:val="17"/>
+        </w:rPr>
+        <w:t>div</w:t>
+      </w:r>
+      <w:proofErr w:type="spellEnd"/>
       <w:r>
         <w:rPr>
           <w:rFonts w:ascii="Consolas" w:hAnsi="Consolas" w:cs="Courier New"/>
@@ -18451,6 +20418,7 @@
         </w:rPr>
         <w:t xml:space="preserve"> </w:t>
       </w:r>
+      <w:proofErr w:type="spellStart"/>
       <w:r>
         <w:rPr>
           <w:rFonts w:ascii="Consolas" w:hAnsi="Consolas" w:cs="Courier New"/>
@@ -18459,6 +20427,7 @@
         </w:rPr>
         <w:t>class</w:t>
       </w:r>
+      <w:proofErr w:type="spellEnd"/>
       <w:r>
         <w:rPr>
           <w:rFonts w:ascii="Consolas" w:hAnsi="Consolas" w:cs="Courier New"/>
@@ -18536,8 +20505,18 @@
           <w:sz w:val="17"/>
           <w:szCs w:val="17"/>
         </w:rPr>
-        <w:t>&lt;div</w:t>
-      </w:r>
+        <w:t>&lt;</w:t>
+      </w:r>
+      <w:proofErr w:type="spellStart"/>
+      <w:r>
+        <w:rPr>
+          <w:rFonts w:ascii="Consolas" w:hAnsi="Consolas" w:cs="Courier New"/>
+          <w:sz w:val="17"/>
+          <w:szCs w:val="17"/>
+        </w:rPr>
+        <w:t>div</w:t>
+      </w:r>
+      <w:proofErr w:type="spellEnd"/>
       <w:r>
         <w:rPr>
           <w:rFonts w:ascii="Consolas" w:hAnsi="Consolas" w:cs="Courier New"/>
@@ -18547,6 +20526,7 @@
         </w:rPr>
         <w:t xml:space="preserve"> </w:t>
       </w:r>
+      <w:proofErr w:type="spellStart"/>
       <w:r>
         <w:rPr>
           <w:rFonts w:ascii="Consolas" w:hAnsi="Consolas" w:cs="Courier New"/>
@@ -18555,6 +20535,7 @@
         </w:rPr>
         <w:t>class</w:t>
       </w:r>
+      <w:proofErr w:type="spellEnd"/>
       <w:r>
         <w:rPr>
           <w:rFonts w:ascii="Consolas" w:hAnsi="Consolas" w:cs="Courier New"/>
@@ -18570,7 +20551,25 @@
           <w:sz w:val="17"/>
           <w:szCs w:val="17"/>
         </w:rPr>
-        <w:t>"icono-nimbus"&gt;&lt;i</w:t>
+        <w:t>"icono-</w:t>
+      </w:r>
+      <w:proofErr w:type="spellStart"/>
+      <w:r>
+        <w:rPr>
+          <w:rFonts w:ascii="Consolas" w:hAnsi="Consolas" w:cs="Courier New"/>
+          <w:sz w:val="17"/>
+          <w:szCs w:val="17"/>
+        </w:rPr>
+        <w:t>nimbus</w:t>
+      </w:r>
+      <w:proofErr w:type="spellEnd"/>
+      <w:r>
+        <w:rPr>
+          <w:rFonts w:ascii="Consolas" w:hAnsi="Consolas" w:cs="Courier New"/>
+          <w:sz w:val="17"/>
+          <w:szCs w:val="17"/>
+        </w:rPr>
+        <w:t>"&gt;&lt;i</w:t>
       </w:r>
       <w:r>
         <w:rPr>
@@ -18581,6 +20580,7 @@
         </w:rPr>
         <w:t xml:space="preserve"> </w:t>
       </w:r>
+      <w:proofErr w:type="spellStart"/>
       <w:r>
         <w:rPr>
           <w:rFonts w:ascii="Consolas" w:hAnsi="Consolas" w:cs="Courier New"/>
@@ -18589,6 +20589,7 @@
         </w:rPr>
         <w:t>class</w:t>
       </w:r>
+      <w:proofErr w:type="spellEnd"/>
       <w:r>
         <w:rPr>
           <w:rFonts w:ascii="Consolas" w:hAnsi="Consolas" w:cs="Courier New"/>
@@ -18604,25 +20605,71 @@
           <w:sz w:val="17"/>
           <w:szCs w:val="17"/>
         </w:rPr>
-        <w:t>"bi bi-cloud-arrow-up"</w:t>
-      </w:r>
-      <w:r>
-        <w:rPr>
-          <w:rFonts w:ascii="Consolas" w:hAnsi="Consolas" w:cs="Courier New"/>
-          <w:color w:val="000000"/>
+        <w:t>"</w:t>
+      </w:r>
+      <w:proofErr w:type="spellStart"/>
+      <w:r>
+        <w:rPr>
+          <w:rFonts w:ascii="Consolas" w:hAnsi="Consolas" w:cs="Courier New"/>
+          <w:sz w:val="17"/>
+          <w:szCs w:val="17"/>
+        </w:rPr>
+        <w:t>bi</w:t>
+      </w:r>
+      <w:proofErr w:type="spellEnd"/>
+      <w:r>
+        <w:rPr>
+          <w:rFonts w:ascii="Consolas" w:hAnsi="Consolas" w:cs="Courier New"/>
           <w:sz w:val="17"/>
           <w:szCs w:val="17"/>
         </w:rPr>
         <w:t xml:space="preserve"> </w:t>
       </w:r>
-      <w:r>
-        <w:rPr>
-          <w:rFonts w:ascii="Consolas" w:hAnsi="Consolas" w:cs="Courier New"/>
-          <w:sz w:val="17"/>
-          <w:szCs w:val="17"/>
-        </w:rPr>
-        <w:t>aria-hidden</w:t>
-      </w:r>
+      <w:proofErr w:type="spellStart"/>
+      <w:r>
+        <w:rPr>
+          <w:rFonts w:ascii="Consolas" w:hAnsi="Consolas" w:cs="Courier New"/>
+          <w:sz w:val="17"/>
+          <w:szCs w:val="17"/>
+        </w:rPr>
+        <w:t>bi-cloud-arrow-up</w:t>
+      </w:r>
+      <w:proofErr w:type="spellEnd"/>
+      <w:r>
+        <w:rPr>
+          <w:rFonts w:ascii="Consolas" w:hAnsi="Consolas" w:cs="Courier New"/>
+          <w:sz w:val="17"/>
+          <w:szCs w:val="17"/>
+        </w:rPr>
+        <w:t>"</w:t>
+      </w:r>
+      <w:r>
+        <w:rPr>
+          <w:rFonts w:ascii="Consolas" w:hAnsi="Consolas" w:cs="Courier New"/>
+          <w:color w:val="000000"/>
+          <w:sz w:val="17"/>
+          <w:szCs w:val="17"/>
+        </w:rPr>
+        <w:t xml:space="preserve"> </w:t>
+      </w:r>
+      <w:r>
+        <w:rPr>
+          <w:rFonts w:ascii="Consolas" w:hAnsi="Consolas" w:cs="Courier New"/>
+          <w:sz w:val="17"/>
+          <w:szCs w:val="17"/>
+        </w:rPr>
+        <w:t>aria-</w:t>
+      </w:r>
+      <w:proofErr w:type="spellStart"/>
+      <w:r>
+        <w:rPr>
+          <w:rFonts w:ascii="Consolas" w:hAnsi="Consolas" w:cs="Courier New"/>
+          <w:sz w:val="17"/>
+          <w:szCs w:val="17"/>
+        </w:rPr>
+        <w:t>hidden</w:t>
+      </w:r>
+      <w:proofErr w:type="spellEnd"/>
       <w:r>
         <w:rPr>
           <w:rFonts w:ascii="Consolas" w:hAnsi="Consolas" w:cs="Courier New"/>
@@ -18638,7 +20685,25 @@
           <w:sz w:val="17"/>
           <w:szCs w:val="17"/>
         </w:rPr>
-        <w:t>"true"&gt;&lt;/i&gt;&lt;/div&gt;</w:t>
+        <w:t>"true"&gt;&lt;/i&gt;&lt;/</w:t>
+      </w:r>
+      <w:proofErr w:type="spellStart"/>
+      <w:r>
+        <w:rPr>
+          <w:rFonts w:ascii="Consolas" w:hAnsi="Consolas" w:cs="Courier New"/>
+          <w:sz w:val="17"/>
+          <w:szCs w:val="17"/>
+        </w:rPr>
+        <w:t>div</w:t>
+      </w:r>
+      <w:proofErr w:type="spellEnd"/>
+      <w:r>
+        <w:rPr>
+          <w:rFonts w:ascii="Consolas" w:hAnsi="Consolas" w:cs="Courier New"/>
+          <w:sz w:val="17"/>
+          <w:szCs w:val="17"/>
+        </w:rPr>
+        <w:t>&gt;</w:t>
       </w:r>
     </w:p>
     <w:p>
@@ -18786,7 +20851,27 @@
           <w:sz w:val="17"/>
           <w:szCs w:val="17"/>
         </w:rPr>
-        <w:t>Hospedamos tus aplicaciones y sitios web en una infraestructura cloud escalable.</w:t>
+        <w:t xml:space="preserve">Hospedamos tus aplicaciones y sitios web en una infraestructura </w:t>
+      </w:r>
+      <w:proofErr w:type="spellStart"/>
+      <w:r>
+        <w:rPr>
+          <w:rFonts w:ascii="Consolas" w:hAnsi="Consolas" w:cs="Courier New"/>
+          <w:color w:val="000000"/>
+          <w:sz w:val="17"/>
+          <w:szCs w:val="17"/>
+        </w:rPr>
+        <w:t>cloud</w:t>
+      </w:r>
+      <w:proofErr w:type="spellEnd"/>
+      <w:r>
+        <w:rPr>
+          <w:rFonts w:ascii="Consolas" w:hAnsi="Consolas" w:cs="Courier New"/>
+          <w:color w:val="000000"/>
+          <w:sz w:val="17"/>
+          <w:szCs w:val="17"/>
+        </w:rPr>
+        <w:t xml:space="preserve"> escalable.</w:t>
       </w:r>
       <w:r>
         <w:rPr>
@@ -18855,8 +20940,18 @@
           <w:sz w:val="17"/>
           <w:szCs w:val="17"/>
         </w:rPr>
-        <w:t>&lt;img</w:t>
-      </w:r>
+        <w:t>&lt;</w:t>
+      </w:r>
+      <w:proofErr w:type="spellStart"/>
+      <w:r>
+        <w:rPr>
+          <w:rFonts w:ascii="Consolas" w:hAnsi="Consolas" w:cs="Courier New"/>
+          <w:sz w:val="17"/>
+          <w:szCs w:val="17"/>
+        </w:rPr>
+        <w:t>img</w:t>
+      </w:r>
+      <w:proofErr w:type="spellEnd"/>
       <w:r>
         <w:rPr>
           <w:rFonts w:ascii="Consolas" w:hAnsi="Consolas" w:cs="Courier New"/>
@@ -18866,6 +20961,7 @@
         </w:rPr>
         <w:t xml:space="preserve"> </w:t>
       </w:r>
+      <w:proofErr w:type="spellStart"/>
       <w:r>
         <w:rPr>
           <w:rFonts w:ascii="Consolas" w:hAnsi="Consolas" w:cs="Courier New"/>
@@ -18874,6 +20970,7 @@
         </w:rPr>
         <w:t>src</w:t>
       </w:r>
+      <w:proofErr w:type="spellEnd"/>
       <w:r>
         <w:rPr>
           <w:rFonts w:ascii="Consolas" w:hAnsi="Consolas" w:cs="Courier New"/>
@@ -18889,7 +20986,25 @@
           <w:sz w:val="17"/>
           <w:szCs w:val="17"/>
         </w:rPr>
-        <w:t>"img/Servicios1.png"</w:t>
+        <w:t>"</w:t>
+      </w:r>
+      <w:proofErr w:type="spellStart"/>
+      <w:r>
+        <w:rPr>
+          <w:rFonts w:ascii="Consolas" w:hAnsi="Consolas" w:cs="Courier New"/>
+          <w:sz w:val="17"/>
+          <w:szCs w:val="17"/>
+        </w:rPr>
+        <w:t>img</w:t>
+      </w:r>
+      <w:proofErr w:type="spellEnd"/>
+      <w:r>
+        <w:rPr>
+          <w:rFonts w:ascii="Consolas" w:hAnsi="Consolas" w:cs="Courier New"/>
+          <w:sz w:val="17"/>
+          <w:szCs w:val="17"/>
+        </w:rPr>
+        <w:t>/Servicios1.png"</w:t>
       </w:r>
       <w:r>
         <w:rPr>
@@ -18900,6 +21015,7 @@
         </w:rPr>
         <w:t xml:space="preserve"> </w:t>
       </w:r>
+      <w:proofErr w:type="spellStart"/>
       <w:r>
         <w:rPr>
           <w:rFonts w:ascii="Consolas" w:hAnsi="Consolas" w:cs="Courier New"/>
@@ -18908,6 +21024,7 @@
         </w:rPr>
         <w:t>alt</w:t>
       </w:r>
+      <w:proofErr w:type="spellEnd"/>
       <w:r>
         <w:rPr>
           <w:rFonts w:ascii="Consolas" w:hAnsi="Consolas" w:cs="Courier New"/>
@@ -18934,6 +21051,7 @@
         </w:rPr>
         <w:t xml:space="preserve"> </w:t>
       </w:r>
+      <w:proofErr w:type="spellStart"/>
       <w:r>
         <w:rPr>
           <w:rFonts w:ascii="Consolas" w:hAnsi="Consolas" w:cs="Courier New"/>
@@ -18942,6 +21060,7 @@
         </w:rPr>
         <w:t>class</w:t>
       </w:r>
+      <w:proofErr w:type="spellEnd"/>
       <w:r>
         <w:rPr>
           <w:rFonts w:ascii="Consolas" w:hAnsi="Consolas" w:cs="Courier New"/>
@@ -18957,7 +21076,25 @@
           <w:sz w:val="17"/>
           <w:szCs w:val="17"/>
         </w:rPr>
-        <w:t>"img-fluid"&gt;</w:t>
+        <w:t>"</w:t>
+      </w:r>
+      <w:proofErr w:type="spellStart"/>
+      <w:r>
+        <w:rPr>
+          <w:rFonts w:ascii="Consolas" w:hAnsi="Consolas" w:cs="Courier New"/>
+          <w:sz w:val="17"/>
+          <w:szCs w:val="17"/>
+        </w:rPr>
+        <w:t>img</w:t>
+      </w:r>
+      <w:proofErr w:type="spellEnd"/>
+      <w:r>
+        <w:rPr>
+          <w:rFonts w:ascii="Consolas" w:hAnsi="Consolas" w:cs="Courier New"/>
+          <w:sz w:val="17"/>
+          <w:szCs w:val="17"/>
+        </w:rPr>
+        <w:t>-fluid"&gt;</w:t>
       </w:r>
     </w:p>
     <w:p>
@@ -19029,6 +21166,7 @@
         </w:rPr>
         <w:t xml:space="preserve"> </w:t>
       </w:r>
+      <w:proofErr w:type="spellStart"/>
       <w:r>
         <w:rPr>
           <w:rFonts w:ascii="Consolas" w:hAnsi="Consolas" w:cs="Courier New"/>
@@ -19037,6 +21175,7 @@
         </w:rPr>
         <w:t>href</w:t>
       </w:r>
+      <w:proofErr w:type="spellEnd"/>
       <w:r>
         <w:rPr>
           <w:rFonts w:ascii="Consolas" w:hAnsi="Consolas" w:cs="Courier New"/>
@@ -19063,6 +21202,7 @@
         </w:rPr>
         <w:t xml:space="preserve"> </w:t>
       </w:r>
+      <w:proofErr w:type="spellStart"/>
       <w:r>
         <w:rPr>
           <w:rFonts w:ascii="Consolas" w:hAnsi="Consolas" w:cs="Courier New"/>
@@ -19071,6 +21211,7 @@
         </w:rPr>
         <w:t>class</w:t>
       </w:r>
+      <w:proofErr w:type="spellEnd"/>
       <w:r>
         <w:rPr>
           <w:rFonts w:ascii="Consolas" w:hAnsi="Consolas" w:cs="Courier New"/>
@@ -19114,6 +21255,7 @@
         </w:rPr>
         <w:t xml:space="preserve"> </w:t>
       </w:r>
+      <w:proofErr w:type="spellStart"/>
       <w:r>
         <w:rPr>
           <w:rFonts w:ascii="Consolas" w:hAnsi="Consolas" w:cs="Courier New"/>
@@ -19122,6 +21264,7 @@
         </w:rPr>
         <w:t>class</w:t>
       </w:r>
+      <w:proofErr w:type="spellEnd"/>
       <w:r>
         <w:rPr>
           <w:rFonts w:ascii="Consolas" w:hAnsi="Consolas" w:cs="Courier New"/>
@@ -19137,25 +21280,71 @@
           <w:sz w:val="17"/>
           <w:szCs w:val="17"/>
         </w:rPr>
-        <w:t>"bi bi-arrow-right"</w:t>
-      </w:r>
-      <w:r>
-        <w:rPr>
-          <w:rFonts w:ascii="Consolas" w:hAnsi="Consolas" w:cs="Courier New"/>
-          <w:color w:val="000000"/>
+        <w:t>"</w:t>
+      </w:r>
+      <w:proofErr w:type="spellStart"/>
+      <w:r>
+        <w:rPr>
+          <w:rFonts w:ascii="Consolas" w:hAnsi="Consolas" w:cs="Courier New"/>
+          <w:sz w:val="17"/>
+          <w:szCs w:val="17"/>
+        </w:rPr>
+        <w:t>bi</w:t>
+      </w:r>
+      <w:proofErr w:type="spellEnd"/>
+      <w:r>
+        <w:rPr>
+          <w:rFonts w:ascii="Consolas" w:hAnsi="Consolas" w:cs="Courier New"/>
           <w:sz w:val="17"/>
           <w:szCs w:val="17"/>
         </w:rPr>
         <w:t xml:space="preserve"> </w:t>
       </w:r>
-      <w:r>
-        <w:rPr>
-          <w:rFonts w:ascii="Consolas" w:hAnsi="Consolas" w:cs="Courier New"/>
-          <w:sz w:val="17"/>
-          <w:szCs w:val="17"/>
-        </w:rPr>
-        <w:t>aria-hidden</w:t>
-      </w:r>
+      <w:proofErr w:type="spellStart"/>
+      <w:r>
+        <w:rPr>
+          <w:rFonts w:ascii="Consolas" w:hAnsi="Consolas" w:cs="Courier New"/>
+          <w:sz w:val="17"/>
+          <w:szCs w:val="17"/>
+        </w:rPr>
+        <w:t>bi-arrow-right</w:t>
+      </w:r>
+      <w:proofErr w:type="spellEnd"/>
+      <w:r>
+        <w:rPr>
+          <w:rFonts w:ascii="Consolas" w:hAnsi="Consolas" w:cs="Courier New"/>
+          <w:sz w:val="17"/>
+          <w:szCs w:val="17"/>
+        </w:rPr>
+        <w:t>"</w:t>
+      </w:r>
+      <w:r>
+        <w:rPr>
+          <w:rFonts w:ascii="Consolas" w:hAnsi="Consolas" w:cs="Courier New"/>
+          <w:color w:val="000000"/>
+          <w:sz w:val="17"/>
+          <w:szCs w:val="17"/>
+        </w:rPr>
+        <w:t xml:space="preserve"> </w:t>
+      </w:r>
+      <w:r>
+        <w:rPr>
+          <w:rFonts w:ascii="Consolas" w:hAnsi="Consolas" w:cs="Courier New"/>
+          <w:sz w:val="17"/>
+          <w:szCs w:val="17"/>
+        </w:rPr>
+        <w:t>aria-</w:t>
+      </w:r>
+      <w:proofErr w:type="spellStart"/>
+      <w:r>
+        <w:rPr>
+          <w:rFonts w:ascii="Consolas" w:hAnsi="Consolas" w:cs="Courier New"/>
+          <w:sz w:val="17"/>
+          <w:szCs w:val="17"/>
+        </w:rPr>
+        <w:t>hidden</w:t>
+      </w:r>
+      <w:proofErr w:type="spellEnd"/>
       <w:r>
         <w:rPr>
           <w:rFonts w:ascii="Consolas" w:hAnsi="Consolas" w:cs="Courier New"/>
@@ -19232,7 +21421,25 @@
           <w:sz w:val="17"/>
           <w:szCs w:val="17"/>
         </w:rPr>
-        <w:t>&lt;/div&gt;</w:t>
+        <w:t>&lt;/</w:t>
+      </w:r>
+      <w:proofErr w:type="spellStart"/>
+      <w:r>
+        <w:rPr>
+          <w:rFonts w:ascii="Consolas" w:hAnsi="Consolas" w:cs="Courier New"/>
+          <w:sz w:val="17"/>
+          <w:szCs w:val="17"/>
+        </w:rPr>
+        <w:t>div</w:t>
+      </w:r>
+      <w:proofErr w:type="spellEnd"/>
+      <w:r>
+        <w:rPr>
+          <w:rFonts w:ascii="Consolas" w:hAnsi="Consolas" w:cs="Courier New"/>
+          <w:sz w:val="17"/>
+          <w:szCs w:val="17"/>
+        </w:rPr>
+        <w:t>&gt;</w:t>
       </w:r>
     </w:p>
     <w:p>
@@ -19293,7 +21500,25 @@
           <w:sz w:val="17"/>
           <w:szCs w:val="17"/>
         </w:rPr>
-        <w:t>&lt;/article&gt;</w:t>
+        <w:t>&lt;/</w:t>
+      </w:r>
+      <w:proofErr w:type="spellStart"/>
+      <w:r>
+        <w:rPr>
+          <w:rFonts w:ascii="Consolas" w:hAnsi="Consolas" w:cs="Courier New"/>
+          <w:sz w:val="17"/>
+          <w:szCs w:val="17"/>
+        </w:rPr>
+        <w:t>article</w:t>
+      </w:r>
+      <w:proofErr w:type="spellEnd"/>
+      <w:r>
+        <w:rPr>
+          <w:rFonts w:ascii="Consolas" w:hAnsi="Consolas" w:cs="Courier New"/>
+          <w:sz w:val="17"/>
+          <w:szCs w:val="17"/>
+        </w:rPr>
+        <w:t>&gt;</w:t>
       </w:r>
     </w:p>
     <w:p>
@@ -19416,7 +21641,25 @@
           <w:sz w:val="17"/>
           <w:szCs w:val="17"/>
         </w:rPr>
-        <w:t>&lt;/div&gt;</w:t>
+        <w:t>&lt;/</w:t>
+      </w:r>
+      <w:proofErr w:type="spellStart"/>
+      <w:r>
+        <w:rPr>
+          <w:rFonts w:ascii="Consolas" w:hAnsi="Consolas" w:cs="Courier New"/>
+          <w:sz w:val="17"/>
+          <w:szCs w:val="17"/>
+        </w:rPr>
+        <w:t>div</w:t>
+      </w:r>
+      <w:proofErr w:type="spellEnd"/>
+      <w:r>
+        <w:rPr>
+          <w:rFonts w:ascii="Consolas" w:hAnsi="Consolas" w:cs="Courier New"/>
+          <w:sz w:val="17"/>
+          <w:szCs w:val="17"/>
+        </w:rPr>
+        <w:t>&gt;</w:t>
       </w:r>
     </w:p>
     <w:p>
@@ -19477,7 +21720,25 @@
           <w:sz w:val="17"/>
           <w:szCs w:val="17"/>
         </w:rPr>
-        <w:t>&lt;/div&gt;</w:t>
+        <w:t>&lt;/</w:t>
+      </w:r>
+      <w:proofErr w:type="spellStart"/>
+      <w:r>
+        <w:rPr>
+          <w:rFonts w:ascii="Consolas" w:hAnsi="Consolas" w:cs="Courier New"/>
+          <w:sz w:val="17"/>
+          <w:szCs w:val="17"/>
+        </w:rPr>
+        <w:t>div</w:t>
+      </w:r>
+      <w:proofErr w:type="spellEnd"/>
+      <w:r>
+        <w:rPr>
+          <w:rFonts w:ascii="Consolas" w:hAnsi="Consolas" w:cs="Courier New"/>
+          <w:sz w:val="17"/>
+          <w:szCs w:val="17"/>
+        </w:rPr>
+        <w:t>&gt;</w:t>
       </w:r>
     </w:p>
     <w:p>
@@ -19521,7 +21782,25 @@
           <w:sz w:val="17"/>
           <w:szCs w:val="17"/>
         </w:rPr>
-        <w:t>21. &lt;/section&gt;</w:t>
+        <w:t>21. &lt;/</w:t>
+      </w:r>
+      <w:proofErr w:type="spellStart"/>
+      <w:r>
+        <w:rPr>
+          <w:rFonts w:ascii="Consolas" w:hAnsi="Consolas" w:cs="Courier New"/>
+          <w:sz w:val="17"/>
+          <w:szCs w:val="17"/>
+        </w:rPr>
+        <w:t>section</w:t>
+      </w:r>
+      <w:proofErr w:type="spellEnd"/>
+      <w:r>
+        <w:rPr>
+          <w:rFonts w:ascii="Consolas" w:hAnsi="Consolas" w:cs="Courier New"/>
+          <w:sz w:val="17"/>
+          <w:szCs w:val="17"/>
+        </w:rPr>
+        <w:t>&gt;</w:t>
       </w:r>
     </w:p>
     <w:p>
@@ -19611,7 +21890,39 @@
         <w:t> </w:t>
       </w:r>
       <w:r>
-        <w:t>Esta sección utiliza &lt;section&gt; como contenedor temático, &lt;article&gt; para cada servicio, y clases de Bootstrap para el sistema de columnas responsive. El elemento span.eyebrow proporciona una etiqueta visual superior, mientras que los iconos de Bootstrap Icons enriquecen la presentación.</w:t>
+        <w:t>Esta sección utiliza &lt;</w:t>
+      </w:r>
+      <w:proofErr w:type="spellStart"/>
+      <w:r>
+        <w:t>section</w:t>
+      </w:r>
+      <w:proofErr w:type="spellEnd"/>
+      <w:r>
+        <w:t>&gt; como contenedor temático, &lt;</w:t>
+      </w:r>
+      <w:proofErr w:type="spellStart"/>
+      <w:r>
+        <w:t>article</w:t>
+      </w:r>
+      <w:proofErr w:type="spellEnd"/>
+      <w:r>
+        <w:t>&gt; para cada servicio, y clases de Bootstrap para el sistema de columnas responsive. El elemento </w:t>
+      </w:r>
+      <w:proofErr w:type="spellStart"/>
+      <w:r>
+        <w:t>span.eyebrow</w:t>
+      </w:r>
+      <w:proofErr w:type="spellEnd"/>
+      <w:r>
+        <w:t xml:space="preserve"> proporciona una etiqueta visual superior, mientras que los iconos de Bootstrap </w:t>
+      </w:r>
+      <w:proofErr w:type="spellStart"/>
+      <w:r>
+        <w:t>Icons</w:t>
+      </w:r>
+      <w:proofErr w:type="spellEnd"/>
+      <w:r>
+        <w:t xml:space="preserve"> enriquecen la presentación.</w:t>
       </w:r>
     </w:p>
     <w:p>
@@ -19642,7 +21953,15 @@
         <w:fldChar w:fldCharType="end"/>
       </w:r>
       <w:r>
-        <w:t xml:space="preserve"> - Variables CSS para colores y tipografias.</w:t>
+        <w:t xml:space="preserve"> - Variables CSS para colores y </w:t>
+      </w:r>
+      <w:proofErr w:type="spellStart"/>
+      <w:r>
+        <w:t>tipografias</w:t>
+      </w:r>
+      <w:proofErr w:type="spellEnd"/>
+      <w:r>
+        <w:t>.</w:t>
       </w:r>
       <w:bookmarkEnd w:id="109"/>
     </w:p>
@@ -19698,14 +22017,25 @@
         </w:rPr>
         <w:t>:</w:t>
       </w:r>
-      <w:r>
-        <w:rPr>
-          <w:rFonts w:ascii="Consolas" w:hAnsi="Consolas" w:cs="Courier New"/>
-          <w:color w:val="000000"/>
-          <w:sz w:val="17"/>
-          <w:szCs w:val="17"/>
-        </w:rPr>
-        <w:t xml:space="preserve">root </w:t>
+      <w:proofErr w:type="spellStart"/>
+      <w:r>
+        <w:rPr>
+          <w:rFonts w:ascii="Consolas" w:hAnsi="Consolas" w:cs="Courier New"/>
+          <w:color w:val="000000"/>
+          <w:sz w:val="17"/>
+          <w:szCs w:val="17"/>
+        </w:rPr>
+        <w:t>root</w:t>
+      </w:r>
+      <w:proofErr w:type="spellEnd"/>
+      <w:r>
+        <w:rPr>
+          <w:rFonts w:ascii="Consolas" w:hAnsi="Consolas" w:cs="Courier New"/>
+          <w:color w:val="000000"/>
+          <w:sz w:val="17"/>
+          <w:szCs w:val="17"/>
+        </w:rPr>
+        <w:t xml:space="preserve"> </w:t>
       </w:r>
       <w:r>
         <w:rPr>
@@ -21196,6 +23526,7 @@
         </w:rPr>
         <w:t>-</w:t>
       </w:r>
+      <w:proofErr w:type="spellStart"/>
       <w:r>
         <w:rPr>
           <w:rFonts w:ascii="Consolas" w:hAnsi="Consolas" w:cs="Courier New"/>
@@ -21205,6 +23536,7 @@
         </w:rPr>
         <w:t>titulos</w:t>
       </w:r>
+      <w:proofErr w:type="spellEnd"/>
       <w:r>
         <w:rPr>
           <w:rFonts w:ascii="Consolas" w:hAnsi="Consolas" w:cs="Courier New"/>
@@ -21257,7 +23589,27 @@
           <w:sz w:val="17"/>
           <w:szCs w:val="17"/>
         </w:rPr>
-        <w:t>'Roboto'</w:t>
+        <w:t>'</w:t>
+      </w:r>
+      <w:proofErr w:type="spellStart"/>
+      <w:r>
+        <w:rPr>
+          <w:rFonts w:ascii="Consolas" w:hAnsi="Consolas" w:cs="Courier New"/>
+          <w:color w:val="008800"/>
+          <w:sz w:val="17"/>
+          <w:szCs w:val="17"/>
+        </w:rPr>
+        <w:t>Roboto</w:t>
+      </w:r>
+      <w:proofErr w:type="spellEnd"/>
+      <w:r>
+        <w:rPr>
+          <w:rFonts w:ascii="Consolas" w:hAnsi="Consolas" w:cs="Courier New"/>
+          <w:color w:val="008800"/>
+          <w:sz w:val="17"/>
+          <w:szCs w:val="17"/>
+        </w:rPr>
+        <w:t>'</w:t>
       </w:r>
       <w:r>
         <w:rPr>
@@ -21284,7 +23636,27 @@
           <w:sz w:val="17"/>
           <w:szCs w:val="17"/>
         </w:rPr>
-        <w:t>'Helvetica Neue'</w:t>
+        <w:t>'</w:t>
+      </w:r>
+      <w:proofErr w:type="spellStart"/>
+      <w:r>
+        <w:rPr>
+          <w:rFonts w:ascii="Consolas" w:hAnsi="Consolas" w:cs="Courier New"/>
+          <w:color w:val="008800"/>
+          <w:sz w:val="17"/>
+          <w:szCs w:val="17"/>
+        </w:rPr>
+        <w:t>Helvetica</w:t>
+      </w:r>
+      <w:proofErr w:type="spellEnd"/>
+      <w:r>
+        <w:rPr>
+          <w:rFonts w:ascii="Consolas" w:hAnsi="Consolas" w:cs="Courier New"/>
+          <w:color w:val="008800"/>
+          <w:sz w:val="17"/>
+          <w:szCs w:val="17"/>
+        </w:rPr>
+        <w:t xml:space="preserve"> Neue'</w:t>
       </w:r>
       <w:r>
         <w:rPr>
@@ -21302,7 +23674,17 @@
           <w:sz w:val="17"/>
           <w:szCs w:val="17"/>
         </w:rPr>
-        <w:t xml:space="preserve"> sans</w:t>
+        <w:t xml:space="preserve"> </w:t>
+      </w:r>
+      <w:proofErr w:type="spellStart"/>
+      <w:r>
+        <w:rPr>
+          <w:rFonts w:ascii="Consolas" w:hAnsi="Consolas" w:cs="Courier New"/>
+          <w:color w:val="000000"/>
+          <w:sz w:val="17"/>
+          <w:szCs w:val="17"/>
+        </w:rPr>
+        <w:t>sans</w:t>
       </w:r>
       <w:r>
         <w:rPr>
@@ -21322,6 +23704,7 @@
         </w:rPr>
         <w:t>serif</w:t>
       </w:r>
+      <w:proofErr w:type="spellEnd"/>
       <w:r>
         <w:rPr>
           <w:rFonts w:ascii="Consolas" w:hAnsi="Consolas" w:cs="Courier New"/>
@@ -21472,7 +23855,27 @@
           <w:sz w:val="17"/>
           <w:szCs w:val="17"/>
         </w:rPr>
-        <w:t>'Roboto'</w:t>
+        <w:t>'</w:t>
+      </w:r>
+      <w:proofErr w:type="spellStart"/>
+      <w:r>
+        <w:rPr>
+          <w:rFonts w:ascii="Consolas" w:hAnsi="Consolas" w:cs="Courier New"/>
+          <w:color w:val="008800"/>
+          <w:sz w:val="17"/>
+          <w:szCs w:val="17"/>
+        </w:rPr>
+        <w:t>Roboto</w:t>
+      </w:r>
+      <w:proofErr w:type="spellEnd"/>
+      <w:r>
+        <w:rPr>
+          <w:rFonts w:ascii="Consolas" w:hAnsi="Consolas" w:cs="Courier New"/>
+          <w:color w:val="008800"/>
+          <w:sz w:val="17"/>
+          <w:szCs w:val="17"/>
+        </w:rPr>
+        <w:t>'</w:t>
       </w:r>
       <w:r>
         <w:rPr>
@@ -21499,7 +23902,27 @@
           <w:sz w:val="17"/>
           <w:szCs w:val="17"/>
         </w:rPr>
-        <w:t>'Helvetica Neue'</w:t>
+        <w:t>'</w:t>
+      </w:r>
+      <w:proofErr w:type="spellStart"/>
+      <w:r>
+        <w:rPr>
+          <w:rFonts w:ascii="Consolas" w:hAnsi="Consolas" w:cs="Courier New"/>
+          <w:color w:val="008800"/>
+          <w:sz w:val="17"/>
+          <w:szCs w:val="17"/>
+        </w:rPr>
+        <w:t>Helvetica</w:t>
+      </w:r>
+      <w:proofErr w:type="spellEnd"/>
+      <w:r>
+        <w:rPr>
+          <w:rFonts w:ascii="Consolas" w:hAnsi="Consolas" w:cs="Courier New"/>
+          <w:color w:val="008800"/>
+          <w:sz w:val="17"/>
+          <w:szCs w:val="17"/>
+        </w:rPr>
+        <w:t xml:space="preserve"> Neue'</w:t>
       </w:r>
       <w:r>
         <w:rPr>
@@ -21517,7 +23940,17 @@
           <w:sz w:val="17"/>
           <w:szCs w:val="17"/>
         </w:rPr>
-        <w:t xml:space="preserve"> sans</w:t>
+        <w:t xml:space="preserve"> </w:t>
+      </w:r>
+      <w:proofErr w:type="spellStart"/>
+      <w:r>
+        <w:rPr>
+          <w:rFonts w:ascii="Consolas" w:hAnsi="Consolas" w:cs="Courier New"/>
+          <w:color w:val="000000"/>
+          <w:sz w:val="17"/>
+          <w:szCs w:val="17"/>
+        </w:rPr>
+        <w:t>sans</w:t>
       </w:r>
       <w:r>
         <w:rPr>
@@ -21537,6 +23970,7 @@
         </w:rPr>
         <w:t>serif</w:t>
       </w:r>
+      <w:proofErr w:type="spellEnd"/>
       <w:r>
         <w:rPr>
           <w:rFonts w:ascii="Consolas" w:hAnsi="Consolas" w:cs="Courier New"/>
@@ -21687,7 +24121,15 @@
         <w:t> </w:t>
       </w:r>
       <w:r>
-        <w:t>Las variables CSS centralizan todos los valores de color y tipografía, facilitando el mantenimiento y la consistencia visual en toda la página. Al usar :root, estas variables están disponibles globalmente en todo el documento.</w:t>
+        <w:t>Las variables CSS centralizan todos los valores de color y tipografía, facilitando el mantenimiento y la consistencia visual en toda la página. Al usar :</w:t>
+      </w:r>
+      <w:proofErr w:type="spellStart"/>
+      <w:r>
+        <w:t>root</w:t>
+      </w:r>
+      <w:proofErr w:type="spellEnd"/>
+      <w:r>
+        <w:t>, estas variables están disponibles globalmente en todo el documento.</w:t>
       </w:r>
     </w:p>
     <w:p>
@@ -21721,8 +24163,13 @@
         <w:t xml:space="preserve"> - </w:t>
       </w:r>
       <w:r>
-        <w:t>Tarjeta de plan destacado con pseudo-elemento</w:t>
-      </w:r>
+        <w:t xml:space="preserve">Tarjeta de plan destacado con </w:t>
+      </w:r>
+      <w:proofErr w:type="spellStart"/>
+      <w:r>
+        <w:t>pseudo-elemento</w:t>
+      </w:r>
+      <w:proofErr w:type="spellEnd"/>
       <w:r>
         <w:t>.</w:t>
       </w:r>
@@ -21806,6 +24253,7 @@
         </w:rPr>
         <w:t>-</w:t>
       </w:r>
+      <w:proofErr w:type="spellStart"/>
       <w:r>
         <w:rPr>
           <w:rFonts w:ascii="Consolas" w:hAnsi="Consolas" w:cs="Courier New"/>
@@ -21831,7 +24279,17 @@
           <w:sz w:val="17"/>
           <w:szCs w:val="17"/>
         </w:rPr>
-        <w:t xml:space="preserve">destacado </w:t>
+        <w:t>destacado</w:t>
+      </w:r>
+      <w:proofErr w:type="spellEnd"/>
+      <w:r>
+        <w:rPr>
+          <w:rFonts w:ascii="Consolas" w:hAnsi="Consolas" w:cs="Courier New"/>
+          <w:color w:val="000000"/>
+          <w:sz w:val="17"/>
+          <w:szCs w:val="17"/>
+        </w:rPr>
+        <w:t xml:space="preserve"> </w:t>
       </w:r>
       <w:r>
         <w:rPr>
@@ -21893,8 +24351,19 @@
           <w:sz w:val="17"/>
           <w:szCs w:val="17"/>
         </w:rPr>
-        <w:t xml:space="preserve">  border</w:t>
-      </w:r>
+        <w:t xml:space="preserve">  </w:t>
+      </w:r>
+      <w:proofErr w:type="spellStart"/>
+      <w:r>
+        <w:rPr>
+          <w:rFonts w:ascii="Consolas" w:hAnsi="Consolas" w:cs="Courier New"/>
+          <w:color w:val="000000"/>
+          <w:sz w:val="17"/>
+          <w:szCs w:val="17"/>
+        </w:rPr>
+        <w:t>border</w:t>
+      </w:r>
+      <w:proofErr w:type="spellEnd"/>
       <w:r>
         <w:rPr>
           <w:rFonts w:ascii="Consolas" w:hAnsi="Consolas" w:cs="Courier New"/>
@@ -21931,6 +24400,7 @@
         </w:rPr>
         <w:t xml:space="preserve"> </w:t>
       </w:r>
+      <w:proofErr w:type="spellStart"/>
       <w:r>
         <w:rPr>
           <w:rFonts w:ascii="Consolas" w:hAnsi="Consolas" w:cs="Courier New"/>
@@ -21940,6 +24410,7 @@
         </w:rPr>
         <w:t>var</w:t>
       </w:r>
+      <w:proofErr w:type="spellEnd"/>
       <w:r>
         <w:rPr>
           <w:rFonts w:ascii="Consolas" w:hAnsi="Consolas" w:cs="Courier New"/>
@@ -22047,6 +24518,7 @@
         </w:rPr>
         <w:t>-</w:t>
       </w:r>
+      <w:proofErr w:type="spellStart"/>
       <w:r>
         <w:rPr>
           <w:rFonts w:ascii="Consolas" w:hAnsi="Consolas" w:cs="Courier New"/>
@@ -22056,6 +24528,7 @@
         </w:rPr>
         <w:t>shadow</w:t>
       </w:r>
+      <w:proofErr w:type="spellEnd"/>
       <w:r>
         <w:rPr>
           <w:rFonts w:ascii="Consolas" w:hAnsi="Consolas" w:cs="Courier New"/>
@@ -22126,8 +24599,19 @@
           <w:sz w:val="17"/>
           <w:szCs w:val="17"/>
         </w:rPr>
-        <w:t xml:space="preserve"> rgba</w:t>
-      </w:r>
+        <w:t xml:space="preserve"> </w:t>
+      </w:r>
+      <w:proofErr w:type="spellStart"/>
+      <w:r>
+        <w:rPr>
+          <w:rFonts w:ascii="Consolas" w:hAnsi="Consolas" w:cs="Courier New"/>
+          <w:color w:val="000000"/>
+          <w:sz w:val="17"/>
+          <w:szCs w:val="17"/>
+        </w:rPr>
+        <w:t>rgba</w:t>
+      </w:r>
+      <w:proofErr w:type="spellEnd"/>
       <w:r>
         <w:rPr>
           <w:rFonts w:ascii="Consolas" w:hAnsi="Consolas" w:cs="Courier New"/>
@@ -22493,6 +24977,7 @@
         </w:rPr>
         <w:t>-</w:t>
       </w:r>
+      <w:proofErr w:type="spellStart"/>
       <w:r>
         <w:rPr>
           <w:rFonts w:ascii="Consolas" w:hAnsi="Consolas" w:cs="Courier New"/>
@@ -22521,6 +25006,7 @@
         </w:rPr>
         <w:t>destacado</w:t>
       </w:r>
+      <w:proofErr w:type="spellEnd"/>
       <w:r>
         <w:rPr>
           <w:rFonts w:ascii="Consolas" w:hAnsi="Consolas" w:cs="Courier New"/>
@@ -22530,6 +25016,7 @@
         </w:rPr>
         <w:t>::</w:t>
       </w:r>
+      <w:proofErr w:type="spellStart"/>
       <w:proofErr w:type="gramEnd"/>
       <w:r>
         <w:rPr>
@@ -22538,7 +25025,17 @@
           <w:sz w:val="17"/>
           <w:szCs w:val="17"/>
         </w:rPr>
-        <w:t xml:space="preserve">before </w:t>
+        <w:t>before</w:t>
+      </w:r>
+      <w:proofErr w:type="spellEnd"/>
+      <w:r>
+        <w:rPr>
+          <w:rFonts w:ascii="Consolas" w:hAnsi="Consolas" w:cs="Courier New"/>
+          <w:color w:val="000000"/>
+          <w:sz w:val="17"/>
+          <w:szCs w:val="17"/>
+        </w:rPr>
+        <w:t xml:space="preserve"> </w:t>
       </w:r>
       <w:r>
         <w:rPr>
@@ -22600,8 +25097,19 @@
           <w:sz w:val="17"/>
           <w:szCs w:val="17"/>
         </w:rPr>
-        <w:t xml:space="preserve">  content</w:t>
-      </w:r>
+        <w:t xml:space="preserve">  </w:t>
+      </w:r>
+      <w:proofErr w:type="spellStart"/>
+      <w:r>
+        <w:rPr>
+          <w:rFonts w:ascii="Consolas" w:hAnsi="Consolas" w:cs="Courier New"/>
+          <w:color w:val="000000"/>
+          <w:sz w:val="17"/>
+          <w:szCs w:val="17"/>
+        </w:rPr>
+        <w:t>content</w:t>
+      </w:r>
+      <w:proofErr w:type="spellEnd"/>
       <w:r>
         <w:rPr>
           <w:rFonts w:ascii="Consolas" w:hAnsi="Consolas" w:cs="Courier New"/>
@@ -22867,8 +25375,19 @@
           <w:sz w:val="17"/>
           <w:szCs w:val="17"/>
         </w:rPr>
-        <w:t xml:space="preserve">  left</w:t>
-      </w:r>
+        <w:t xml:space="preserve">  </w:t>
+      </w:r>
+      <w:proofErr w:type="spellStart"/>
+      <w:r>
+        <w:rPr>
+          <w:rFonts w:ascii="Consolas" w:hAnsi="Consolas" w:cs="Courier New"/>
+          <w:color w:val="000000"/>
+          <w:sz w:val="17"/>
+          <w:szCs w:val="17"/>
+        </w:rPr>
+        <w:t>left</w:t>
+      </w:r>
+      <w:proofErr w:type="spellEnd"/>
       <w:r>
         <w:rPr>
           <w:rFonts w:ascii="Consolas" w:hAnsi="Consolas" w:cs="Courier New"/>
@@ -22956,8 +25475,19 @@
           <w:sz w:val="17"/>
           <w:szCs w:val="17"/>
         </w:rPr>
-        <w:t xml:space="preserve">  transform</w:t>
-      </w:r>
+        <w:t xml:space="preserve">  </w:t>
+      </w:r>
+      <w:proofErr w:type="spellStart"/>
+      <w:r>
+        <w:rPr>
+          <w:rFonts w:ascii="Consolas" w:hAnsi="Consolas" w:cs="Courier New"/>
+          <w:color w:val="000000"/>
+          <w:sz w:val="17"/>
+          <w:szCs w:val="17"/>
+        </w:rPr>
+        <w:t>transform</w:t>
+      </w:r>
+      <w:proofErr w:type="spellEnd"/>
       <w:r>
         <w:rPr>
           <w:rFonts w:ascii="Consolas" w:hAnsi="Consolas" w:cs="Courier New"/>
@@ -22974,8 +25504,19 @@
           <w:sz w:val="17"/>
           <w:szCs w:val="17"/>
         </w:rPr>
-        <w:t xml:space="preserve"> translateX</w:t>
-      </w:r>
+        <w:t xml:space="preserve"> </w:t>
+      </w:r>
+      <w:proofErr w:type="spellStart"/>
+      <w:r>
+        <w:rPr>
+          <w:rFonts w:ascii="Consolas" w:hAnsi="Consolas" w:cs="Courier New"/>
+          <w:color w:val="000000"/>
+          <w:sz w:val="17"/>
+          <w:szCs w:val="17"/>
+        </w:rPr>
+        <w:t>translateX</w:t>
+      </w:r>
+      <w:proofErr w:type="spellEnd"/>
       <w:r>
         <w:rPr>
           <w:rFonts w:ascii="Consolas" w:hAnsi="Consolas" w:cs="Courier New"/>
@@ -23054,8 +25595,19 @@
           <w:sz w:val="17"/>
           <w:szCs w:val="17"/>
         </w:rPr>
-        <w:t xml:space="preserve">  background</w:t>
-      </w:r>
+        <w:t xml:space="preserve">  </w:t>
+      </w:r>
+      <w:proofErr w:type="spellStart"/>
+      <w:r>
+        <w:rPr>
+          <w:rFonts w:ascii="Consolas" w:hAnsi="Consolas" w:cs="Courier New"/>
+          <w:color w:val="000000"/>
+          <w:sz w:val="17"/>
+          <w:szCs w:val="17"/>
+        </w:rPr>
+        <w:t>background</w:t>
+      </w:r>
+      <w:proofErr w:type="spellEnd"/>
       <w:r>
         <w:rPr>
           <w:rFonts w:ascii="Consolas" w:hAnsi="Consolas" w:cs="Courier New"/>
@@ -23092,6 +25644,7 @@
         </w:rPr>
         <w:t xml:space="preserve"> </w:t>
       </w:r>
+      <w:proofErr w:type="spellStart"/>
       <w:r>
         <w:rPr>
           <w:rFonts w:ascii="Consolas" w:hAnsi="Consolas" w:cs="Courier New"/>
@@ -23101,6 +25654,7 @@
         </w:rPr>
         <w:t>var</w:t>
       </w:r>
+      <w:proofErr w:type="spellEnd"/>
       <w:r>
         <w:rPr>
           <w:rFonts w:ascii="Consolas" w:hAnsi="Consolas" w:cs="Courier New"/>
@@ -23217,6 +25771,7 @@
         </w:rPr>
         <w:t xml:space="preserve"> </w:t>
       </w:r>
+      <w:proofErr w:type="spellStart"/>
       <w:r>
         <w:rPr>
           <w:rFonts w:ascii="Consolas" w:hAnsi="Consolas" w:cs="Courier New"/>
@@ -23226,6 +25781,7 @@
         </w:rPr>
         <w:t>var</w:t>
       </w:r>
+      <w:proofErr w:type="spellEnd"/>
       <w:r>
         <w:rPr>
           <w:rFonts w:ascii="Consolas" w:hAnsi="Consolas" w:cs="Courier New"/>
@@ -23322,7 +25878,17 @@
           <w:sz w:val="17"/>
           <w:szCs w:val="17"/>
         </w:rPr>
-        <w:t xml:space="preserve">  font</w:t>
+        <w:t xml:space="preserve">  </w:t>
+      </w:r>
+      <w:proofErr w:type="spellStart"/>
+      <w:r>
+        <w:rPr>
+          <w:rFonts w:ascii="Consolas" w:hAnsi="Consolas" w:cs="Courier New"/>
+          <w:color w:val="000000"/>
+          <w:sz w:val="17"/>
+          <w:szCs w:val="17"/>
+        </w:rPr>
+        <w:t>font</w:t>
       </w:r>
       <w:r>
         <w:rPr>
@@ -23342,6 +25908,7 @@
         </w:rPr>
         <w:t>size</w:t>
       </w:r>
+      <w:proofErr w:type="spellEnd"/>
       <w:r>
         <w:rPr>
           <w:rFonts w:ascii="Consolas" w:hAnsi="Consolas" w:cs="Courier New"/>
@@ -23429,7 +25996,17 @@
           <w:sz w:val="17"/>
           <w:szCs w:val="17"/>
         </w:rPr>
-        <w:t xml:space="preserve">  font</w:t>
+        <w:t xml:space="preserve">  </w:t>
+      </w:r>
+      <w:proofErr w:type="spellStart"/>
+      <w:r>
+        <w:rPr>
+          <w:rFonts w:ascii="Consolas" w:hAnsi="Consolas" w:cs="Courier New"/>
+          <w:color w:val="000000"/>
+          <w:sz w:val="17"/>
+          <w:szCs w:val="17"/>
+        </w:rPr>
+        <w:t>font</w:t>
       </w:r>
       <w:r>
         <w:rPr>
@@ -23449,6 +26026,7 @@
         </w:rPr>
         <w:t>weight</w:t>
       </w:r>
+      <w:proofErr w:type="spellEnd"/>
       <w:r>
         <w:rPr>
           <w:rFonts w:ascii="Consolas" w:hAnsi="Consolas" w:cs="Courier New"/>
@@ -23537,7 +26115,17 @@
           <w:sz w:val="17"/>
           <w:szCs w:val="17"/>
         </w:rPr>
-        <w:t xml:space="preserve">  letter</w:t>
+        <w:t xml:space="preserve">  </w:t>
+      </w:r>
+      <w:proofErr w:type="spellStart"/>
+      <w:r>
+        <w:rPr>
+          <w:rFonts w:ascii="Consolas" w:hAnsi="Consolas" w:cs="Courier New"/>
+          <w:color w:val="000000"/>
+          <w:sz w:val="17"/>
+          <w:szCs w:val="17"/>
+        </w:rPr>
+        <w:t>letter</w:t>
       </w:r>
       <w:r>
         <w:rPr>
@@ -23557,6 +26145,7 @@
         </w:rPr>
         <w:t>spacing</w:t>
       </w:r>
+      <w:proofErr w:type="spellEnd"/>
       <w:r>
         <w:rPr>
           <w:rFonts w:ascii="Consolas" w:hAnsi="Consolas" w:cs="Courier New"/>
@@ -23644,8 +26233,19 @@
           <w:sz w:val="17"/>
           <w:szCs w:val="17"/>
         </w:rPr>
-        <w:t xml:space="preserve">  padding</w:t>
-      </w:r>
+        <w:t xml:space="preserve">  </w:t>
+      </w:r>
+      <w:proofErr w:type="spellStart"/>
+      <w:r>
+        <w:rPr>
+          <w:rFonts w:ascii="Consolas" w:hAnsi="Consolas" w:cs="Courier New"/>
+          <w:color w:val="000000"/>
+          <w:sz w:val="17"/>
+          <w:szCs w:val="17"/>
+        </w:rPr>
+        <w:t>padding</w:t>
+      </w:r>
+      <w:proofErr w:type="spellEnd"/>
       <w:r>
         <w:rPr>
           <w:rFonts w:ascii="Consolas" w:hAnsi="Consolas" w:cs="Courier New"/>
@@ -23751,7 +26351,17 @@
           <w:sz w:val="17"/>
           <w:szCs w:val="17"/>
         </w:rPr>
-        <w:t xml:space="preserve">  border</w:t>
+        <w:t xml:space="preserve">  </w:t>
+      </w:r>
+      <w:proofErr w:type="spellStart"/>
+      <w:r>
+        <w:rPr>
+          <w:rFonts w:ascii="Consolas" w:hAnsi="Consolas" w:cs="Courier New"/>
+          <w:color w:val="000000"/>
+          <w:sz w:val="17"/>
+          <w:szCs w:val="17"/>
+        </w:rPr>
+        <w:t>border</w:t>
       </w:r>
       <w:r>
         <w:rPr>
@@ -23771,6 +26381,7 @@
         </w:rPr>
         <w:t>radius</w:t>
       </w:r>
+      <w:proofErr w:type="spellEnd"/>
       <w:r>
         <w:rPr>
           <w:rFonts w:ascii="Consolas" w:hAnsi="Consolas" w:cs="Courier New"/>
@@ -23858,7 +26469,17 @@
           <w:sz w:val="17"/>
           <w:szCs w:val="17"/>
         </w:rPr>
-        <w:t xml:space="preserve">  white</w:t>
+        <w:t xml:space="preserve">  </w:t>
+      </w:r>
+      <w:proofErr w:type="spellStart"/>
+      <w:r>
+        <w:rPr>
+          <w:rFonts w:ascii="Consolas" w:hAnsi="Consolas" w:cs="Courier New"/>
+          <w:color w:val="000000"/>
+          <w:sz w:val="17"/>
+          <w:szCs w:val="17"/>
+        </w:rPr>
+        <w:t>white</w:t>
       </w:r>
       <w:r>
         <w:rPr>
@@ -23878,6 +26499,7 @@
         </w:rPr>
         <w:t>space</w:t>
       </w:r>
+      <w:proofErr w:type="spellEnd"/>
       <w:r>
         <w:rPr>
           <w:rFonts w:ascii="Consolas" w:hAnsi="Consolas" w:cs="Courier New"/>
@@ -23894,8 +26516,19 @@
           <w:sz w:val="17"/>
           <w:szCs w:val="17"/>
         </w:rPr>
-        <w:t xml:space="preserve"> nowrap</w:t>
-      </w:r>
+        <w:t xml:space="preserve"> </w:t>
+      </w:r>
+      <w:proofErr w:type="spellStart"/>
+      <w:r>
+        <w:rPr>
+          <w:rFonts w:ascii="Consolas" w:hAnsi="Consolas" w:cs="Courier New"/>
+          <w:color w:val="000000"/>
+          <w:sz w:val="17"/>
+          <w:szCs w:val="17"/>
+        </w:rPr>
+        <w:t>nowrap</w:t>
+      </w:r>
+      <w:proofErr w:type="spellEnd"/>
       <w:r>
         <w:rPr>
           <w:rFonts w:ascii="Consolas" w:hAnsi="Consolas" w:cs="Courier New"/>
@@ -24100,6 +26733,7 @@
         </w:rPr>
         <w:t>-</w:t>
       </w:r>
+      <w:proofErr w:type="spellStart"/>
       <w:r>
         <w:rPr>
           <w:rFonts w:ascii="Consolas" w:hAnsi="Consolas" w:cs="Courier New"/>
@@ -24109,6 +26743,7 @@
         </w:rPr>
         <w:t>width</w:t>
       </w:r>
+      <w:proofErr w:type="spellEnd"/>
       <w:r>
         <w:rPr>
           <w:rFonts w:ascii="Consolas" w:hAnsi="Consolas" w:cs="Courier New"/>
@@ -24243,6 +26878,7 @@
         </w:rPr>
         <w:t>-</w:t>
       </w:r>
+      <w:proofErr w:type="spellStart"/>
       <w:r>
         <w:rPr>
           <w:rFonts w:ascii="Consolas" w:hAnsi="Consolas" w:cs="Courier New"/>
@@ -24268,7 +26904,17 @@
           <w:sz w:val="17"/>
           <w:szCs w:val="17"/>
         </w:rPr>
-        <w:t xml:space="preserve">destacado </w:t>
+        <w:t>destacado</w:t>
+      </w:r>
+      <w:proofErr w:type="spellEnd"/>
+      <w:r>
+        <w:rPr>
+          <w:rFonts w:ascii="Consolas" w:hAnsi="Consolas" w:cs="Courier New"/>
+          <w:color w:val="000000"/>
+          <w:sz w:val="17"/>
+          <w:szCs w:val="17"/>
+        </w:rPr>
+        <w:t xml:space="preserve"> </w:t>
       </w:r>
       <w:r>
         <w:rPr>
@@ -24330,8 +26976,19 @@
           <w:sz w:val="17"/>
           <w:szCs w:val="17"/>
         </w:rPr>
-        <w:t xml:space="preserve">    transform</w:t>
-      </w:r>
+        <w:t xml:space="preserve">    </w:t>
+      </w:r>
+      <w:proofErr w:type="spellStart"/>
+      <w:r>
+        <w:rPr>
+          <w:rFonts w:ascii="Consolas" w:hAnsi="Consolas" w:cs="Courier New"/>
+          <w:color w:val="000000"/>
+          <w:sz w:val="17"/>
+          <w:szCs w:val="17"/>
+        </w:rPr>
+        <w:t>transform</w:t>
+      </w:r>
+      <w:proofErr w:type="spellEnd"/>
       <w:r>
         <w:rPr>
           <w:rFonts w:ascii="Consolas" w:hAnsi="Consolas" w:cs="Courier New"/>
@@ -24348,8 +27005,19 @@
           <w:sz w:val="17"/>
           <w:szCs w:val="17"/>
         </w:rPr>
-        <w:t xml:space="preserve"> scale</w:t>
-      </w:r>
+        <w:t xml:space="preserve"> </w:t>
+      </w:r>
+      <w:proofErr w:type="spellStart"/>
+      <w:r>
+        <w:rPr>
+          <w:rFonts w:ascii="Consolas" w:hAnsi="Consolas" w:cs="Courier New"/>
+          <w:color w:val="000000"/>
+          <w:sz w:val="17"/>
+          <w:szCs w:val="17"/>
+        </w:rPr>
+        <w:t>scale</w:t>
+      </w:r>
+      <w:proofErr w:type="spellEnd"/>
       <w:r>
         <w:rPr>
           <w:rFonts w:ascii="Consolas" w:hAnsi="Consolas" w:cs="Courier New"/>
@@ -24580,7 +27248,47 @@
         <w:t> </w:t>
       </w:r>
       <w:r>
-        <w:t>Este código utiliza el pseudo-elemento ::before para añadir una etiqueta "Más elegido" al plan destacado. La posición absoluta centrada horizontalmente con transform: translateX(-50%) y el borde redondeado crean un badge visual atractivo. En escritorio, la tarjeta se escala ligeramente para destacar aún más.</w:t>
+        <w:t xml:space="preserve">Este código utiliza el </w:t>
+      </w:r>
+      <w:proofErr w:type="spellStart"/>
+      <w:r>
+        <w:t>pseudo-elemento</w:t>
+      </w:r>
+      <w:proofErr w:type="spellEnd"/>
+      <w:r>
+        <w:t> ::</w:t>
+      </w:r>
+      <w:proofErr w:type="spellStart"/>
+      <w:r>
+        <w:t>before</w:t>
+      </w:r>
+      <w:proofErr w:type="spellEnd"/>
+      <w:r>
+        <w:t> para añadir una etiqueta "Más elegido" al plan destacado. La posición absoluta centrada horizontalmente con </w:t>
+      </w:r>
+      <w:proofErr w:type="spellStart"/>
+      <w:r>
+        <w:t>transform</w:t>
+      </w:r>
+      <w:proofErr w:type="spellEnd"/>
+      <w:r>
+        <w:t xml:space="preserve">: </w:t>
+      </w:r>
+      <w:proofErr w:type="spellStart"/>
+      <w:r>
+        <w:t>translateX</w:t>
+      </w:r>
+      <w:proofErr w:type="spellEnd"/>
+      <w:r>
+        <w:t xml:space="preserve">(-50%) y el borde redondeado crean un </w:t>
+      </w:r>
+      <w:proofErr w:type="spellStart"/>
+      <w:r>
+        <w:t>badge</w:t>
+      </w:r>
+      <w:proofErr w:type="spellEnd"/>
+      <w:r>
+        <w:t xml:space="preserve"> visual atractivo. En escritorio, la tarjeta se escala ligeramente para destacar aún más.</w:t>
       </w:r>
     </w:p>
     <w:p>
@@ -24614,7 +27322,15 @@
         <w:t xml:space="preserve"> - </w:t>
       </w:r>
       <w:r>
-        <w:t>Sistema de grid responsive para servicios</w:t>
+        <w:t xml:space="preserve">Sistema de </w:t>
+      </w:r>
+      <w:proofErr w:type="spellStart"/>
+      <w:r>
+        <w:t>grid</w:t>
+      </w:r>
+      <w:proofErr w:type="spellEnd"/>
+      <w:r>
+        <w:t xml:space="preserve"> responsive para servicios</w:t>
       </w:r>
       <w:r>
         <w:t>.</w:t>
@@ -24670,8 +27386,18 @@
           <w:sz w:val="17"/>
           <w:szCs w:val="17"/>
         </w:rPr>
-        <w:t>1. &lt;div</w:t>
-      </w:r>
+        <w:t>1. &lt;</w:t>
+      </w:r>
+      <w:proofErr w:type="spellStart"/>
+      <w:r>
+        <w:rPr>
+          <w:rFonts w:ascii="Consolas" w:hAnsi="Consolas" w:cs="Courier New"/>
+          <w:sz w:val="17"/>
+          <w:szCs w:val="17"/>
+        </w:rPr>
+        <w:t>div</w:t>
+      </w:r>
+      <w:proofErr w:type="spellEnd"/>
       <w:r>
         <w:rPr>
           <w:rFonts w:ascii="Consolas" w:hAnsi="Consolas" w:cs="Courier New"/>
@@ -24681,6 +27407,7 @@
         </w:rPr>
         <w:t xml:space="preserve"> </w:t>
       </w:r>
+      <w:proofErr w:type="spellStart"/>
       <w:r>
         <w:rPr>
           <w:rFonts w:ascii="Consolas" w:hAnsi="Consolas" w:cs="Courier New"/>
@@ -24689,6 +27416,7 @@
         </w:rPr>
         <w:t>class</w:t>
       </w:r>
+      <w:proofErr w:type="spellEnd"/>
       <w:r>
         <w:rPr>
           <w:rFonts w:ascii="Consolas" w:hAnsi="Consolas" w:cs="Courier New"/>
@@ -24704,7 +27432,25 @@
           <w:sz w:val="17"/>
           <w:szCs w:val="17"/>
         </w:rPr>
-        <w:t>"row g-4"&gt;</w:t>
+        <w:t>"</w:t>
+      </w:r>
+      <w:proofErr w:type="spellStart"/>
+      <w:r>
+        <w:rPr>
+          <w:rFonts w:ascii="Consolas" w:hAnsi="Consolas" w:cs="Courier New"/>
+          <w:sz w:val="17"/>
+          <w:szCs w:val="17"/>
+        </w:rPr>
+        <w:t>row</w:t>
+      </w:r>
+      <w:proofErr w:type="spellEnd"/>
+      <w:r>
+        <w:rPr>
+          <w:rFonts w:ascii="Consolas" w:hAnsi="Consolas" w:cs="Courier New"/>
+          <w:sz w:val="17"/>
+          <w:szCs w:val="17"/>
+        </w:rPr>
+        <w:t xml:space="preserve"> g-4"&gt;</w:t>
       </w:r>
     </w:p>
     <w:p>
@@ -24765,8 +27511,18 @@
           <w:sz w:val="17"/>
           <w:szCs w:val="17"/>
         </w:rPr>
-        <w:t>&lt;article</w:t>
-      </w:r>
+        <w:t>&lt;</w:t>
+      </w:r>
+      <w:proofErr w:type="spellStart"/>
+      <w:r>
+        <w:rPr>
+          <w:rFonts w:ascii="Consolas" w:hAnsi="Consolas" w:cs="Courier New"/>
+          <w:sz w:val="17"/>
+          <w:szCs w:val="17"/>
+        </w:rPr>
+        <w:t>article</w:t>
+      </w:r>
+      <w:proofErr w:type="spellEnd"/>
       <w:r>
         <w:rPr>
           <w:rFonts w:ascii="Consolas" w:hAnsi="Consolas" w:cs="Courier New"/>
@@ -24776,6 +27532,7 @@
         </w:rPr>
         <w:t xml:space="preserve"> </w:t>
       </w:r>
+      <w:proofErr w:type="spellStart"/>
       <w:r>
         <w:rPr>
           <w:rFonts w:ascii="Consolas" w:hAnsi="Consolas" w:cs="Courier New"/>
@@ -24784,6 +27541,7 @@
         </w:rPr>
         <w:t>class</w:t>
       </w:r>
+      <w:proofErr w:type="spellEnd"/>
       <w:r>
         <w:rPr>
           <w:rFonts w:ascii="Consolas" w:hAnsi="Consolas" w:cs="Courier New"/>
@@ -24922,7 +27680,25 @@
           <w:sz w:val="17"/>
           <w:szCs w:val="17"/>
         </w:rPr>
-        <w:t>&lt;/article&gt;</w:t>
+        <w:t>&lt;/</w:t>
+      </w:r>
+      <w:proofErr w:type="spellStart"/>
+      <w:r>
+        <w:rPr>
+          <w:rFonts w:ascii="Consolas" w:hAnsi="Consolas" w:cs="Courier New"/>
+          <w:sz w:val="17"/>
+          <w:szCs w:val="17"/>
+        </w:rPr>
+        <w:t>article</w:t>
+      </w:r>
+      <w:proofErr w:type="spellEnd"/>
+      <w:r>
+        <w:rPr>
+          <w:rFonts w:ascii="Consolas" w:hAnsi="Consolas" w:cs="Courier New"/>
+          <w:sz w:val="17"/>
+          <w:szCs w:val="17"/>
+        </w:rPr>
+        <w:t>&gt;</w:t>
       </w:r>
     </w:p>
     <w:p>
@@ -24983,8 +27759,18 @@
           <w:sz w:val="17"/>
           <w:szCs w:val="17"/>
         </w:rPr>
-        <w:t>&lt;article</w:t>
-      </w:r>
+        <w:t>&lt;</w:t>
+      </w:r>
+      <w:proofErr w:type="spellStart"/>
+      <w:r>
+        <w:rPr>
+          <w:rFonts w:ascii="Consolas" w:hAnsi="Consolas" w:cs="Courier New"/>
+          <w:sz w:val="17"/>
+          <w:szCs w:val="17"/>
+        </w:rPr>
+        <w:t>article</w:t>
+      </w:r>
+      <w:proofErr w:type="spellEnd"/>
       <w:r>
         <w:rPr>
           <w:rFonts w:ascii="Consolas" w:hAnsi="Consolas" w:cs="Courier New"/>
@@ -24994,6 +27780,7 @@
         </w:rPr>
         <w:t xml:space="preserve"> </w:t>
       </w:r>
+      <w:proofErr w:type="spellStart"/>
       <w:r>
         <w:rPr>
           <w:rFonts w:ascii="Consolas" w:hAnsi="Consolas" w:cs="Courier New"/>
@@ -25002,6 +27789,7 @@
         </w:rPr>
         <w:t>class</w:t>
       </w:r>
+      <w:proofErr w:type="spellEnd"/>
       <w:r>
         <w:rPr>
           <w:rFonts w:ascii="Consolas" w:hAnsi="Consolas" w:cs="Courier New"/>
@@ -25140,7 +27928,25 @@
           <w:sz w:val="17"/>
           <w:szCs w:val="17"/>
         </w:rPr>
-        <w:t>&lt;/article&gt;</w:t>
+        <w:t>&lt;/</w:t>
+      </w:r>
+      <w:proofErr w:type="spellStart"/>
+      <w:r>
+        <w:rPr>
+          <w:rFonts w:ascii="Consolas" w:hAnsi="Consolas" w:cs="Courier New"/>
+          <w:sz w:val="17"/>
+          <w:szCs w:val="17"/>
+        </w:rPr>
+        <w:t>article</w:t>
+      </w:r>
+      <w:proofErr w:type="spellEnd"/>
+      <w:r>
+        <w:rPr>
+          <w:rFonts w:ascii="Consolas" w:hAnsi="Consolas" w:cs="Courier New"/>
+          <w:sz w:val="17"/>
+          <w:szCs w:val="17"/>
+        </w:rPr>
+        <w:t>&gt;</w:t>
       </w:r>
     </w:p>
     <w:p>
@@ -25201,8 +28007,18 @@
           <w:sz w:val="17"/>
           <w:szCs w:val="17"/>
         </w:rPr>
-        <w:t>&lt;article</w:t>
-      </w:r>
+        <w:t>&lt;</w:t>
+      </w:r>
+      <w:proofErr w:type="spellStart"/>
+      <w:r>
+        <w:rPr>
+          <w:rFonts w:ascii="Consolas" w:hAnsi="Consolas" w:cs="Courier New"/>
+          <w:sz w:val="17"/>
+          <w:szCs w:val="17"/>
+        </w:rPr>
+        <w:t>article</w:t>
+      </w:r>
+      <w:proofErr w:type="spellEnd"/>
       <w:r>
         <w:rPr>
           <w:rFonts w:ascii="Consolas" w:hAnsi="Consolas" w:cs="Courier New"/>
@@ -25212,6 +28028,7 @@
         </w:rPr>
         <w:t xml:space="preserve"> </w:t>
       </w:r>
+      <w:proofErr w:type="spellStart"/>
       <w:r>
         <w:rPr>
           <w:rFonts w:ascii="Consolas" w:hAnsi="Consolas" w:cs="Courier New"/>
@@ -25220,6 +28037,7 @@
         </w:rPr>
         <w:t>class</w:t>
       </w:r>
+      <w:proofErr w:type="spellEnd"/>
       <w:r>
         <w:rPr>
           <w:rFonts w:ascii="Consolas" w:hAnsi="Consolas" w:cs="Courier New"/>
@@ -25358,7 +28176,25 @@
           <w:sz w:val="17"/>
           <w:szCs w:val="17"/>
         </w:rPr>
-        <w:t>&lt;/article&gt;</w:t>
+        <w:t>&lt;/</w:t>
+      </w:r>
+      <w:proofErr w:type="spellStart"/>
+      <w:r>
+        <w:rPr>
+          <w:rFonts w:ascii="Consolas" w:hAnsi="Consolas" w:cs="Courier New"/>
+          <w:sz w:val="17"/>
+          <w:szCs w:val="17"/>
+        </w:rPr>
+        <w:t>article</w:t>
+      </w:r>
+      <w:proofErr w:type="spellEnd"/>
+      <w:r>
+        <w:rPr>
+          <w:rFonts w:ascii="Consolas" w:hAnsi="Consolas" w:cs="Courier New"/>
+          <w:sz w:val="17"/>
+          <w:szCs w:val="17"/>
+        </w:rPr>
+        <w:t>&gt;</w:t>
       </w:r>
     </w:p>
     <w:p>
@@ -25419,8 +28255,18 @@
           <w:sz w:val="17"/>
           <w:szCs w:val="17"/>
         </w:rPr>
-        <w:t>&lt;article</w:t>
-      </w:r>
+        <w:t>&lt;</w:t>
+      </w:r>
+      <w:proofErr w:type="spellStart"/>
+      <w:r>
+        <w:rPr>
+          <w:rFonts w:ascii="Consolas" w:hAnsi="Consolas" w:cs="Courier New"/>
+          <w:sz w:val="17"/>
+          <w:szCs w:val="17"/>
+        </w:rPr>
+        <w:t>article</w:t>
+      </w:r>
+      <w:proofErr w:type="spellEnd"/>
       <w:r>
         <w:rPr>
           <w:rFonts w:ascii="Consolas" w:hAnsi="Consolas" w:cs="Courier New"/>
@@ -25430,6 +28276,7 @@
         </w:rPr>
         <w:t xml:space="preserve"> </w:t>
       </w:r>
+      <w:proofErr w:type="spellStart"/>
       <w:r>
         <w:rPr>
           <w:rFonts w:ascii="Consolas" w:hAnsi="Consolas" w:cs="Courier New"/>
@@ -25438,6 +28285,7 @@
         </w:rPr>
         <w:t>class</w:t>
       </w:r>
+      <w:proofErr w:type="spellEnd"/>
       <w:r>
         <w:rPr>
           <w:rFonts w:ascii="Consolas" w:hAnsi="Consolas" w:cs="Courier New"/>
@@ -25576,7 +28424,25 @@
           <w:sz w:val="17"/>
           <w:szCs w:val="17"/>
         </w:rPr>
-        <w:t>&lt;/article&gt;</w:t>
+        <w:t>&lt;/</w:t>
+      </w:r>
+      <w:proofErr w:type="spellStart"/>
+      <w:r>
+        <w:rPr>
+          <w:rFonts w:ascii="Consolas" w:hAnsi="Consolas" w:cs="Courier New"/>
+          <w:sz w:val="17"/>
+          <w:szCs w:val="17"/>
+        </w:rPr>
+        <w:t>article</w:t>
+      </w:r>
+      <w:proofErr w:type="spellEnd"/>
+      <w:r>
+        <w:rPr>
+          <w:rFonts w:ascii="Consolas" w:hAnsi="Consolas" w:cs="Courier New"/>
+          <w:sz w:val="17"/>
+          <w:szCs w:val="17"/>
+        </w:rPr>
+        <w:t>&gt;</w:t>
       </w:r>
     </w:p>
     <w:p>
@@ -25620,7 +28486,25 @@
           <w:sz w:val="17"/>
           <w:szCs w:val="17"/>
         </w:rPr>
-        <w:t>14. &lt;/div&gt;</w:t>
+        <w:t>14. &lt;/</w:t>
+      </w:r>
+      <w:proofErr w:type="spellStart"/>
+      <w:r>
+        <w:rPr>
+          <w:rFonts w:ascii="Consolas" w:hAnsi="Consolas" w:cs="Courier New"/>
+          <w:sz w:val="17"/>
+          <w:szCs w:val="17"/>
+        </w:rPr>
+        <w:t>div</w:t>
+      </w:r>
+      <w:proofErr w:type="spellEnd"/>
+      <w:r>
+        <w:rPr>
+          <w:rFonts w:ascii="Consolas" w:hAnsi="Consolas" w:cs="Courier New"/>
+          <w:sz w:val="17"/>
+          <w:szCs w:val="17"/>
+        </w:rPr>
+        <w:t>&gt;</w:t>
       </w:r>
     </w:p>
     <w:p>
@@ -25799,8 +28683,18 @@
           <w:sz w:val="17"/>
           <w:szCs w:val="17"/>
         </w:rPr>
-        <w:t>1. &lt;form</w:t>
-      </w:r>
+        <w:t>1. &lt;</w:t>
+      </w:r>
+      <w:proofErr w:type="spellStart"/>
+      <w:r>
+        <w:rPr>
+          <w:rFonts w:ascii="Consolas" w:hAnsi="Consolas" w:cs="Courier New"/>
+          <w:sz w:val="17"/>
+          <w:szCs w:val="17"/>
+        </w:rPr>
+        <w:t>form</w:t>
+      </w:r>
+      <w:proofErr w:type="spellEnd"/>
       <w:r>
         <w:rPr>
           <w:rFonts w:ascii="Consolas" w:hAnsi="Consolas" w:cs="Courier New"/>
@@ -25810,6 +28704,7 @@
         </w:rPr>
         <w:t xml:space="preserve"> </w:t>
       </w:r>
+      <w:proofErr w:type="spellStart"/>
       <w:r>
         <w:rPr>
           <w:rFonts w:ascii="Consolas" w:hAnsi="Consolas" w:cs="Courier New"/>
@@ -25818,6 +28713,7 @@
         </w:rPr>
         <w:t>class</w:t>
       </w:r>
+      <w:proofErr w:type="spellEnd"/>
       <w:r>
         <w:rPr>
           <w:rFonts w:ascii="Consolas" w:hAnsi="Consolas" w:cs="Courier New"/>
@@ -25833,25 +28729,71 @@
           <w:sz w:val="17"/>
           <w:szCs w:val="17"/>
         </w:rPr>
-        <w:t>"formulario-nimbus row g-3"</w:t>
-      </w:r>
-      <w:r>
-        <w:rPr>
-          <w:rFonts w:ascii="Consolas" w:hAnsi="Consolas" w:cs="Courier New"/>
-          <w:color w:val="000000"/>
+        <w:t>"formulario-</w:t>
+      </w:r>
+      <w:proofErr w:type="spellStart"/>
+      <w:r>
+        <w:rPr>
+          <w:rFonts w:ascii="Consolas" w:hAnsi="Consolas" w:cs="Courier New"/>
+          <w:sz w:val="17"/>
+          <w:szCs w:val="17"/>
+        </w:rPr>
+        <w:t>nimbus</w:t>
+      </w:r>
+      <w:proofErr w:type="spellEnd"/>
+      <w:r>
+        <w:rPr>
+          <w:rFonts w:ascii="Consolas" w:hAnsi="Consolas" w:cs="Courier New"/>
           <w:sz w:val="17"/>
           <w:szCs w:val="17"/>
         </w:rPr>
         <w:t xml:space="preserve"> </w:t>
       </w:r>
-      <w:r>
-        <w:rPr>
-          <w:rFonts w:ascii="Consolas" w:hAnsi="Consolas" w:cs="Courier New"/>
-          <w:sz w:val="17"/>
-          <w:szCs w:val="17"/>
-        </w:rPr>
-        <w:t>aria-label</w:t>
-      </w:r>
+      <w:proofErr w:type="spellStart"/>
+      <w:r>
+        <w:rPr>
+          <w:rFonts w:ascii="Consolas" w:hAnsi="Consolas" w:cs="Courier New"/>
+          <w:sz w:val="17"/>
+          <w:szCs w:val="17"/>
+        </w:rPr>
+        <w:t>row</w:t>
+      </w:r>
+      <w:proofErr w:type="spellEnd"/>
+      <w:r>
+        <w:rPr>
+          <w:rFonts w:ascii="Consolas" w:hAnsi="Consolas" w:cs="Courier New"/>
+          <w:sz w:val="17"/>
+          <w:szCs w:val="17"/>
+        </w:rPr>
+        <w:t xml:space="preserve"> g-3"</w:t>
+      </w:r>
+      <w:r>
+        <w:rPr>
+          <w:rFonts w:ascii="Consolas" w:hAnsi="Consolas" w:cs="Courier New"/>
+          <w:color w:val="000000"/>
+          <w:sz w:val="17"/>
+          <w:szCs w:val="17"/>
+        </w:rPr>
+        <w:t xml:space="preserve"> </w:t>
+      </w:r>
+      <w:r>
+        <w:rPr>
+          <w:rFonts w:ascii="Consolas" w:hAnsi="Consolas" w:cs="Courier New"/>
+          <w:sz w:val="17"/>
+          <w:szCs w:val="17"/>
+        </w:rPr>
+        <w:t>aria-</w:t>
+      </w:r>
+      <w:proofErr w:type="spellStart"/>
+      <w:r>
+        <w:rPr>
+          <w:rFonts w:ascii="Consolas" w:hAnsi="Consolas" w:cs="Courier New"/>
+          <w:sz w:val="17"/>
+          <w:szCs w:val="17"/>
+        </w:rPr>
+        <w:t>label</w:t>
+      </w:r>
+      <w:proofErr w:type="spellEnd"/>
       <w:r>
         <w:rPr>
           <w:rFonts w:ascii="Consolas" w:hAnsi="Consolas" w:cs="Courier New"/>
@@ -25928,8 +28870,18 @@
           <w:sz w:val="17"/>
           <w:szCs w:val="17"/>
         </w:rPr>
-        <w:t>&lt;div</w:t>
-      </w:r>
+        <w:t>&lt;</w:t>
+      </w:r>
+      <w:proofErr w:type="spellStart"/>
+      <w:r>
+        <w:rPr>
+          <w:rFonts w:ascii="Consolas" w:hAnsi="Consolas" w:cs="Courier New"/>
+          <w:sz w:val="17"/>
+          <w:szCs w:val="17"/>
+        </w:rPr>
+        <w:t>div</w:t>
+      </w:r>
+      <w:proofErr w:type="spellEnd"/>
       <w:r>
         <w:rPr>
           <w:rFonts w:ascii="Consolas" w:hAnsi="Consolas" w:cs="Courier New"/>
@@ -25939,6 +28891,7 @@
         </w:rPr>
         <w:t xml:space="preserve"> </w:t>
       </w:r>
+      <w:proofErr w:type="spellStart"/>
       <w:r>
         <w:rPr>
           <w:rFonts w:ascii="Consolas" w:hAnsi="Consolas" w:cs="Courier New"/>
@@ -25947,6 +28900,7 @@
         </w:rPr>
         <w:t>class</w:t>
       </w:r>
+      <w:proofErr w:type="spellEnd"/>
       <w:r>
         <w:rPr>
           <w:rFonts w:ascii="Consolas" w:hAnsi="Consolas" w:cs="Courier New"/>
@@ -26023,8 +28977,18 @@
           <w:sz w:val="17"/>
           <w:szCs w:val="17"/>
         </w:rPr>
-        <w:t>&lt;label</w:t>
-      </w:r>
+        <w:t>&lt;</w:t>
+      </w:r>
+      <w:proofErr w:type="spellStart"/>
+      <w:r>
+        <w:rPr>
+          <w:rFonts w:ascii="Consolas" w:hAnsi="Consolas" w:cs="Courier New"/>
+          <w:sz w:val="17"/>
+          <w:szCs w:val="17"/>
+        </w:rPr>
+        <w:t>label</w:t>
+      </w:r>
+      <w:proofErr w:type="spellEnd"/>
       <w:r>
         <w:rPr>
           <w:rFonts w:ascii="Consolas" w:hAnsi="Consolas" w:cs="Courier New"/>
@@ -26034,6 +28998,7 @@
         </w:rPr>
         <w:t xml:space="preserve"> </w:t>
       </w:r>
+      <w:proofErr w:type="spellStart"/>
       <w:r>
         <w:rPr>
           <w:rFonts w:ascii="Consolas" w:hAnsi="Consolas" w:cs="Courier New"/>
@@ -26042,6 +29007,7 @@
         </w:rPr>
         <w:t>for</w:t>
       </w:r>
+      <w:proofErr w:type="spellEnd"/>
       <w:r>
         <w:rPr>
           <w:rFonts w:ascii="Consolas" w:hAnsi="Consolas" w:cs="Courier New"/>
@@ -26068,6 +29034,7 @@
         </w:rPr>
         <w:t xml:space="preserve"> </w:t>
       </w:r>
+      <w:proofErr w:type="spellStart"/>
       <w:r>
         <w:rPr>
           <w:rFonts w:ascii="Consolas" w:hAnsi="Consolas" w:cs="Courier New"/>
@@ -26076,6 +29043,7 @@
         </w:rPr>
         <w:t>class</w:t>
       </w:r>
+      <w:proofErr w:type="spellEnd"/>
       <w:r>
         <w:rPr>
           <w:rFonts w:ascii="Consolas" w:hAnsi="Consolas" w:cs="Courier New"/>
@@ -26091,7 +29059,25 @@
           <w:sz w:val="17"/>
           <w:szCs w:val="17"/>
         </w:rPr>
-        <w:t>"form-label"&gt;</w:t>
+        <w:t>"</w:t>
+      </w:r>
+      <w:proofErr w:type="spellStart"/>
+      <w:r>
+        <w:rPr>
+          <w:rFonts w:ascii="Consolas" w:hAnsi="Consolas" w:cs="Courier New"/>
+          <w:sz w:val="17"/>
+          <w:szCs w:val="17"/>
+        </w:rPr>
+        <w:t>form-label</w:t>
+      </w:r>
+      <w:proofErr w:type="spellEnd"/>
+      <w:r>
+        <w:rPr>
+          <w:rFonts w:ascii="Consolas" w:hAnsi="Consolas" w:cs="Courier New"/>
+          <w:sz w:val="17"/>
+          <w:szCs w:val="17"/>
+        </w:rPr>
+        <w:t>"&gt;</w:t>
       </w:r>
       <w:r>
         <w:rPr>
@@ -26108,7 +29094,25 @@
           <w:sz w:val="17"/>
           <w:szCs w:val="17"/>
         </w:rPr>
-        <w:t>&lt;/label&gt;</w:t>
+        <w:t>&lt;/</w:t>
+      </w:r>
+      <w:proofErr w:type="spellStart"/>
+      <w:r>
+        <w:rPr>
+          <w:rFonts w:ascii="Consolas" w:hAnsi="Consolas" w:cs="Courier New"/>
+          <w:sz w:val="17"/>
+          <w:szCs w:val="17"/>
+        </w:rPr>
+        <w:t>label</w:t>
+      </w:r>
+      <w:proofErr w:type="spellEnd"/>
+      <w:r>
+        <w:rPr>
+          <w:rFonts w:ascii="Consolas" w:hAnsi="Consolas" w:cs="Courier New"/>
+          <w:sz w:val="17"/>
+          <w:szCs w:val="17"/>
+        </w:rPr>
+        <w:t>&gt;</w:t>
       </w:r>
     </w:p>
     <w:p>
@@ -26180,6 +29184,7 @@
         </w:rPr>
         <w:t xml:space="preserve"> </w:t>
       </w:r>
+      <w:proofErr w:type="spellStart"/>
       <w:r>
         <w:rPr>
           <w:rFonts w:ascii="Consolas" w:hAnsi="Consolas" w:cs="Courier New"/>
@@ -26188,6 +29193,7 @@
         </w:rPr>
         <w:t>type</w:t>
       </w:r>
+      <w:proofErr w:type="spellEnd"/>
       <w:r>
         <w:rPr>
           <w:rFonts w:ascii="Consolas" w:hAnsi="Consolas" w:cs="Courier New"/>
@@ -26203,7 +29209,25 @@
           <w:sz w:val="17"/>
           <w:szCs w:val="17"/>
         </w:rPr>
-        <w:t>"text"</w:t>
+        <w:t>"</w:t>
+      </w:r>
+      <w:proofErr w:type="spellStart"/>
+      <w:r>
+        <w:rPr>
+          <w:rFonts w:ascii="Consolas" w:hAnsi="Consolas" w:cs="Courier New"/>
+          <w:sz w:val="17"/>
+          <w:szCs w:val="17"/>
+        </w:rPr>
+        <w:t>text</w:t>
+      </w:r>
+      <w:proofErr w:type="spellEnd"/>
+      <w:r>
+        <w:rPr>
+          <w:rFonts w:ascii="Consolas" w:hAnsi="Consolas" w:cs="Courier New"/>
+          <w:sz w:val="17"/>
+          <w:szCs w:val="17"/>
+        </w:rPr>
+        <w:t>"</w:t>
       </w:r>
       <w:r>
         <w:rPr>
@@ -26214,6 +29238,7 @@
         </w:rPr>
         <w:t xml:space="preserve"> </w:t>
       </w:r>
+      <w:proofErr w:type="spellStart"/>
       <w:r>
         <w:rPr>
           <w:rFonts w:ascii="Consolas" w:hAnsi="Consolas" w:cs="Courier New"/>
@@ -26222,6 +29247,7 @@
         </w:rPr>
         <w:t>class</w:t>
       </w:r>
+      <w:proofErr w:type="spellEnd"/>
       <w:r>
         <w:rPr>
           <w:rFonts w:ascii="Consolas" w:hAnsi="Consolas" w:cs="Courier New"/>
@@ -26237,7 +29263,25 @@
           <w:sz w:val="17"/>
           <w:szCs w:val="17"/>
         </w:rPr>
-        <w:t>"form-control"</w:t>
+        <w:t>"</w:t>
+      </w:r>
+      <w:proofErr w:type="spellStart"/>
+      <w:r>
+        <w:rPr>
+          <w:rFonts w:ascii="Consolas" w:hAnsi="Consolas" w:cs="Courier New"/>
+          <w:sz w:val="17"/>
+          <w:szCs w:val="17"/>
+        </w:rPr>
+        <w:t>form</w:t>
+      </w:r>
+      <w:proofErr w:type="spellEnd"/>
+      <w:r>
+        <w:rPr>
+          <w:rFonts w:ascii="Consolas" w:hAnsi="Consolas" w:cs="Courier New"/>
+          <w:sz w:val="17"/>
+          <w:szCs w:val="17"/>
+        </w:rPr>
+        <w:t>-control"</w:t>
       </w:r>
       <w:r>
         <w:rPr>
@@ -26282,6 +29326,7 @@
         </w:rPr>
         <w:t xml:space="preserve"> </w:t>
       </w:r>
+      <w:proofErr w:type="spellStart"/>
       <w:r>
         <w:rPr>
           <w:rFonts w:ascii="Consolas" w:hAnsi="Consolas" w:cs="Courier New"/>
@@ -26290,6 +29335,7 @@
         </w:rPr>
         <w:t>name</w:t>
       </w:r>
+      <w:proofErr w:type="spellEnd"/>
       <w:r>
         <w:rPr>
           <w:rFonts w:ascii="Consolas" w:hAnsi="Consolas" w:cs="Courier New"/>
@@ -26316,6 +29362,7 @@
         </w:rPr>
         <w:t xml:space="preserve"> </w:t>
       </w:r>
+      <w:proofErr w:type="spellStart"/>
       <w:r>
         <w:rPr>
           <w:rFonts w:ascii="Consolas" w:hAnsi="Consolas" w:cs="Courier New"/>
@@ -26324,6 +29371,7 @@
         </w:rPr>
         <w:t>placeholder</w:t>
       </w:r>
+      <w:proofErr w:type="spellEnd"/>
       <w:r>
         <w:rPr>
           <w:rFonts w:ascii="Consolas" w:hAnsi="Consolas" w:cs="Courier New"/>
@@ -26350,13 +29398,23 @@
         </w:rPr>
         <w:t xml:space="preserve"> </w:t>
       </w:r>
-      <w:r>
-        <w:rPr>
-          <w:rFonts w:ascii="Consolas" w:hAnsi="Consolas" w:cs="Courier New"/>
-          <w:sz w:val="17"/>
-          <w:szCs w:val="17"/>
-        </w:rPr>
-        <w:t>required&gt;</w:t>
+      <w:proofErr w:type="spellStart"/>
+      <w:r>
+        <w:rPr>
+          <w:rFonts w:ascii="Consolas" w:hAnsi="Consolas" w:cs="Courier New"/>
+          <w:sz w:val="17"/>
+          <w:szCs w:val="17"/>
+        </w:rPr>
+        <w:t>required</w:t>
+      </w:r>
+      <w:proofErr w:type="spellEnd"/>
+      <w:r>
+        <w:rPr>
+          <w:rFonts w:ascii="Consolas" w:hAnsi="Consolas" w:cs="Courier New"/>
+          <w:sz w:val="17"/>
+          <w:szCs w:val="17"/>
+        </w:rPr>
+        <w:t>&gt;</w:t>
       </w:r>
     </w:p>
     <w:p>
@@ -26417,7 +29475,25 @@
           <w:sz w:val="17"/>
           <w:szCs w:val="17"/>
         </w:rPr>
-        <w:t>&lt;/div&gt;</w:t>
+        <w:t>&lt;/</w:t>
+      </w:r>
+      <w:proofErr w:type="spellStart"/>
+      <w:r>
+        <w:rPr>
+          <w:rFonts w:ascii="Consolas" w:hAnsi="Consolas" w:cs="Courier New"/>
+          <w:sz w:val="17"/>
+          <w:szCs w:val="17"/>
+        </w:rPr>
+        <w:t>div</w:t>
+      </w:r>
+      <w:proofErr w:type="spellEnd"/>
+      <w:r>
+        <w:rPr>
+          <w:rFonts w:ascii="Consolas" w:hAnsi="Consolas" w:cs="Courier New"/>
+          <w:sz w:val="17"/>
+          <w:szCs w:val="17"/>
+        </w:rPr>
+        <w:t>&gt;</w:t>
       </w:r>
     </w:p>
     <w:p>
@@ -26478,8 +29554,18 @@
           <w:sz w:val="17"/>
           <w:szCs w:val="17"/>
         </w:rPr>
-        <w:t>&lt;div</w:t>
-      </w:r>
+        <w:t>&lt;</w:t>
+      </w:r>
+      <w:proofErr w:type="spellStart"/>
+      <w:r>
+        <w:rPr>
+          <w:rFonts w:ascii="Consolas" w:hAnsi="Consolas" w:cs="Courier New"/>
+          <w:sz w:val="17"/>
+          <w:szCs w:val="17"/>
+        </w:rPr>
+        <w:t>div</w:t>
+      </w:r>
+      <w:proofErr w:type="spellEnd"/>
       <w:r>
         <w:rPr>
           <w:rFonts w:ascii="Consolas" w:hAnsi="Consolas" w:cs="Courier New"/>
@@ -26489,6 +29575,7 @@
         </w:rPr>
         <w:t xml:space="preserve"> </w:t>
       </w:r>
+      <w:proofErr w:type="spellStart"/>
       <w:r>
         <w:rPr>
           <w:rFonts w:ascii="Consolas" w:hAnsi="Consolas" w:cs="Courier New"/>
@@ -26497,6 +29584,7 @@
         </w:rPr>
         <w:t>class</w:t>
       </w:r>
+      <w:proofErr w:type="spellEnd"/>
       <w:r>
         <w:rPr>
           <w:rFonts w:ascii="Consolas" w:hAnsi="Consolas" w:cs="Courier New"/>
@@ -26573,8 +29661,18 @@
           <w:sz w:val="17"/>
           <w:szCs w:val="17"/>
         </w:rPr>
-        <w:t>&lt;label</w:t>
-      </w:r>
+        <w:t>&lt;</w:t>
+      </w:r>
+      <w:proofErr w:type="spellStart"/>
+      <w:r>
+        <w:rPr>
+          <w:rFonts w:ascii="Consolas" w:hAnsi="Consolas" w:cs="Courier New"/>
+          <w:sz w:val="17"/>
+          <w:szCs w:val="17"/>
+        </w:rPr>
+        <w:t>label</w:t>
+      </w:r>
+      <w:proofErr w:type="spellEnd"/>
       <w:r>
         <w:rPr>
           <w:rFonts w:ascii="Consolas" w:hAnsi="Consolas" w:cs="Courier New"/>
@@ -26584,6 +29682,7 @@
         </w:rPr>
         <w:t xml:space="preserve"> </w:t>
       </w:r>
+      <w:proofErr w:type="spellStart"/>
       <w:r>
         <w:rPr>
           <w:rFonts w:ascii="Consolas" w:hAnsi="Consolas" w:cs="Courier New"/>
@@ -26592,6 +29691,7 @@
         </w:rPr>
         <w:t>for</w:t>
       </w:r>
+      <w:proofErr w:type="spellEnd"/>
       <w:r>
         <w:rPr>
           <w:rFonts w:ascii="Consolas" w:hAnsi="Consolas" w:cs="Courier New"/>
@@ -26618,6 +29718,7 @@
         </w:rPr>
         <w:t xml:space="preserve"> </w:t>
       </w:r>
+      <w:proofErr w:type="spellStart"/>
       <w:r>
         <w:rPr>
           <w:rFonts w:ascii="Consolas" w:hAnsi="Consolas" w:cs="Courier New"/>
@@ -26626,6 +29727,7 @@
         </w:rPr>
         <w:t>class</w:t>
       </w:r>
+      <w:proofErr w:type="spellEnd"/>
       <w:r>
         <w:rPr>
           <w:rFonts w:ascii="Consolas" w:hAnsi="Consolas" w:cs="Courier New"/>
@@ -26641,7 +29743,25 @@
           <w:sz w:val="17"/>
           <w:szCs w:val="17"/>
         </w:rPr>
-        <w:t>"form-label"&gt;</w:t>
+        <w:t>"</w:t>
+      </w:r>
+      <w:proofErr w:type="spellStart"/>
+      <w:r>
+        <w:rPr>
+          <w:rFonts w:ascii="Consolas" w:hAnsi="Consolas" w:cs="Courier New"/>
+          <w:sz w:val="17"/>
+          <w:szCs w:val="17"/>
+        </w:rPr>
+        <w:t>form-label</w:t>
+      </w:r>
+      <w:proofErr w:type="spellEnd"/>
+      <w:r>
+        <w:rPr>
+          <w:rFonts w:ascii="Consolas" w:hAnsi="Consolas" w:cs="Courier New"/>
+          <w:sz w:val="17"/>
+          <w:szCs w:val="17"/>
+        </w:rPr>
+        <w:t>"&gt;</w:t>
       </w:r>
       <w:r>
         <w:rPr>
@@ -26658,7 +29778,25 @@
           <w:sz w:val="17"/>
           <w:szCs w:val="17"/>
         </w:rPr>
-        <w:t>&lt;/label&gt;</w:t>
+        <w:t>&lt;/</w:t>
+      </w:r>
+      <w:proofErr w:type="spellStart"/>
+      <w:r>
+        <w:rPr>
+          <w:rFonts w:ascii="Consolas" w:hAnsi="Consolas" w:cs="Courier New"/>
+          <w:sz w:val="17"/>
+          <w:szCs w:val="17"/>
+        </w:rPr>
+        <w:t>label</w:t>
+      </w:r>
+      <w:proofErr w:type="spellEnd"/>
+      <w:r>
+        <w:rPr>
+          <w:rFonts w:ascii="Consolas" w:hAnsi="Consolas" w:cs="Courier New"/>
+          <w:sz w:val="17"/>
+          <w:szCs w:val="17"/>
+        </w:rPr>
+        <w:t>&gt;</w:t>
       </w:r>
     </w:p>
     <w:p>
@@ -26730,6 +29868,7 @@
         </w:rPr>
         <w:t xml:space="preserve"> </w:t>
       </w:r>
+      <w:proofErr w:type="spellStart"/>
       <w:r>
         <w:rPr>
           <w:rFonts w:ascii="Consolas" w:hAnsi="Consolas" w:cs="Courier New"/>
@@ -26738,6 +29877,7 @@
         </w:rPr>
         <w:t>type</w:t>
       </w:r>
+      <w:proofErr w:type="spellEnd"/>
       <w:r>
         <w:rPr>
           <w:rFonts w:ascii="Consolas" w:hAnsi="Consolas" w:cs="Courier New"/>
@@ -26764,6 +29904,7 @@
         </w:rPr>
         <w:t xml:space="preserve"> </w:t>
       </w:r>
+      <w:proofErr w:type="spellStart"/>
       <w:r>
         <w:rPr>
           <w:rFonts w:ascii="Consolas" w:hAnsi="Consolas" w:cs="Courier New"/>
@@ -26772,6 +29913,7 @@
         </w:rPr>
         <w:t>class</w:t>
       </w:r>
+      <w:proofErr w:type="spellEnd"/>
       <w:r>
         <w:rPr>
           <w:rFonts w:ascii="Consolas" w:hAnsi="Consolas" w:cs="Courier New"/>
@@ -26787,7 +29929,25 @@
           <w:sz w:val="17"/>
           <w:szCs w:val="17"/>
         </w:rPr>
-        <w:t>"form-control"</w:t>
+        <w:t>"</w:t>
+      </w:r>
+      <w:proofErr w:type="spellStart"/>
+      <w:r>
+        <w:rPr>
+          <w:rFonts w:ascii="Consolas" w:hAnsi="Consolas" w:cs="Courier New"/>
+          <w:sz w:val="17"/>
+          <w:szCs w:val="17"/>
+        </w:rPr>
+        <w:t>form</w:t>
+      </w:r>
+      <w:proofErr w:type="spellEnd"/>
+      <w:r>
+        <w:rPr>
+          <w:rFonts w:ascii="Consolas" w:hAnsi="Consolas" w:cs="Courier New"/>
+          <w:sz w:val="17"/>
+          <w:szCs w:val="17"/>
+        </w:rPr>
+        <w:t>-control"</w:t>
       </w:r>
       <w:r>
         <w:rPr>
@@ -26832,6 +29992,7 @@
         </w:rPr>
         <w:t xml:space="preserve"> </w:t>
       </w:r>
+      <w:proofErr w:type="spellStart"/>
       <w:r>
         <w:rPr>
           <w:rFonts w:ascii="Consolas" w:hAnsi="Consolas" w:cs="Courier New"/>
@@ -26840,6 +30001,7 @@
         </w:rPr>
         <w:t>name</w:t>
       </w:r>
+      <w:proofErr w:type="spellEnd"/>
       <w:r>
         <w:rPr>
           <w:rFonts w:ascii="Consolas" w:hAnsi="Consolas" w:cs="Courier New"/>
@@ -26866,6 +30028,7 @@
         </w:rPr>
         <w:t xml:space="preserve"> </w:t>
       </w:r>
+      <w:proofErr w:type="spellStart"/>
       <w:r>
         <w:rPr>
           <w:rFonts w:ascii="Consolas" w:hAnsi="Consolas" w:cs="Courier New"/>
@@ -26874,6 +30037,7 @@
         </w:rPr>
         <w:t>placeholder</w:t>
       </w:r>
+      <w:proofErr w:type="spellEnd"/>
       <w:r>
         <w:rPr>
           <w:rFonts w:ascii="Consolas" w:hAnsi="Consolas" w:cs="Courier New"/>
@@ -26900,13 +30064,23 @@
         </w:rPr>
         <w:t xml:space="preserve"> </w:t>
       </w:r>
-      <w:r>
-        <w:rPr>
-          <w:rFonts w:ascii="Consolas" w:hAnsi="Consolas" w:cs="Courier New"/>
-          <w:sz w:val="17"/>
-          <w:szCs w:val="17"/>
-        </w:rPr>
-        <w:t>required&gt;</w:t>
+      <w:proofErr w:type="spellStart"/>
+      <w:r>
+        <w:rPr>
+          <w:rFonts w:ascii="Consolas" w:hAnsi="Consolas" w:cs="Courier New"/>
+          <w:sz w:val="17"/>
+          <w:szCs w:val="17"/>
+        </w:rPr>
+        <w:t>required</w:t>
+      </w:r>
+      <w:proofErr w:type="spellEnd"/>
+      <w:r>
+        <w:rPr>
+          <w:rFonts w:ascii="Consolas" w:hAnsi="Consolas" w:cs="Courier New"/>
+          <w:sz w:val="17"/>
+          <w:szCs w:val="17"/>
+        </w:rPr>
+        <w:t>&gt;</w:t>
       </w:r>
     </w:p>
     <w:p>
@@ -26967,7 +30141,25 @@
           <w:sz w:val="17"/>
           <w:szCs w:val="17"/>
         </w:rPr>
-        <w:t>&lt;/div&gt;</w:t>
+        <w:t>&lt;/</w:t>
+      </w:r>
+      <w:proofErr w:type="spellStart"/>
+      <w:r>
+        <w:rPr>
+          <w:rFonts w:ascii="Consolas" w:hAnsi="Consolas" w:cs="Courier New"/>
+          <w:sz w:val="17"/>
+          <w:szCs w:val="17"/>
+        </w:rPr>
+        <w:t>div</w:t>
+      </w:r>
+      <w:proofErr w:type="spellEnd"/>
+      <w:r>
+        <w:rPr>
+          <w:rFonts w:ascii="Consolas" w:hAnsi="Consolas" w:cs="Courier New"/>
+          <w:sz w:val="17"/>
+          <w:szCs w:val="17"/>
+        </w:rPr>
+        <w:t>&gt;</w:t>
       </w:r>
     </w:p>
     <w:p>
@@ -27090,8 +30282,18 @@
           <w:sz w:val="17"/>
           <w:szCs w:val="17"/>
         </w:rPr>
-        <w:t>&lt;div</w:t>
-      </w:r>
+        <w:t>&lt;</w:t>
+      </w:r>
+      <w:proofErr w:type="spellStart"/>
+      <w:r>
+        <w:rPr>
+          <w:rFonts w:ascii="Consolas" w:hAnsi="Consolas" w:cs="Courier New"/>
+          <w:sz w:val="17"/>
+          <w:szCs w:val="17"/>
+        </w:rPr>
+        <w:t>div</w:t>
+      </w:r>
+      <w:proofErr w:type="spellEnd"/>
       <w:r>
         <w:rPr>
           <w:rFonts w:ascii="Consolas" w:hAnsi="Consolas" w:cs="Courier New"/>
@@ -27101,6 +30303,7 @@
         </w:rPr>
         <w:t xml:space="preserve"> </w:t>
       </w:r>
+      <w:proofErr w:type="spellStart"/>
       <w:r>
         <w:rPr>
           <w:rFonts w:ascii="Consolas" w:hAnsi="Consolas" w:cs="Courier New"/>
@@ -27109,6 +30312,7 @@
         </w:rPr>
         <w:t>class</w:t>
       </w:r>
+      <w:proofErr w:type="spellEnd"/>
       <w:r>
         <w:rPr>
           <w:rFonts w:ascii="Consolas" w:hAnsi="Consolas" w:cs="Courier New"/>
@@ -27185,8 +30389,18 @@
           <w:sz w:val="17"/>
           <w:szCs w:val="17"/>
         </w:rPr>
-        <w:t>&lt;button</w:t>
-      </w:r>
+        <w:t>&lt;</w:t>
+      </w:r>
+      <w:proofErr w:type="spellStart"/>
+      <w:r>
+        <w:rPr>
+          <w:rFonts w:ascii="Consolas" w:hAnsi="Consolas" w:cs="Courier New"/>
+          <w:sz w:val="17"/>
+          <w:szCs w:val="17"/>
+        </w:rPr>
+        <w:t>button</w:t>
+      </w:r>
+      <w:proofErr w:type="spellEnd"/>
       <w:r>
         <w:rPr>
           <w:rFonts w:ascii="Consolas" w:hAnsi="Consolas" w:cs="Courier New"/>
@@ -27196,6 +30410,7 @@
         </w:rPr>
         <w:t xml:space="preserve"> </w:t>
       </w:r>
+      <w:proofErr w:type="spellStart"/>
       <w:r>
         <w:rPr>
           <w:rFonts w:ascii="Consolas" w:hAnsi="Consolas" w:cs="Courier New"/>
@@ -27204,6 +30419,7 @@
         </w:rPr>
         <w:t>type</w:t>
       </w:r>
+      <w:proofErr w:type="spellEnd"/>
       <w:r>
         <w:rPr>
           <w:rFonts w:ascii="Consolas" w:hAnsi="Consolas" w:cs="Courier New"/>
@@ -27219,7 +30435,25 @@
           <w:sz w:val="17"/>
           <w:szCs w:val="17"/>
         </w:rPr>
-        <w:t>"submit"</w:t>
+        <w:t>"</w:t>
+      </w:r>
+      <w:proofErr w:type="spellStart"/>
+      <w:r>
+        <w:rPr>
+          <w:rFonts w:ascii="Consolas" w:hAnsi="Consolas" w:cs="Courier New"/>
+          <w:sz w:val="17"/>
+          <w:szCs w:val="17"/>
+        </w:rPr>
+        <w:t>submit</w:t>
+      </w:r>
+      <w:proofErr w:type="spellEnd"/>
+      <w:r>
+        <w:rPr>
+          <w:rFonts w:ascii="Consolas" w:hAnsi="Consolas" w:cs="Courier New"/>
+          <w:sz w:val="17"/>
+          <w:szCs w:val="17"/>
+        </w:rPr>
+        <w:t>"</w:t>
       </w:r>
       <w:r>
         <w:rPr>
@@ -27230,6 +30464,7 @@
         </w:rPr>
         <w:t xml:space="preserve"> </w:t>
       </w:r>
+      <w:proofErr w:type="spellStart"/>
       <w:r>
         <w:rPr>
           <w:rFonts w:ascii="Consolas" w:hAnsi="Consolas" w:cs="Courier New"/>
@@ -27238,6 +30473,7 @@
         </w:rPr>
         <w:t>class</w:t>
       </w:r>
+      <w:proofErr w:type="spellEnd"/>
       <w:r>
         <w:rPr>
           <w:rFonts w:ascii="Consolas" w:hAnsi="Consolas" w:cs="Courier New"/>
@@ -27253,7 +30489,79 @@
           <w:sz w:val="17"/>
           <w:szCs w:val="17"/>
         </w:rPr>
-        <w:t>"btn btn-nimbus btn-lg w-100 w-md-auto"&gt;</w:t>
+        <w:t>"</w:t>
+      </w:r>
+      <w:proofErr w:type="spellStart"/>
+      <w:r>
+        <w:rPr>
+          <w:rFonts w:ascii="Consolas" w:hAnsi="Consolas" w:cs="Courier New"/>
+          <w:sz w:val="17"/>
+          <w:szCs w:val="17"/>
+        </w:rPr>
+        <w:t>btn</w:t>
+      </w:r>
+      <w:proofErr w:type="spellEnd"/>
+      <w:r>
+        <w:rPr>
+          <w:rFonts w:ascii="Consolas" w:hAnsi="Consolas" w:cs="Courier New"/>
+          <w:sz w:val="17"/>
+          <w:szCs w:val="17"/>
+        </w:rPr>
+        <w:t xml:space="preserve"> </w:t>
+      </w:r>
+      <w:proofErr w:type="spellStart"/>
+      <w:r>
+        <w:rPr>
+          <w:rFonts w:ascii="Consolas" w:hAnsi="Consolas" w:cs="Courier New"/>
+          <w:sz w:val="17"/>
+          <w:szCs w:val="17"/>
+        </w:rPr>
+        <w:t>btn-nimbus</w:t>
+      </w:r>
+      <w:proofErr w:type="spellEnd"/>
+      <w:r>
+        <w:rPr>
+          <w:rFonts w:ascii="Consolas" w:hAnsi="Consolas" w:cs="Courier New"/>
+          <w:sz w:val="17"/>
+          <w:szCs w:val="17"/>
+        </w:rPr>
+        <w:t xml:space="preserve"> </w:t>
+      </w:r>
+      <w:proofErr w:type="spellStart"/>
+      <w:r>
+        <w:rPr>
+          <w:rFonts w:ascii="Consolas" w:hAnsi="Consolas" w:cs="Courier New"/>
+          <w:sz w:val="17"/>
+          <w:szCs w:val="17"/>
+        </w:rPr>
+        <w:t>btn-lg</w:t>
+      </w:r>
+      <w:proofErr w:type="spellEnd"/>
+      <w:r>
+        <w:rPr>
+          <w:rFonts w:ascii="Consolas" w:hAnsi="Consolas" w:cs="Courier New"/>
+          <w:sz w:val="17"/>
+          <w:szCs w:val="17"/>
+        </w:rPr>
+        <w:t xml:space="preserve"> w-100 w-</w:t>
+      </w:r>
+      <w:proofErr w:type="spellStart"/>
+      <w:r>
+        <w:rPr>
+          <w:rFonts w:ascii="Consolas" w:hAnsi="Consolas" w:cs="Courier New"/>
+          <w:sz w:val="17"/>
+          <w:szCs w:val="17"/>
+        </w:rPr>
+        <w:t>md</w:t>
+      </w:r>
+      <w:proofErr w:type="spellEnd"/>
+      <w:r>
+        <w:rPr>
+          <w:rFonts w:ascii="Consolas" w:hAnsi="Consolas" w:cs="Courier New"/>
+          <w:sz w:val="17"/>
+          <w:szCs w:val="17"/>
+        </w:rPr>
+        <w:t>-auto"&gt;</w:t>
       </w:r>
     </w:p>
     <w:p>
@@ -27325,6 +30633,7 @@
         </w:rPr>
         <w:t xml:space="preserve"> </w:t>
       </w:r>
+      <w:proofErr w:type="spellStart"/>
       <w:r>
         <w:rPr>
           <w:rFonts w:ascii="Consolas" w:hAnsi="Consolas" w:cs="Courier New"/>
@@ -27333,6 +30642,7 @@
         </w:rPr>
         <w:t>class</w:t>
       </w:r>
+      <w:proofErr w:type="spellEnd"/>
       <w:r>
         <w:rPr>
           <w:rFonts w:ascii="Consolas" w:hAnsi="Consolas" w:cs="Courier New"/>
@@ -27348,25 +30658,71 @@
           <w:sz w:val="17"/>
           <w:szCs w:val="17"/>
         </w:rPr>
-        <w:t>"bi bi-send"</w:t>
-      </w:r>
-      <w:r>
-        <w:rPr>
-          <w:rFonts w:ascii="Consolas" w:hAnsi="Consolas" w:cs="Courier New"/>
-          <w:color w:val="000000"/>
+        <w:t>"</w:t>
+      </w:r>
+      <w:proofErr w:type="spellStart"/>
+      <w:r>
+        <w:rPr>
+          <w:rFonts w:ascii="Consolas" w:hAnsi="Consolas" w:cs="Courier New"/>
+          <w:sz w:val="17"/>
+          <w:szCs w:val="17"/>
+        </w:rPr>
+        <w:t>bi</w:t>
+      </w:r>
+      <w:proofErr w:type="spellEnd"/>
+      <w:r>
+        <w:rPr>
+          <w:rFonts w:ascii="Consolas" w:hAnsi="Consolas" w:cs="Courier New"/>
           <w:sz w:val="17"/>
           <w:szCs w:val="17"/>
         </w:rPr>
         <w:t xml:space="preserve"> </w:t>
       </w:r>
-      <w:r>
-        <w:rPr>
-          <w:rFonts w:ascii="Consolas" w:hAnsi="Consolas" w:cs="Courier New"/>
-          <w:sz w:val="17"/>
-          <w:szCs w:val="17"/>
-        </w:rPr>
-        <w:t>aria-hidden</w:t>
-      </w:r>
+      <w:proofErr w:type="spellStart"/>
+      <w:r>
+        <w:rPr>
+          <w:rFonts w:ascii="Consolas" w:hAnsi="Consolas" w:cs="Courier New"/>
+          <w:sz w:val="17"/>
+          <w:szCs w:val="17"/>
+        </w:rPr>
+        <w:t>bi-send</w:t>
+      </w:r>
+      <w:proofErr w:type="spellEnd"/>
+      <w:r>
+        <w:rPr>
+          <w:rFonts w:ascii="Consolas" w:hAnsi="Consolas" w:cs="Courier New"/>
+          <w:sz w:val="17"/>
+          <w:szCs w:val="17"/>
+        </w:rPr>
+        <w:t>"</w:t>
+      </w:r>
+      <w:r>
+        <w:rPr>
+          <w:rFonts w:ascii="Consolas" w:hAnsi="Consolas" w:cs="Courier New"/>
+          <w:color w:val="000000"/>
+          <w:sz w:val="17"/>
+          <w:szCs w:val="17"/>
+        </w:rPr>
+        <w:t xml:space="preserve"> </w:t>
+      </w:r>
+      <w:r>
+        <w:rPr>
+          <w:rFonts w:ascii="Consolas" w:hAnsi="Consolas" w:cs="Courier New"/>
+          <w:sz w:val="17"/>
+          <w:szCs w:val="17"/>
+        </w:rPr>
+        <w:t>aria-</w:t>
+      </w:r>
+      <w:proofErr w:type="spellStart"/>
+      <w:r>
+        <w:rPr>
+          <w:rFonts w:ascii="Consolas" w:hAnsi="Consolas" w:cs="Courier New"/>
+          <w:sz w:val="17"/>
+          <w:szCs w:val="17"/>
+        </w:rPr>
+        <w:t>hidden</w:t>
+      </w:r>
+      <w:proofErr w:type="spellEnd"/>
       <w:r>
         <w:rPr>
           <w:rFonts w:ascii="Consolas" w:hAnsi="Consolas" w:cs="Courier New"/>
@@ -27452,7 +30808,25 @@
           <w:sz w:val="17"/>
           <w:szCs w:val="17"/>
         </w:rPr>
-        <w:t>&lt;/button&gt;</w:t>
+        <w:t>&lt;/</w:t>
+      </w:r>
+      <w:proofErr w:type="spellStart"/>
+      <w:r>
+        <w:rPr>
+          <w:rFonts w:ascii="Consolas" w:hAnsi="Consolas" w:cs="Courier New"/>
+          <w:sz w:val="17"/>
+          <w:szCs w:val="17"/>
+        </w:rPr>
+        <w:t>button</w:t>
+      </w:r>
+      <w:proofErr w:type="spellEnd"/>
+      <w:r>
+        <w:rPr>
+          <w:rFonts w:ascii="Consolas" w:hAnsi="Consolas" w:cs="Courier New"/>
+          <w:sz w:val="17"/>
+          <w:szCs w:val="17"/>
+        </w:rPr>
+        <w:t>&gt;</w:t>
       </w:r>
     </w:p>
     <w:p>
@@ -27514,7 +30888,25 @@
           <w:sz w:val="17"/>
           <w:szCs w:val="17"/>
         </w:rPr>
-        <w:t>&lt;/div&gt;</w:t>
+        <w:t>&lt;/</w:t>
+      </w:r>
+      <w:proofErr w:type="spellStart"/>
+      <w:r>
+        <w:rPr>
+          <w:rFonts w:ascii="Consolas" w:hAnsi="Consolas" w:cs="Courier New"/>
+          <w:sz w:val="17"/>
+          <w:szCs w:val="17"/>
+        </w:rPr>
+        <w:t>div</w:t>
+      </w:r>
+      <w:proofErr w:type="spellEnd"/>
+      <w:r>
+        <w:rPr>
+          <w:rFonts w:ascii="Consolas" w:hAnsi="Consolas" w:cs="Courier New"/>
+          <w:sz w:val="17"/>
+          <w:szCs w:val="17"/>
+        </w:rPr>
+        <w:t>&gt;</w:t>
       </w:r>
     </w:p>
     <w:p>
@@ -27558,7 +30950,25 @@
           <w:sz w:val="17"/>
           <w:szCs w:val="17"/>
         </w:rPr>
-        <w:t>16. &lt;/form&gt;</w:t>
+        <w:t>16. &lt;/</w:t>
+      </w:r>
+      <w:proofErr w:type="spellStart"/>
+      <w:r>
+        <w:rPr>
+          <w:rFonts w:ascii="Consolas" w:hAnsi="Consolas" w:cs="Courier New"/>
+          <w:sz w:val="17"/>
+          <w:szCs w:val="17"/>
+        </w:rPr>
+        <w:t>form</w:t>
+      </w:r>
+      <w:proofErr w:type="spellEnd"/>
+      <w:r>
+        <w:rPr>
+          <w:rFonts w:ascii="Consolas" w:hAnsi="Consolas" w:cs="Courier New"/>
+          <w:sz w:val="17"/>
+          <w:szCs w:val="17"/>
+        </w:rPr>
+        <w:t>&gt;</w:t>
       </w:r>
     </w:p>
     <w:p>
@@ -27642,7 +31052,39 @@
         <w:t> </w:t>
       </w:r>
       <w:r>
-        <w:t>El formulario utiliza el sistema de grid de Bootstrap para organizar los campos en dos columnas en tableta/escritorio y una columna en móvil. Cada campo incluye form-label para accesibilidad y form-control para el estilo de Bootstrap. El botón usa w-100 en móvil y w-md-auto en tableta/escritorio para adaptar su ancho.</w:t>
+        <w:t xml:space="preserve">El formulario utiliza el sistema de </w:t>
+      </w:r>
+      <w:proofErr w:type="spellStart"/>
+      <w:r>
+        <w:t>grid</w:t>
+      </w:r>
+      <w:proofErr w:type="spellEnd"/>
+      <w:r>
+        <w:t xml:space="preserve"> de Bootstrap para organizar los campos en dos columnas en tableta/escritorio y una columna en móvil. Cada campo incluye </w:t>
+      </w:r>
+      <w:proofErr w:type="spellStart"/>
+      <w:r>
+        <w:t>form-label</w:t>
+      </w:r>
+      <w:proofErr w:type="spellEnd"/>
+      <w:r>
+        <w:t> para accesibilidad y </w:t>
+      </w:r>
+      <w:proofErr w:type="spellStart"/>
+      <w:r>
+        <w:t>form</w:t>
+      </w:r>
+      <w:proofErr w:type="spellEnd"/>
+      <w:r>
+        <w:t>-control para el estilo de Bootstrap. El botón usa w-100 en móvil y w-</w:t>
+      </w:r>
+      <w:proofErr w:type="spellStart"/>
+      <w:r>
+        <w:t>md</w:t>
+      </w:r>
+      <w:proofErr w:type="spellEnd"/>
+      <w:r>
+        <w:t>-auto en tableta/escritorio para adaptar su ancho.</w:t>
       </w:r>
     </w:p>
     <w:p>
@@ -27684,7 +31126,15 @@
         <w:t xml:space="preserve"> - </w:t>
       </w:r>
       <w:r>
-        <w:t>Media queries para diseño responsive</w:t>
+        <w:t xml:space="preserve">Media </w:t>
+      </w:r>
+      <w:proofErr w:type="spellStart"/>
+      <w:r>
+        <w:t>queries</w:t>
+      </w:r>
+      <w:proofErr w:type="spellEnd"/>
+      <w:r>
+        <w:t xml:space="preserve"> para diseño responsive</w:t>
       </w:r>
       <w:r>
         <w:t>.</w:t>
@@ -27840,6 +31290,7 @@
         </w:rPr>
         <w:t>-</w:t>
       </w:r>
+      <w:proofErr w:type="spellStart"/>
       <w:r>
         <w:rPr>
           <w:rFonts w:ascii="Consolas" w:hAnsi="Consolas" w:cs="Courier New"/>
@@ -27849,6 +31300,7 @@
         </w:rPr>
         <w:t>width</w:t>
       </w:r>
+      <w:proofErr w:type="spellEnd"/>
       <w:r>
         <w:rPr>
           <w:rFonts w:ascii="Consolas" w:hAnsi="Consolas" w:cs="Courier New"/>
@@ -28016,7 +31468,17 @@
           <w:sz w:val="17"/>
           <w:szCs w:val="17"/>
         </w:rPr>
-        <w:t xml:space="preserve">    font</w:t>
+        <w:t xml:space="preserve">    </w:t>
+      </w:r>
+      <w:proofErr w:type="spellStart"/>
+      <w:r>
+        <w:rPr>
+          <w:rFonts w:ascii="Consolas" w:hAnsi="Consolas" w:cs="Courier New"/>
+          <w:color w:val="000000"/>
+          <w:sz w:val="17"/>
+          <w:szCs w:val="17"/>
+        </w:rPr>
+        <w:t>font</w:t>
       </w:r>
       <w:r>
         <w:rPr>
@@ -28036,6 +31498,7 @@
         </w:rPr>
         <w:t>size</w:t>
       </w:r>
+      <w:proofErr w:type="spellEnd"/>
       <w:r>
         <w:rPr>
           <w:rFonts w:ascii="Consolas" w:hAnsi="Consolas" w:cs="Courier New"/>
@@ -28247,7 +31710,17 @@
           <w:sz w:val="17"/>
           <w:szCs w:val="17"/>
         </w:rPr>
-        <w:t xml:space="preserve">    font</w:t>
+        <w:t xml:space="preserve">    </w:t>
+      </w:r>
+      <w:proofErr w:type="spellStart"/>
+      <w:r>
+        <w:rPr>
+          <w:rFonts w:ascii="Consolas" w:hAnsi="Consolas" w:cs="Courier New"/>
+          <w:color w:val="000000"/>
+          <w:sz w:val="17"/>
+          <w:szCs w:val="17"/>
+        </w:rPr>
+        <w:t>font</w:t>
       </w:r>
       <w:r>
         <w:rPr>
@@ -28267,6 +31740,7 @@
         </w:rPr>
         <w:t>size</w:t>
       </w:r>
+      <w:proofErr w:type="spellEnd"/>
       <w:r>
         <w:rPr>
           <w:rFonts w:ascii="Consolas" w:hAnsi="Consolas" w:cs="Courier New"/>
@@ -28427,6 +31901,7 @@
         </w:rPr>
         <w:t>.</w:t>
       </w:r>
+      <w:proofErr w:type="spellStart"/>
       <w:r>
         <w:rPr>
           <w:rFonts w:ascii="Consolas" w:hAnsi="Consolas" w:cs="Courier New"/>
@@ -28452,7 +31927,17 @@
           <w:sz w:val="17"/>
           <w:szCs w:val="17"/>
         </w:rPr>
-        <w:t xml:space="preserve">nimbus h1 </w:t>
+        <w:t>nimbus</w:t>
+      </w:r>
+      <w:proofErr w:type="spellEnd"/>
+      <w:r>
+        <w:rPr>
+          <w:rFonts w:ascii="Consolas" w:hAnsi="Consolas" w:cs="Courier New"/>
+          <w:color w:val="000000"/>
+          <w:sz w:val="17"/>
+          <w:szCs w:val="17"/>
+        </w:rPr>
+        <w:t xml:space="preserve"> h1 </w:t>
       </w:r>
       <w:r>
         <w:rPr>
@@ -28514,7 +31999,17 @@
           <w:sz w:val="17"/>
           <w:szCs w:val="17"/>
         </w:rPr>
-        <w:t xml:space="preserve">    font</w:t>
+        <w:t xml:space="preserve">    </w:t>
+      </w:r>
+      <w:proofErr w:type="spellStart"/>
+      <w:r>
+        <w:rPr>
+          <w:rFonts w:ascii="Consolas" w:hAnsi="Consolas" w:cs="Courier New"/>
+          <w:color w:val="000000"/>
+          <w:sz w:val="17"/>
+          <w:szCs w:val="17"/>
+        </w:rPr>
+        <w:t>font</w:t>
       </w:r>
       <w:r>
         <w:rPr>
@@ -28534,6 +32029,7 @@
         </w:rPr>
         <w:t>size</w:t>
       </w:r>
+      <w:proofErr w:type="spellEnd"/>
       <w:r>
         <w:rPr>
           <w:rFonts w:ascii="Consolas" w:hAnsi="Consolas" w:cs="Courier New"/>
@@ -28683,7 +32179,27 @@
           <w:sz w:val="17"/>
           <w:szCs w:val="17"/>
         </w:rPr>
-        <w:t xml:space="preserve">  section </w:t>
+        <w:t xml:space="preserve">  </w:t>
+      </w:r>
+      <w:proofErr w:type="spellStart"/>
+      <w:r>
+        <w:rPr>
+          <w:rFonts w:ascii="Consolas" w:hAnsi="Consolas" w:cs="Courier New"/>
+          <w:color w:val="000000"/>
+          <w:sz w:val="17"/>
+          <w:szCs w:val="17"/>
+        </w:rPr>
+        <w:t>section</w:t>
+      </w:r>
+      <w:proofErr w:type="spellEnd"/>
+      <w:r>
+        <w:rPr>
+          <w:rFonts w:ascii="Consolas" w:hAnsi="Consolas" w:cs="Courier New"/>
+          <w:color w:val="000000"/>
+          <w:sz w:val="17"/>
+          <w:szCs w:val="17"/>
+        </w:rPr>
+        <w:t xml:space="preserve"> </w:t>
       </w:r>
       <w:r>
         <w:rPr>
@@ -28745,8 +32261,19 @@
           <w:sz w:val="17"/>
           <w:szCs w:val="17"/>
         </w:rPr>
-        <w:t xml:space="preserve">    padding</w:t>
-      </w:r>
+        <w:t xml:space="preserve">    </w:t>
+      </w:r>
+      <w:proofErr w:type="spellStart"/>
+      <w:r>
+        <w:rPr>
+          <w:rFonts w:ascii="Consolas" w:hAnsi="Consolas" w:cs="Courier New"/>
+          <w:color w:val="000000"/>
+          <w:sz w:val="17"/>
+          <w:szCs w:val="17"/>
+        </w:rPr>
+        <w:t>padding</w:t>
+      </w:r>
+      <w:proofErr w:type="spellEnd"/>
       <w:r>
         <w:rPr>
           <w:rFonts w:ascii="Consolas" w:hAnsi="Consolas" w:cs="Courier New"/>
@@ -29058,6 +32585,7 @@
         </w:rPr>
         <w:t>-</w:t>
       </w:r>
+      <w:proofErr w:type="spellStart"/>
       <w:r>
         <w:rPr>
           <w:rFonts w:ascii="Consolas" w:hAnsi="Consolas" w:cs="Courier New"/>
@@ -29067,6 +32595,7 @@
         </w:rPr>
         <w:t>width</w:t>
       </w:r>
+      <w:proofErr w:type="spellEnd"/>
       <w:r>
         <w:rPr>
           <w:rFonts w:ascii="Consolas" w:hAnsi="Consolas" w:cs="Courier New"/>
@@ -29234,7 +32763,17 @@
           <w:sz w:val="17"/>
           <w:szCs w:val="17"/>
         </w:rPr>
-        <w:t xml:space="preserve">    font</w:t>
+        <w:t xml:space="preserve">    </w:t>
+      </w:r>
+      <w:proofErr w:type="spellStart"/>
+      <w:r>
+        <w:rPr>
+          <w:rFonts w:ascii="Consolas" w:hAnsi="Consolas" w:cs="Courier New"/>
+          <w:color w:val="000000"/>
+          <w:sz w:val="17"/>
+          <w:szCs w:val="17"/>
+        </w:rPr>
+        <w:t>font</w:t>
       </w:r>
       <w:r>
         <w:rPr>
@@ -29254,6 +32793,7 @@
         </w:rPr>
         <w:t>size</w:t>
       </w:r>
+      <w:proofErr w:type="spellEnd"/>
       <w:r>
         <w:rPr>
           <w:rFonts w:ascii="Consolas" w:hAnsi="Consolas" w:cs="Courier New"/>
@@ -29414,6 +32954,7 @@
         </w:rPr>
         <w:t>.</w:t>
       </w:r>
+      <w:proofErr w:type="spellStart"/>
       <w:r>
         <w:rPr>
           <w:rFonts w:ascii="Consolas" w:hAnsi="Consolas" w:cs="Courier New"/>
@@ -29439,7 +32980,17 @@
           <w:sz w:val="17"/>
           <w:szCs w:val="17"/>
         </w:rPr>
-        <w:t xml:space="preserve">nimbus h1 </w:t>
+        <w:t>nimbus</w:t>
+      </w:r>
+      <w:proofErr w:type="spellEnd"/>
+      <w:r>
+        <w:rPr>
+          <w:rFonts w:ascii="Consolas" w:hAnsi="Consolas" w:cs="Courier New"/>
+          <w:color w:val="000000"/>
+          <w:sz w:val="17"/>
+          <w:szCs w:val="17"/>
+        </w:rPr>
+        <w:t xml:space="preserve"> h1 </w:t>
       </w:r>
       <w:r>
         <w:rPr>
@@ -29501,7 +33052,17 @@
           <w:sz w:val="17"/>
           <w:szCs w:val="17"/>
         </w:rPr>
-        <w:t xml:space="preserve">    font</w:t>
+        <w:t xml:space="preserve">    </w:t>
+      </w:r>
+      <w:proofErr w:type="spellStart"/>
+      <w:r>
+        <w:rPr>
+          <w:rFonts w:ascii="Consolas" w:hAnsi="Consolas" w:cs="Courier New"/>
+          <w:color w:val="000000"/>
+          <w:sz w:val="17"/>
+          <w:szCs w:val="17"/>
+        </w:rPr>
+        <w:t>font</w:t>
       </w:r>
       <w:r>
         <w:rPr>
@@ -29521,6 +33082,7 @@
         </w:rPr>
         <w:t>size</w:t>
       </w:r>
+      <w:proofErr w:type="spellEnd"/>
       <w:r>
         <w:rPr>
           <w:rFonts w:ascii="Consolas" w:hAnsi="Consolas" w:cs="Courier New"/>
@@ -29681,6 +33243,7 @@
         </w:rPr>
         <w:t>.</w:t>
       </w:r>
+      <w:proofErr w:type="spellStart"/>
       <w:r>
         <w:rPr>
           <w:rFonts w:ascii="Consolas" w:hAnsi="Consolas" w:cs="Courier New"/>
@@ -29706,7 +33269,17 @@
           <w:sz w:val="17"/>
           <w:szCs w:val="17"/>
         </w:rPr>
-        <w:t xml:space="preserve">nimbus </w:t>
+        <w:t>nimbus</w:t>
+      </w:r>
+      <w:proofErr w:type="spellEnd"/>
+      <w:r>
+        <w:rPr>
+          <w:rFonts w:ascii="Consolas" w:hAnsi="Consolas" w:cs="Courier New"/>
+          <w:color w:val="000000"/>
+          <w:sz w:val="17"/>
+          <w:szCs w:val="17"/>
+        </w:rPr>
+        <w:t xml:space="preserve"> </w:t>
       </w:r>
       <w:r>
         <w:rPr>
@@ -29768,8 +33341,19 @@
           <w:sz w:val="17"/>
           <w:szCs w:val="17"/>
         </w:rPr>
-        <w:t xml:space="preserve">    padding</w:t>
-      </w:r>
+        <w:t xml:space="preserve">    </w:t>
+      </w:r>
+      <w:proofErr w:type="spellStart"/>
+      <w:r>
+        <w:rPr>
+          <w:rFonts w:ascii="Consolas" w:hAnsi="Consolas" w:cs="Courier New"/>
+          <w:color w:val="000000"/>
+          <w:sz w:val="17"/>
+          <w:szCs w:val="17"/>
+        </w:rPr>
+        <w:t>padding</w:t>
+      </w:r>
+      <w:proofErr w:type="spellEnd"/>
       <w:r>
         <w:rPr>
           <w:rFonts w:ascii="Consolas" w:hAnsi="Consolas" w:cs="Courier New"/>
@@ -29875,8 +33459,19 @@
           <w:sz w:val="17"/>
           <w:szCs w:val="17"/>
         </w:rPr>
-        <w:t xml:space="preserve">    padding</w:t>
-      </w:r>
+        <w:t xml:space="preserve">    </w:t>
+      </w:r>
+      <w:proofErr w:type="spellStart"/>
+      <w:r>
+        <w:rPr>
+          <w:rFonts w:ascii="Consolas" w:hAnsi="Consolas" w:cs="Courier New"/>
+          <w:color w:val="000000"/>
+          <w:sz w:val="17"/>
+          <w:szCs w:val="17"/>
+        </w:rPr>
+        <w:t>padding</w:t>
+      </w:r>
+      <w:proofErr w:type="spellEnd"/>
       <w:r>
         <w:rPr>
           <w:rFonts w:ascii="Consolas" w:hAnsi="Consolas" w:cs="Courier New"/>
@@ -30134,7 +33729,47 @@
         <w:t> </w:t>
       </w:r>
       <w:r>
-        <w:t>Estas media queries ajustan los tamaños de fuente y espaciados según el tamaño de pantalla. El enfoque mobile first significa que los estilos base son para móvil, y las media queries con min-width añaden mejoras para pantallas más grandes.</w:t>
+        <w:t xml:space="preserve">Estas media </w:t>
+      </w:r>
+      <w:proofErr w:type="spellStart"/>
+      <w:r>
+        <w:t>queries</w:t>
+      </w:r>
+      <w:proofErr w:type="spellEnd"/>
+      <w:r>
+        <w:t xml:space="preserve"> ajustan los tamaños de fuente y espaciados según el tamaño de pantalla. El enfoque </w:t>
+      </w:r>
+      <w:proofErr w:type="spellStart"/>
+      <w:r>
+        <w:t>mobile</w:t>
+      </w:r>
+      <w:proofErr w:type="spellEnd"/>
+      <w:r>
+        <w:t xml:space="preserve"> </w:t>
+      </w:r>
+      <w:proofErr w:type="spellStart"/>
+      <w:r>
+        <w:t>first</w:t>
+      </w:r>
+      <w:proofErr w:type="spellEnd"/>
+      <w:r>
+        <w:t xml:space="preserve"> significa que los estilos base son para móvil, y las media </w:t>
+      </w:r>
+      <w:proofErr w:type="spellStart"/>
+      <w:r>
+        <w:t>queries</w:t>
+      </w:r>
+      <w:proofErr w:type="spellEnd"/>
+      <w:r>
+        <w:t xml:space="preserve"> con min-</w:t>
+      </w:r>
+      <w:proofErr w:type="spellStart"/>
+      <w:r>
+        <w:t>width</w:t>
+      </w:r>
+      <w:proofErr w:type="spellEnd"/>
+      <w:r>
+        <w:t> añaden mejoras para pantallas más grandes.</w:t>
       </w:r>
     </w:p>
     <w:p/>
@@ -30157,7 +33792,55 @@
         </w:numPr>
       </w:pPr>
       <w:r>
-        <w:t>El uso de HTML semántico con etiquetas como header, nav, main, section, article y footer me ayudó a estructurar la página de forma clara y ordenada, lo que facilita la accesibilidad y el mantenimiento futuro.</w:t>
+        <w:t xml:space="preserve">El uso de HTML semántico con etiquetas como </w:t>
+      </w:r>
+      <w:proofErr w:type="spellStart"/>
+      <w:r>
+        <w:t>header</w:t>
+      </w:r>
+      <w:proofErr w:type="spellEnd"/>
+      <w:r>
+        <w:t xml:space="preserve">, </w:t>
+      </w:r>
+      <w:proofErr w:type="spellStart"/>
+      <w:r>
+        <w:t>nav</w:t>
+      </w:r>
+      <w:proofErr w:type="spellEnd"/>
+      <w:r>
+        <w:t xml:space="preserve">, </w:t>
+      </w:r>
+      <w:proofErr w:type="spellStart"/>
+      <w:r>
+        <w:t>main</w:t>
+      </w:r>
+      <w:proofErr w:type="spellEnd"/>
+      <w:r>
+        <w:t xml:space="preserve">, </w:t>
+      </w:r>
+      <w:proofErr w:type="spellStart"/>
+      <w:r>
+        <w:t>section</w:t>
+      </w:r>
+      <w:proofErr w:type="spellEnd"/>
+      <w:r>
+        <w:t xml:space="preserve">, </w:t>
+      </w:r>
+      <w:proofErr w:type="spellStart"/>
+      <w:r>
+        <w:t>article</w:t>
+      </w:r>
+      <w:proofErr w:type="spellEnd"/>
+      <w:r>
+        <w:t xml:space="preserve"> y </w:t>
+      </w:r>
+      <w:proofErr w:type="spellStart"/>
+      <w:r>
+        <w:t>footer</w:t>
+      </w:r>
+      <w:proofErr w:type="spellEnd"/>
+      <w:r>
+        <w:t xml:space="preserve"> me ayudó a estructurar la página de forma clara y ordenada, lo que facilita la accesibilidad y el mantenimiento futuro.</w:t>
       </w:r>
     </w:p>
     <w:p>
@@ -30183,7 +33866,15 @@
       </w:pPr>
       <w:r>
         <w:lastRenderedPageBreak/>
-        <w:t>Aplicar Bootstrap 5 junto con clases personalizadas me dio un sistema de rejilla robusto y componentes como la navegación y los formularios, sin perder la identidad visual de EcuCloud.</w:t>
+        <w:t xml:space="preserve">Aplicar Bootstrap 5 junto con clases personalizadas me dio un sistema de rejilla robusto y componentes como la navegación y los formularios, sin perder la identidad visual de </w:t>
+      </w:r>
+      <w:proofErr w:type="spellStart"/>
+      <w:r>
+        <w:t>EcuCloud</w:t>
+      </w:r>
+      <w:proofErr w:type="spellEnd"/>
+      <w:r>
+        <w:t>.</w:t>
       </w:r>
     </w:p>
     <w:p>
@@ -30195,7 +33886,15 @@
         </w:numPr>
       </w:pPr>
       <w:r>
-        <w:t>El diseño responsive con breakpoints en 768 y 992 píxeles asegura que la información se reorganice bien en móviles, tabletas y computadoras.</w:t>
+        <w:t xml:space="preserve">El diseño responsive con </w:t>
+      </w:r>
+      <w:proofErr w:type="spellStart"/>
+      <w:r>
+        <w:t>breakpoints</w:t>
+      </w:r>
+      <w:proofErr w:type="spellEnd"/>
+      <w:r>
+        <w:t xml:space="preserve"> en 768 y 992 píxeles asegura que la información se reorganice bien en móviles, tabletas y computadoras.</w:t>
       </w:r>
     </w:p>
     <w:p>
@@ -30207,7 +33906,23 @@
         </w:numPr>
       </w:pPr>
       <w:r>
-        <w:t>La metodología mobile first me hizo priorizar el contenido esencial desde pantallas pequeñas e ir añadiendo mejoras progresivas en pantallas más grandes, logrando una experiencia de usuario consistente.</w:t>
+        <w:t xml:space="preserve">La metodología </w:t>
+      </w:r>
+      <w:proofErr w:type="spellStart"/>
+      <w:r>
+        <w:t>mobile</w:t>
+      </w:r>
+      <w:proofErr w:type="spellEnd"/>
+      <w:r>
+        <w:t xml:space="preserve"> </w:t>
+      </w:r>
+      <w:proofErr w:type="spellStart"/>
+      <w:r>
+        <w:t>first</w:t>
+      </w:r>
+      <w:proofErr w:type="spellEnd"/>
+      <w:r>
+        <w:t xml:space="preserve"> me hizo priorizar el contenido esencial desde pantallas pequeñas e ir añadiendo mejoras progresivas en pantallas más grandes, logrando una experiencia de usuario consistente.</w:t>
       </w:r>
     </w:p>
     <w:p>
@@ -30234,9 +33949,17 @@
     </w:p>
     <w:p>
       <w:r>
-        <w:t xml:space="preserve">Bootstrap. (2024). Bootstrap 5.3 Documentation. </w:t>
-      </w:r>
-      <w:hyperlink r:id="rId22" w:history="1">
+        <w:t xml:space="preserve">Bootstrap. (2024). Bootstrap 5.3 </w:t>
+      </w:r>
+      <w:proofErr w:type="spellStart"/>
+      <w:r>
+        <w:t>Documentation</w:t>
+      </w:r>
+      <w:proofErr w:type="spellEnd"/>
+      <w:r>
+        <w:t xml:space="preserve">. </w:t>
+      </w:r>
+      <w:hyperlink r:id="rId23" w:history="1">
         <w:r>
           <w:rPr>
             <w:rStyle w:val="Hipervnculo"/>
@@ -30250,9 +33973,33 @@
     </w:p>
     <w:p>
       <w:r>
-        <w:t xml:space="preserve">Bootstrap Icons. (2024). Bootstrap Icons 1.11 Documentation. </w:t>
-      </w:r>
-      <w:hyperlink r:id="rId23" w:history="1">
+        <w:t xml:space="preserve">Bootstrap </w:t>
+      </w:r>
+      <w:proofErr w:type="spellStart"/>
+      <w:r>
+        <w:t>Icons</w:t>
+      </w:r>
+      <w:proofErr w:type="spellEnd"/>
+      <w:r>
+        <w:t xml:space="preserve">. (2024). Bootstrap </w:t>
+      </w:r>
+      <w:proofErr w:type="spellStart"/>
+      <w:r>
+        <w:t>Icons</w:t>
+      </w:r>
+      <w:proofErr w:type="spellEnd"/>
+      <w:r>
+        <w:t xml:space="preserve"> 1.11 </w:t>
+      </w:r>
+      <w:proofErr w:type="spellStart"/>
+      <w:r>
+        <w:t>Documentation</w:t>
+      </w:r>
+      <w:proofErr w:type="spellEnd"/>
+      <w:r>
+        <w:t xml:space="preserve">. </w:t>
+      </w:r>
+      <w:hyperlink r:id="rId24" w:history="1">
         <w:r>
           <w:rPr>
             <w:rStyle w:val="Hipervnculo"/>
